--- a/Project_Summary.docx
+++ b/Project_Summary.docx
@@ -3010,8 +3010,6 @@
       <w:r>
         <w:t>ANALYZE documents;</w:t>
       </w:r>
-      <w:bookmarkStart w:id="0" w:name="_GoBack"/>
-      <w:bookmarkEnd w:id="0"/>
     </w:p>
     <w:p>
       <w:pPr>
@@ -3903,6 +3901,202 @@
           </w14:textOutline>
         </w:rPr>
       </w:pPr>
+    </w:p>
+    <w:p>
+      <w:pPr>
+        <w:pStyle w:val="NoSpacing"/>
+        <w:rPr>
+          <w:color w:val="000000" w:themeColor="text1"/>
+          <w:sz w:val="20"/>
+          <w:szCs w:val="20"/>
+          <w14:shadow w14:blurRad="38100" w14:dist="19050" w14:dir="2700000" w14:sx="100000" w14:sy="100000" w14:kx="0" w14:ky="0" w14:algn="tl">
+            <w14:schemeClr w14:val="dk1">
+              <w14:alpha w14:val="60000"/>
+            </w14:schemeClr>
+          </w14:shadow>
+          <w14:textOutline w14:w="0" w14:cap="flat" w14:cmpd="sng" w14:algn="ctr">
+            <w14:noFill/>
+            <w14:prstDash w14:val="solid"/>
+            <w14:round/>
+          </w14:textOutline>
+        </w:rPr>
+      </w:pPr>
+    </w:p>
+    <w:p>
+      <w:pPr>
+        <w:pStyle w:val="NoSpacing"/>
+      </w:pPr>
+    </w:p>
+    <w:p>
+      <w:pPr>
+        <w:pStyle w:val="NoSpacing"/>
+      </w:pPr>
+    </w:p>
+    <w:p>
+      <w:pPr>
+        <w:pStyle w:val="NoSpacing"/>
+      </w:pPr>
+    </w:p>
+    <w:p>
+      <w:pPr>
+        <w:pStyle w:val="NoSpacing"/>
+      </w:pPr>
+    </w:p>
+    <w:p>
+      <w:pPr>
+        <w:pStyle w:val="NoSpacing"/>
+      </w:pPr>
+    </w:p>
+    <w:p>
+      <w:pPr>
+        <w:pStyle w:val="NoSpacing"/>
+      </w:pPr>
+    </w:p>
+    <w:p>
+      <w:pPr>
+        <w:pStyle w:val="NoSpacing"/>
+      </w:pPr>
+    </w:p>
+    <w:p>
+      <w:pPr>
+        <w:pStyle w:val="NoSpacing"/>
+        <w:rPr>
+          <w:b/>
+        </w:rPr>
+      </w:pPr>
+      <w:r>
+        <w:rPr>
+          <w:b/>
+        </w:rPr>
+        <w:lastRenderedPageBreak/>
+        <w:t xml:space="preserve">What </w:t>
+      </w:r>
+      <w:r>
+        <w:rPr>
+          <w:rStyle w:val="Emphasis"/>
+          <w:b/>
+        </w:rPr>
+        <w:t>you</w:t>
+      </w:r>
+      <w:r>
+        <w:rPr>
+          <w:b/>
+        </w:rPr>
+        <w:t xml:space="preserve"> should implement (honest answer)</w:t>
+      </w:r>
+    </w:p>
+    <w:p>
+      <w:pPr>
+        <w:pStyle w:val="NoSpacing"/>
+      </w:pPr>
+      <w:r>
+        <w:t>For your project stage, the smartest path is:</w:t>
+      </w:r>
+    </w:p>
+    <w:p>
+      <w:pPr>
+        <w:pStyle w:val="NoSpacing"/>
+      </w:pPr>
+      <w:r>
+        <w:t>1️</w:t>
+      </w:r>
+      <w:r>
+        <w:rPr>
+          <w:rFonts w:ascii="Tahoma" w:hAnsi="Tahoma" w:cs="Tahoma"/>
+        </w:rPr>
+        <w:t>⃣</w:t>
+      </w:r>
+      <w:r>
+        <w:t xml:space="preserve"> Conversation memory</w:t>
+      </w:r>
+    </w:p>
+    <w:p>
+      <w:pPr>
+        <w:pStyle w:val="NoSpacing"/>
+      </w:pPr>
+      <w:r>
+        <w:t xml:space="preserve">Makes the </w:t>
+      </w:r>
+      <w:proofErr w:type="spellStart"/>
+      <w:r>
+        <w:t>chatbot</w:t>
+      </w:r>
+      <w:proofErr w:type="spellEnd"/>
+      <w:r>
+        <w:t xml:space="preserve"> feel intelligent.</w:t>
+      </w:r>
+    </w:p>
+    <w:p>
+      <w:pPr>
+        <w:pStyle w:val="NoSpacing"/>
+      </w:pPr>
+      <w:r>
+        <w:t>2️</w:t>
+      </w:r>
+      <w:r>
+        <w:rPr>
+          <w:rFonts w:ascii="Tahoma" w:hAnsi="Tahoma" w:cs="Tahoma"/>
+        </w:rPr>
+        <w:t>⃣</w:t>
+      </w:r>
+      <w:r>
+        <w:t xml:space="preserve"> Streaming responses</w:t>
+      </w:r>
+    </w:p>
+    <w:p>
+      <w:pPr>
+        <w:pStyle w:val="NoSpacing"/>
+      </w:pPr>
+      <w:r>
+        <w:t>Huge UX improvement.</w:t>
+      </w:r>
+    </w:p>
+    <w:p>
+      <w:pPr>
+        <w:pStyle w:val="NoSpacing"/>
+      </w:pPr>
+      <w:r>
+        <w:t>3️</w:t>
+      </w:r>
+      <w:r>
+        <w:rPr>
+          <w:rFonts w:ascii="Tahoma" w:hAnsi="Tahoma" w:cs="Tahoma"/>
+        </w:rPr>
+        <w:t>⃣</w:t>
+      </w:r>
+      <w:r>
+        <w:t xml:space="preserve"> Metadata filtering</w:t>
+      </w:r>
+    </w:p>
+    <w:p>
+      <w:pPr>
+        <w:pStyle w:val="NoSpacing"/>
+      </w:pPr>
+      <w:r>
+        <w:t>Improves retrieval quality.</w:t>
+      </w:r>
+    </w:p>
+    <w:p>
+      <w:pPr>
+        <w:pStyle w:val="NoSpacing"/>
+        <w:rPr>
+          <w:color w:val="000000" w:themeColor="text1"/>
+          <w:sz w:val="20"/>
+          <w:szCs w:val="20"/>
+          <w14:shadow w14:blurRad="38100" w14:dist="19050" w14:dir="2700000" w14:sx="100000" w14:sy="100000" w14:kx="0" w14:ky="0" w14:algn="tl">
+            <w14:schemeClr w14:val="dk1">
+              <w14:alpha w14:val="60000"/>
+            </w14:schemeClr>
+          </w14:shadow>
+          <w14:textOutline w14:w="0" w14:cap="flat" w14:cmpd="sng" w14:algn="ctr">
+            <w14:noFill/>
+            <w14:prstDash w14:val="solid"/>
+            <w14:round/>
+          </w14:textOutline>
+        </w:rPr>
+      </w:pPr>
+      <w:bookmarkStart w:id="0" w:name="_GoBack"/>
+      <w:bookmarkEnd w:id="0"/>
     </w:p>
     <w:sectPr>
       <w:pgSz w:w="12240" w:h="15840"/>
@@ -5217,6 +5411,17 @@
       <w:bCs/>
     </w:rPr>
   </w:style>
+  <w:style w:type="character" w:styleId="Emphasis">
+    <w:name w:val="Emphasis"/>
+    <w:basedOn w:val="DefaultParagraphFont"/>
+    <w:uiPriority w:val="20"/>
+    <w:qFormat/>
+    <w:rsid w:val="004D3E7A"/>
+    <w:rPr>
+      <w:i/>
+      <w:iCs/>
+    </w:rPr>
+  </w:style>
 </w:styles>
 </file>
 

--- a/Project_Summary.docx
+++ b/Project_Summary.docx
@@ -702,13 +702,8 @@
       <w:pPr>
         <w:pStyle w:val="NoSpacing"/>
       </w:pPr>
-      <w:proofErr w:type="spellStart"/>
-      <w:r>
-        <w:t>FastAPI</w:t>
-      </w:r>
-      <w:proofErr w:type="spellEnd"/>
-      <w:r>
-        <w:t xml:space="preserve"> routes</w:t>
+      <w:r>
+        <w:t>FastAPI routes</w:t>
       </w:r>
     </w:p>
     <w:p>
@@ -1717,6 +1712,25 @@
       <w:proofErr w:type="spellEnd"/>
     </w:p>
     <w:p/>
+    <w:p>
+      <w:proofErr w:type="spellStart"/>
+      <w:r>
+        <w:t>Accout</w:t>
+      </w:r>
+      <w:proofErr w:type="spellEnd"/>
+      <w:r>
+        <w:t xml:space="preserve"> -2 login= </w:t>
+      </w:r>
+      <w:proofErr w:type="spellStart"/>
+      <w:r>
+        <w:t>aliza</w:t>
+      </w:r>
+      <w:proofErr w:type="spellEnd"/>
+      <w:r>
+        <w:t xml:space="preserve">     password=123456    </w:t>
+      </w:r>
+    </w:p>
+    <w:p/>
     <w:p/>
     <w:p>
       <w:pPr>
@@ -2841,6 +2855,7 @@
           <w:sz w:val="20"/>
           <w:szCs w:val="20"/>
         </w:rPr>
+        <w:lastRenderedPageBreak/>
         <w:t>chunk_id</w:t>
       </w:r>
       <w:proofErr w:type="spellEnd"/>
@@ -2876,7 +2891,6 @@
           <w:sz w:val="20"/>
           <w:szCs w:val="20"/>
         </w:rPr>
-        <w:lastRenderedPageBreak/>
         <w:t>embedding vector(384)</w:t>
       </w:r>
       <w:r>
@@ -3292,6 +3306,7 @@
           <w:sz w:val="32"/>
           <w:szCs w:val="32"/>
         </w:rPr>
+        <w:lastRenderedPageBreak/>
         <w:t>Login Database logic</w:t>
       </w:r>
     </w:p>
@@ -3334,7 +3349,6 @@
         <w:rPr>
           <w:highlight w:val="yellow"/>
         </w:rPr>
-        <w:lastRenderedPageBreak/>
         <w:t xml:space="preserve">JWT contains </w:t>
       </w:r>
       <w:proofErr w:type="spellStart"/>
@@ -3968,7 +3982,6 @@
         <w:rPr>
           <w:b/>
         </w:rPr>
-        <w:lastRenderedPageBreak/>
         <w:t xml:space="preserve">What </w:t>
       </w:r>
       <w:r>
@@ -4095,8 +4108,6714 @@
           </w14:textOutline>
         </w:rPr>
       </w:pPr>
+    </w:p>
+    <w:p>
+      <w:pPr>
+        <w:pStyle w:val="NoSpacing"/>
+        <w:rPr>
+          <w:color w:val="000000" w:themeColor="text1"/>
+          <w:sz w:val="20"/>
+          <w:szCs w:val="20"/>
+          <w14:shadow w14:blurRad="38100" w14:dist="19050" w14:dir="2700000" w14:sx="100000" w14:sy="100000" w14:kx="0" w14:ky="0" w14:algn="tl">
+            <w14:schemeClr w14:val="dk1">
+              <w14:alpha w14:val="60000"/>
+            </w14:schemeClr>
+          </w14:shadow>
+          <w14:textOutline w14:w="0" w14:cap="flat" w14:cmpd="sng" w14:algn="ctr">
+            <w14:noFill/>
+            <w14:prstDash w14:val="solid"/>
+            <w14:round/>
+          </w14:textOutline>
+        </w:rPr>
+      </w:pPr>
+    </w:p>
+    <w:p>
+      <w:pPr>
+        <w:pStyle w:val="NoSpacing"/>
+        <w:rPr>
+          <w:color w:val="000000" w:themeColor="text1"/>
+          <w:sz w:val="20"/>
+          <w:szCs w:val="20"/>
+          <w14:shadow w14:blurRad="38100" w14:dist="19050" w14:dir="2700000" w14:sx="100000" w14:sy="100000" w14:kx="0" w14:ky="0" w14:algn="tl">
+            <w14:schemeClr w14:val="dk1">
+              <w14:alpha w14:val="60000"/>
+            </w14:schemeClr>
+          </w14:shadow>
+          <w14:textOutline w14:w="0" w14:cap="flat" w14:cmpd="sng" w14:algn="ctr">
+            <w14:noFill/>
+            <w14:prstDash w14:val="solid"/>
+            <w14:round/>
+          </w14:textOutline>
+        </w:rPr>
+      </w:pPr>
+      <w:r>
+        <w:rPr>
+          <w:color w:val="000000" w:themeColor="text1"/>
+          <w:sz w:val="20"/>
+          <w:szCs w:val="20"/>
+          <w14:shadow w14:blurRad="38100" w14:dist="19050" w14:dir="2700000" w14:sx="100000" w14:sy="100000" w14:kx="0" w14:ky="0" w14:algn="tl">
+            <w14:schemeClr w14:val="dk1">
+              <w14:alpha w14:val="60000"/>
+            </w14:schemeClr>
+          </w14:shadow>
+          <w14:textOutline w14:w="0" w14:cap="flat" w14:cmpd="sng" w14:algn="ctr">
+            <w14:noFill/>
+            <w14:prstDash w14:val="solid"/>
+            <w14:round/>
+          </w14:textOutline>
+        </w:rPr>
+        <w:t xml:space="preserve">Check this problem in auth.py </w:t>
+      </w:r>
+      <w:r>
+        <w:rPr>
+          <w:color w:val="000000" w:themeColor="text1"/>
+          <w:sz w:val="20"/>
+          <w:szCs w:val="20"/>
+          <w14:shadow w14:blurRad="38100" w14:dist="19050" w14:dir="2700000" w14:sx="100000" w14:sy="100000" w14:kx="0" w14:ky="0" w14:algn="tl">
+            <w14:schemeClr w14:val="dk1">
+              <w14:alpha w14:val="60000"/>
+            </w14:schemeClr>
+          </w14:shadow>
+          <w14:textOutline w14:w="0" w14:cap="flat" w14:cmpd="sng" w14:algn="ctr">
+            <w14:noFill/>
+            <w14:prstDash w14:val="solid"/>
+            <w14:round/>
+          </w14:textOutline>
+        </w:rPr>
+        <w:br/>
+      </w:r>
+    </w:p>
+    <w:p>
+      <w:pPr>
+        <w:shd w:val="clear" w:color="auto" w:fill="121314"/>
+        <w:spacing w:after="0" w:line="285" w:lineRule="atLeast"/>
+        <w:rPr>
+          <w:rFonts w:ascii="Consolas" w:eastAsia="Times New Roman" w:hAnsi="Consolas" w:cs="Times New Roman"/>
+          <w:color w:val="BBBEBF"/>
+          <w:sz w:val="21"/>
+          <w:szCs w:val="21"/>
+        </w:rPr>
+      </w:pPr>
+      <w:r>
+        <w:rPr>
+          <w:rFonts w:ascii="Consolas" w:eastAsia="Times New Roman" w:hAnsi="Consolas" w:cs="Times New Roman"/>
+          <w:color w:val="D2A8FF"/>
+          <w:sz w:val="21"/>
+          <w:szCs w:val="21"/>
+        </w:rPr>
+        <w:t>@</w:t>
+      </w:r>
+      <w:proofErr w:type="spellStart"/>
+      <w:r>
+        <w:rPr>
+          <w:rFonts w:ascii="Consolas" w:eastAsia="Times New Roman" w:hAnsi="Consolas" w:cs="Times New Roman"/>
+          <w:color w:val="D2A8FF"/>
+          <w:sz w:val="21"/>
+          <w:szCs w:val="21"/>
+        </w:rPr>
+        <w:t>router.get</w:t>
+      </w:r>
+      <w:proofErr w:type="spellEnd"/>
+      <w:r>
+        <w:rPr>
+          <w:rFonts w:ascii="Consolas" w:eastAsia="Times New Roman" w:hAnsi="Consolas" w:cs="Times New Roman"/>
+          <w:color w:val="BBBEBF"/>
+          <w:sz w:val="21"/>
+          <w:szCs w:val="21"/>
+        </w:rPr>
+        <w:t>(</w:t>
+      </w:r>
+      <w:r>
+        <w:rPr>
+          <w:rFonts w:ascii="Consolas" w:eastAsia="Times New Roman" w:hAnsi="Consolas" w:cs="Times New Roman"/>
+          <w:color w:val="A5D6FF"/>
+          <w:sz w:val="21"/>
+          <w:szCs w:val="21"/>
+        </w:rPr>
+        <w:t>"/</w:t>
+      </w:r>
+      <w:proofErr w:type="spellStart"/>
+      <w:r>
+        <w:rPr>
+          <w:rFonts w:ascii="Consolas" w:eastAsia="Times New Roman" w:hAnsi="Consolas" w:cs="Times New Roman"/>
+          <w:color w:val="A5D6FF"/>
+          <w:sz w:val="21"/>
+          <w:szCs w:val="21"/>
+        </w:rPr>
+        <w:t>verify_token</w:t>
+      </w:r>
+      <w:proofErr w:type="spellEnd"/>
+      <w:r>
+        <w:rPr>
+          <w:rFonts w:ascii="Consolas" w:eastAsia="Times New Roman" w:hAnsi="Consolas" w:cs="Times New Roman"/>
+          <w:color w:val="A5D6FF"/>
+          <w:sz w:val="21"/>
+          <w:szCs w:val="21"/>
+        </w:rPr>
+        <w:t>"</w:t>
+      </w:r>
+      <w:r>
+        <w:rPr>
+          <w:rFonts w:ascii="Consolas" w:eastAsia="Times New Roman" w:hAnsi="Consolas" w:cs="Times New Roman"/>
+          <w:color w:val="BBBEBF"/>
+          <w:sz w:val="21"/>
+          <w:szCs w:val="21"/>
+        </w:rPr>
+        <w:t>)</w:t>
+      </w:r>
+    </w:p>
+    <w:p>
+      <w:pPr>
+        <w:shd w:val="clear" w:color="auto" w:fill="121314"/>
+        <w:spacing w:after="0" w:line="285" w:lineRule="atLeast"/>
+        <w:rPr>
+          <w:rFonts w:ascii="Consolas" w:eastAsia="Times New Roman" w:hAnsi="Consolas" w:cs="Times New Roman"/>
+          <w:color w:val="BBBEBF"/>
+          <w:sz w:val="21"/>
+          <w:szCs w:val="21"/>
+        </w:rPr>
+      </w:pPr>
+      <w:proofErr w:type="spellStart"/>
+      <w:r>
+        <w:rPr>
+          <w:rFonts w:ascii="Consolas" w:eastAsia="Times New Roman" w:hAnsi="Consolas" w:cs="Times New Roman"/>
+          <w:color w:val="FF7B72"/>
+          <w:sz w:val="21"/>
+          <w:szCs w:val="21"/>
+        </w:rPr>
+        <w:t>def</w:t>
+      </w:r>
+      <w:proofErr w:type="spellEnd"/>
+      <w:r>
+        <w:rPr>
+          <w:rFonts w:ascii="Consolas" w:eastAsia="Times New Roman" w:hAnsi="Consolas" w:cs="Times New Roman"/>
+          <w:color w:val="BBBEBF"/>
+          <w:sz w:val="21"/>
+          <w:szCs w:val="21"/>
+        </w:rPr>
+        <w:t xml:space="preserve"> </w:t>
+      </w:r>
+      <w:proofErr w:type="spellStart"/>
+      <w:r>
+        <w:rPr>
+          <w:rFonts w:ascii="Consolas" w:eastAsia="Times New Roman" w:hAnsi="Consolas" w:cs="Times New Roman"/>
+          <w:color w:val="D2A8FF"/>
+          <w:sz w:val="21"/>
+          <w:szCs w:val="21"/>
+        </w:rPr>
+        <w:t>verify_</w:t>
+      </w:r>
+      <w:proofErr w:type="gramStart"/>
+      <w:r>
+        <w:rPr>
+          <w:rFonts w:ascii="Consolas" w:eastAsia="Times New Roman" w:hAnsi="Consolas" w:cs="Times New Roman"/>
+          <w:color w:val="D2A8FF"/>
+          <w:sz w:val="21"/>
+          <w:szCs w:val="21"/>
+        </w:rPr>
+        <w:t>token</w:t>
+      </w:r>
+      <w:proofErr w:type="spellEnd"/>
+      <w:r>
+        <w:rPr>
+          <w:rFonts w:ascii="Consolas" w:eastAsia="Times New Roman" w:hAnsi="Consolas" w:cs="Times New Roman"/>
+          <w:color w:val="BBBEBF"/>
+          <w:sz w:val="21"/>
+          <w:szCs w:val="21"/>
+        </w:rPr>
+        <w:t>(</w:t>
+      </w:r>
+      <w:proofErr w:type="gramEnd"/>
+      <w:r>
+        <w:rPr>
+          <w:rFonts w:ascii="Consolas" w:eastAsia="Times New Roman" w:hAnsi="Consolas" w:cs="Times New Roman"/>
+          <w:color w:val="C9D1D9"/>
+          <w:sz w:val="21"/>
+          <w:szCs w:val="21"/>
+        </w:rPr>
+        <w:t>user</w:t>
+      </w:r>
+      <w:r>
+        <w:rPr>
+          <w:rFonts w:ascii="Consolas" w:eastAsia="Times New Roman" w:hAnsi="Consolas" w:cs="Times New Roman"/>
+          <w:color w:val="BBBEBF"/>
+          <w:sz w:val="21"/>
+          <w:szCs w:val="21"/>
+        </w:rPr>
+        <w:t xml:space="preserve">: </w:t>
+      </w:r>
+      <w:proofErr w:type="spellStart"/>
+      <w:r>
+        <w:rPr>
+          <w:rFonts w:ascii="Consolas" w:eastAsia="Times New Roman" w:hAnsi="Consolas" w:cs="Times New Roman"/>
+          <w:color w:val="4EC9B0"/>
+          <w:sz w:val="21"/>
+          <w:szCs w:val="21"/>
+        </w:rPr>
+        <w:t>str</w:t>
+      </w:r>
+      <w:proofErr w:type="spellEnd"/>
+      <w:r>
+        <w:rPr>
+          <w:rFonts w:ascii="Consolas" w:eastAsia="Times New Roman" w:hAnsi="Consolas" w:cs="Times New Roman"/>
+          <w:color w:val="BBBEBF"/>
+          <w:sz w:val="21"/>
+          <w:szCs w:val="21"/>
+        </w:rPr>
+        <w:t xml:space="preserve"> </w:t>
+      </w:r>
+      <w:r>
+        <w:rPr>
+          <w:rFonts w:ascii="Consolas" w:eastAsia="Times New Roman" w:hAnsi="Consolas" w:cs="Times New Roman"/>
+          <w:color w:val="D4D4D4"/>
+          <w:sz w:val="21"/>
+          <w:szCs w:val="21"/>
+        </w:rPr>
+        <w:t>=</w:t>
+      </w:r>
+      <w:r>
+        <w:rPr>
+          <w:rFonts w:ascii="Consolas" w:eastAsia="Times New Roman" w:hAnsi="Consolas" w:cs="Times New Roman"/>
+          <w:color w:val="BBBEBF"/>
+          <w:sz w:val="21"/>
+          <w:szCs w:val="21"/>
+        </w:rPr>
+        <w:t xml:space="preserve"> Depends(</w:t>
+      </w:r>
+      <w:proofErr w:type="spellStart"/>
+      <w:r>
+        <w:rPr>
+          <w:rFonts w:ascii="Consolas" w:eastAsia="Times New Roman" w:hAnsi="Consolas" w:cs="Times New Roman"/>
+          <w:color w:val="BBBEBF"/>
+          <w:sz w:val="21"/>
+          <w:szCs w:val="21"/>
+        </w:rPr>
+        <w:t>verify_access_token</w:t>
+      </w:r>
+      <w:proofErr w:type="spellEnd"/>
+      <w:r>
+        <w:rPr>
+          <w:rFonts w:ascii="Consolas" w:eastAsia="Times New Roman" w:hAnsi="Consolas" w:cs="Times New Roman"/>
+          <w:color w:val="BBBEBF"/>
+          <w:sz w:val="21"/>
+          <w:szCs w:val="21"/>
+        </w:rPr>
+        <w:t>)):</w:t>
+      </w:r>
+    </w:p>
+    <w:p>
+      <w:pPr>
+        <w:shd w:val="clear" w:color="auto" w:fill="121314"/>
+        <w:spacing w:after="0" w:line="285" w:lineRule="atLeast"/>
+        <w:rPr>
+          <w:rFonts w:ascii="Consolas" w:eastAsia="Times New Roman" w:hAnsi="Consolas" w:cs="Times New Roman"/>
+          <w:color w:val="BBBEBF"/>
+          <w:sz w:val="21"/>
+          <w:szCs w:val="21"/>
+        </w:rPr>
+      </w:pPr>
+      <w:r>
+        <w:rPr>
+          <w:rFonts w:ascii="Consolas" w:eastAsia="Times New Roman" w:hAnsi="Consolas" w:cs="Times New Roman"/>
+          <w:color w:val="BBBEBF"/>
+          <w:sz w:val="21"/>
+          <w:szCs w:val="21"/>
+        </w:rPr>
+        <w:t xml:space="preserve">    </w:t>
+      </w:r>
+      <w:r>
+        <w:rPr>
+          <w:rFonts w:ascii="Consolas" w:eastAsia="Times New Roman" w:hAnsi="Consolas" w:cs="Times New Roman"/>
+          <w:color w:val="C586C0"/>
+          <w:sz w:val="21"/>
+          <w:szCs w:val="21"/>
+        </w:rPr>
+        <w:t>return</w:t>
+      </w:r>
+      <w:r>
+        <w:rPr>
+          <w:rFonts w:ascii="Consolas" w:eastAsia="Times New Roman" w:hAnsi="Consolas" w:cs="Times New Roman"/>
+          <w:color w:val="BBBEBF"/>
+          <w:sz w:val="21"/>
+          <w:szCs w:val="21"/>
+        </w:rPr>
+        <w:t xml:space="preserve"> {</w:t>
+      </w:r>
+    </w:p>
+    <w:p>
+      <w:pPr>
+        <w:shd w:val="clear" w:color="auto" w:fill="121314"/>
+        <w:spacing w:after="0" w:line="285" w:lineRule="atLeast"/>
+        <w:rPr>
+          <w:rFonts w:ascii="Consolas" w:eastAsia="Times New Roman" w:hAnsi="Consolas" w:cs="Times New Roman"/>
+          <w:color w:val="BBBEBF"/>
+          <w:sz w:val="21"/>
+          <w:szCs w:val="21"/>
+        </w:rPr>
+      </w:pPr>
+      <w:r>
+        <w:rPr>
+          <w:rFonts w:ascii="Consolas" w:eastAsia="Times New Roman" w:hAnsi="Consolas" w:cs="Times New Roman"/>
+          <w:color w:val="BBBEBF"/>
+          <w:sz w:val="21"/>
+          <w:szCs w:val="21"/>
+        </w:rPr>
+        <w:t xml:space="preserve">        </w:t>
+      </w:r>
+      <w:r>
+        <w:rPr>
+          <w:rFonts w:ascii="Consolas" w:eastAsia="Times New Roman" w:hAnsi="Consolas" w:cs="Times New Roman"/>
+          <w:color w:val="A5D6FF"/>
+          <w:sz w:val="21"/>
+          <w:szCs w:val="21"/>
+        </w:rPr>
+        <w:t>"valid"</w:t>
+      </w:r>
+      <w:r>
+        <w:rPr>
+          <w:rFonts w:ascii="Consolas" w:eastAsia="Times New Roman" w:hAnsi="Consolas" w:cs="Times New Roman"/>
+          <w:color w:val="BBBEBF"/>
+          <w:sz w:val="21"/>
+          <w:szCs w:val="21"/>
+        </w:rPr>
+        <w:t xml:space="preserve">: </w:t>
+      </w:r>
+      <w:r>
+        <w:rPr>
+          <w:rFonts w:ascii="Consolas" w:eastAsia="Times New Roman" w:hAnsi="Consolas" w:cs="Times New Roman"/>
+          <w:color w:val="569CD6"/>
+          <w:sz w:val="21"/>
+          <w:szCs w:val="21"/>
+        </w:rPr>
+        <w:t>True</w:t>
+      </w:r>
+      <w:r>
+        <w:rPr>
+          <w:rFonts w:ascii="Consolas" w:eastAsia="Times New Roman" w:hAnsi="Consolas" w:cs="Times New Roman"/>
+          <w:color w:val="BBBEBF"/>
+          <w:sz w:val="21"/>
+          <w:szCs w:val="21"/>
+        </w:rPr>
+        <w:t>,</w:t>
+      </w:r>
+    </w:p>
+    <w:p>
+      <w:pPr>
+        <w:shd w:val="clear" w:color="auto" w:fill="121314"/>
+        <w:spacing w:after="0" w:line="285" w:lineRule="atLeast"/>
+        <w:rPr>
+          <w:rFonts w:ascii="Consolas" w:eastAsia="Times New Roman" w:hAnsi="Consolas" w:cs="Times New Roman"/>
+          <w:color w:val="BBBEBF"/>
+          <w:sz w:val="21"/>
+          <w:szCs w:val="21"/>
+        </w:rPr>
+      </w:pPr>
+      <w:r>
+        <w:rPr>
+          <w:rFonts w:ascii="Consolas" w:eastAsia="Times New Roman" w:hAnsi="Consolas" w:cs="Times New Roman"/>
+          <w:color w:val="BBBEBF"/>
+          <w:sz w:val="21"/>
+          <w:szCs w:val="21"/>
+        </w:rPr>
+        <w:t xml:space="preserve">        </w:t>
+      </w:r>
+      <w:r>
+        <w:rPr>
+          <w:rFonts w:ascii="Consolas" w:eastAsia="Times New Roman" w:hAnsi="Consolas" w:cs="Times New Roman"/>
+          <w:color w:val="A5D6FF"/>
+          <w:sz w:val="21"/>
+          <w:szCs w:val="21"/>
+        </w:rPr>
+        <w:t>"</w:t>
+      </w:r>
+      <w:proofErr w:type="spellStart"/>
+      <w:r>
+        <w:rPr>
+          <w:rFonts w:ascii="Consolas" w:eastAsia="Times New Roman" w:hAnsi="Consolas" w:cs="Times New Roman"/>
+          <w:color w:val="A5D6FF"/>
+          <w:sz w:val="21"/>
+          <w:szCs w:val="21"/>
+        </w:rPr>
+        <w:t>user_id</w:t>
+      </w:r>
+      <w:proofErr w:type="spellEnd"/>
+      <w:r>
+        <w:rPr>
+          <w:rFonts w:ascii="Consolas" w:eastAsia="Times New Roman" w:hAnsi="Consolas" w:cs="Times New Roman"/>
+          <w:color w:val="A5D6FF"/>
+          <w:sz w:val="21"/>
+          <w:szCs w:val="21"/>
+        </w:rPr>
+        <w:t>"</w:t>
+      </w:r>
+      <w:r>
+        <w:rPr>
+          <w:rFonts w:ascii="Consolas" w:eastAsia="Times New Roman" w:hAnsi="Consolas" w:cs="Times New Roman"/>
+          <w:color w:val="BBBEBF"/>
+          <w:sz w:val="21"/>
+          <w:szCs w:val="21"/>
+        </w:rPr>
+        <w:t>: user</w:t>
+      </w:r>
+    </w:p>
+    <w:p>
+      <w:pPr>
+        <w:shd w:val="clear" w:color="auto" w:fill="121314"/>
+        <w:spacing w:after="0" w:line="285" w:lineRule="atLeast"/>
+        <w:rPr>
+          <w:rFonts w:ascii="Consolas" w:eastAsia="Times New Roman" w:hAnsi="Consolas" w:cs="Times New Roman"/>
+          <w:color w:val="BBBEBF"/>
+          <w:sz w:val="21"/>
+          <w:szCs w:val="21"/>
+        </w:rPr>
+      </w:pPr>
+      <w:r>
+        <w:rPr>
+          <w:rFonts w:ascii="Consolas" w:eastAsia="Times New Roman" w:hAnsi="Consolas" w:cs="Times New Roman"/>
+          <w:color w:val="BBBEBF"/>
+          <w:sz w:val="21"/>
+          <w:szCs w:val="21"/>
+        </w:rPr>
+        <w:t>    }</w:t>
+      </w:r>
+    </w:p>
+    <w:p>
+      <w:pPr>
+        <w:pStyle w:val="NoSpacing"/>
+        <w:rPr>
+          <w:color w:val="000000" w:themeColor="text1"/>
+          <w:sz w:val="20"/>
+          <w:szCs w:val="20"/>
+          <w14:shadow w14:blurRad="38100" w14:dist="19050" w14:dir="2700000" w14:sx="100000" w14:sy="100000" w14:kx="0" w14:ky="0" w14:algn="tl">
+            <w14:schemeClr w14:val="dk1">
+              <w14:alpha w14:val="60000"/>
+            </w14:schemeClr>
+          </w14:shadow>
+          <w14:textOutline w14:w="0" w14:cap="flat" w14:cmpd="sng" w14:algn="ctr">
+            <w14:noFill/>
+            <w14:prstDash w14:val="solid"/>
+            <w14:round/>
+          </w14:textOutline>
+        </w:rPr>
+      </w:pPr>
+    </w:p>
+    <w:p>
+      <w:pPr>
+        <w:pStyle w:val="NoSpacing"/>
+        <w:rPr>
+          <w:color w:val="000000" w:themeColor="text1"/>
+          <w:sz w:val="20"/>
+          <w:szCs w:val="20"/>
+          <w14:shadow w14:blurRad="38100" w14:dist="19050" w14:dir="2700000" w14:sx="100000" w14:sy="100000" w14:kx="0" w14:ky="0" w14:algn="tl">
+            <w14:schemeClr w14:val="dk1">
+              <w14:alpha w14:val="60000"/>
+            </w14:schemeClr>
+          </w14:shadow>
+          <w14:textOutline w14:w="0" w14:cap="flat" w14:cmpd="sng" w14:algn="ctr">
+            <w14:noFill/>
+            <w14:prstDash w14:val="solid"/>
+            <w14:round/>
+          </w14:textOutline>
+        </w:rPr>
+      </w:pPr>
+      <w:r>
+        <w:rPr>
+          <w:color w:val="000000" w:themeColor="text1"/>
+          <w:sz w:val="20"/>
+          <w:szCs w:val="20"/>
+          <w14:shadow w14:blurRad="38100" w14:dist="19050" w14:dir="2700000" w14:sx="100000" w14:sy="100000" w14:kx="0" w14:ky="0" w14:algn="tl">
+            <w14:schemeClr w14:val="dk1">
+              <w14:alpha w14:val="60000"/>
+            </w14:schemeClr>
+          </w14:shadow>
+          <w14:textOutline w14:w="0" w14:cap="flat" w14:cmpd="sng" w14:algn="ctr">
+            <w14:noFill/>
+            <w14:prstDash w14:val="solid"/>
+            <w14:round/>
+          </w14:textOutline>
+        </w:rPr>
+        <w:t>I have changed “</w:t>
+      </w:r>
+      <w:proofErr w:type="spellStart"/>
+      <w:r>
+        <w:rPr>
+          <w:color w:val="000000" w:themeColor="text1"/>
+          <w:sz w:val="20"/>
+          <w:szCs w:val="20"/>
+          <w14:shadow w14:blurRad="38100" w14:dist="19050" w14:dir="2700000" w14:sx="100000" w14:sy="100000" w14:kx="0" w14:ky="0" w14:algn="tl">
+            <w14:schemeClr w14:val="dk1">
+              <w14:alpha w14:val="60000"/>
+            </w14:schemeClr>
+          </w14:shadow>
+          <w14:textOutline w14:w="0" w14:cap="flat" w14:cmpd="sng" w14:algn="ctr">
+            <w14:noFill/>
+            <w14:prstDash w14:val="solid"/>
+            <w14:round/>
+          </w14:textOutline>
+        </w:rPr>
+        <w:t>user_id</w:t>
+      </w:r>
+      <w:proofErr w:type="spellEnd"/>
+      <w:r>
+        <w:rPr>
+          <w:color w:val="000000" w:themeColor="text1"/>
+          <w:sz w:val="20"/>
+          <w:szCs w:val="20"/>
+          <w14:shadow w14:blurRad="38100" w14:dist="19050" w14:dir="2700000" w14:sx="100000" w14:sy="100000" w14:kx="0" w14:ky="0" w14:algn="tl">
+            <w14:schemeClr w14:val="dk1">
+              <w14:alpha w14:val="60000"/>
+            </w14:schemeClr>
+          </w14:shadow>
+          <w14:textOutline w14:w="0" w14:cap="flat" w14:cmpd="sng" w14:algn="ctr">
+            <w14:noFill/>
+            <w14:prstDash w14:val="solid"/>
+            <w14:round/>
+          </w14:textOutline>
+        </w:rPr>
+        <w:t xml:space="preserve">”: </w:t>
+      </w:r>
+      <w:proofErr w:type="spellStart"/>
+      <w:r>
+        <w:rPr>
+          <w:color w:val="000000" w:themeColor="text1"/>
+          <w:sz w:val="20"/>
+          <w:szCs w:val="20"/>
+          <w14:shadow w14:blurRad="38100" w14:dist="19050" w14:dir="2700000" w14:sx="100000" w14:sy="100000" w14:kx="0" w14:ky="0" w14:algn="tl">
+            <w14:schemeClr w14:val="dk1">
+              <w14:alpha w14:val="60000"/>
+            </w14:schemeClr>
+          </w14:shadow>
+          <w14:textOutline w14:w="0" w14:cap="flat" w14:cmpd="sng" w14:algn="ctr">
+            <w14:noFill/>
+            <w14:prstDash w14:val="solid"/>
+            <w14:round/>
+          </w14:textOutline>
+        </w:rPr>
+        <w:t>user_id</w:t>
+      </w:r>
+      <w:proofErr w:type="spellEnd"/>
+      <w:r>
+        <w:rPr>
+          <w:color w:val="000000" w:themeColor="text1"/>
+          <w:sz w:val="20"/>
+          <w:szCs w:val="20"/>
+          <w14:shadow w14:blurRad="38100" w14:dist="19050" w14:dir="2700000" w14:sx="100000" w14:sy="100000" w14:kx="0" w14:ky="0" w14:algn="tl">
+            <w14:schemeClr w14:val="dk1">
+              <w14:alpha w14:val="60000"/>
+            </w14:schemeClr>
+          </w14:shadow>
+          <w14:textOutline w14:w="0" w14:cap="flat" w14:cmpd="sng" w14:algn="ctr">
+            <w14:noFill/>
+            <w14:prstDash w14:val="solid"/>
+            <w14:round/>
+          </w14:textOutline>
+        </w:rPr>
+        <w:t xml:space="preserve"> -&gt; user </w:t>
+      </w:r>
+    </w:p>
+    <w:p>
+      <w:pPr>
+        <w:pStyle w:val="NoSpacing"/>
+        <w:rPr>
+          <w:color w:val="000000" w:themeColor="text1"/>
+          <w:sz w:val="20"/>
+          <w:szCs w:val="20"/>
+          <w14:shadow w14:blurRad="38100" w14:dist="19050" w14:dir="2700000" w14:sx="100000" w14:sy="100000" w14:kx="0" w14:ky="0" w14:algn="tl">
+            <w14:schemeClr w14:val="dk1">
+              <w14:alpha w14:val="60000"/>
+            </w14:schemeClr>
+          </w14:shadow>
+          <w14:textOutline w14:w="0" w14:cap="flat" w14:cmpd="sng" w14:algn="ctr">
+            <w14:noFill/>
+            <w14:prstDash w14:val="solid"/>
+            <w14:round/>
+          </w14:textOutline>
+        </w:rPr>
+      </w:pPr>
+    </w:p>
+    <w:p>
+      <w:pPr>
+        <w:pStyle w:val="NoSpacing"/>
+        <w:rPr>
+          <w:color w:val="000000" w:themeColor="text1"/>
+          <w:sz w:val="20"/>
+          <w:szCs w:val="20"/>
+          <w14:shadow w14:blurRad="38100" w14:dist="19050" w14:dir="2700000" w14:sx="100000" w14:sy="100000" w14:kx="0" w14:ky="0" w14:algn="tl">
+            <w14:schemeClr w14:val="dk1">
+              <w14:alpha w14:val="60000"/>
+            </w14:schemeClr>
+          </w14:shadow>
+          <w14:textOutline w14:w="0" w14:cap="flat" w14:cmpd="sng" w14:algn="ctr">
+            <w14:noFill/>
+            <w14:prstDash w14:val="solid"/>
+            <w14:round/>
+          </w14:textOutline>
+        </w:rPr>
+      </w:pPr>
+    </w:p>
+    <w:p>
+      <w:pPr>
+        <w:pStyle w:val="NoSpacing"/>
+        <w:rPr>
+          <w:color w:val="000000" w:themeColor="text1"/>
+          <w:sz w:val="20"/>
+          <w:szCs w:val="20"/>
+          <w14:shadow w14:blurRad="38100" w14:dist="19050" w14:dir="2700000" w14:sx="100000" w14:sy="100000" w14:kx="0" w14:ky="0" w14:algn="tl">
+            <w14:schemeClr w14:val="dk1">
+              <w14:alpha w14:val="60000"/>
+            </w14:schemeClr>
+          </w14:shadow>
+          <w14:textOutline w14:w="0" w14:cap="flat" w14:cmpd="sng" w14:algn="ctr">
+            <w14:noFill/>
+            <w14:prstDash w14:val="solid"/>
+            <w14:round/>
+          </w14:textOutline>
+        </w:rPr>
+      </w:pPr>
+      <w:r>
+        <w:rPr>
+          <w:color w:val="000000" w:themeColor="text1"/>
+          <w:sz w:val="20"/>
+          <w:szCs w:val="20"/>
+          <w14:shadow w14:blurRad="38100" w14:dist="19050" w14:dir="2700000" w14:sx="100000" w14:sy="100000" w14:kx="0" w14:ky="0" w14:algn="tl">
+            <w14:schemeClr w14:val="dk1">
+              <w14:alpha w14:val="60000"/>
+            </w14:schemeClr>
+          </w14:shadow>
+          <w14:textOutline w14:w="0" w14:cap="flat" w14:cmpd="sng" w14:algn="ctr">
+            <w14:noFill/>
+            <w14:prstDash w14:val="solid"/>
+            <w14:round/>
+          </w14:textOutline>
+        </w:rPr>
+        <w:drawing>
+          <wp:inline distT="0" distB="0" distL="0" distR="0" wp14:anchorId="670DA1F7" wp14:editId="6CD7F5D2">
+            <wp:extent cx="5943600" cy="2820670"/>
+            <wp:effectExtent l="0" t="0" r="0" b="0"/>
+            <wp:docPr id="1" name="Picture 1"/>
+            <wp:cNvGraphicFramePr>
+              <a:graphicFrameLocks xmlns:a="http://schemas.openxmlformats.org/drawingml/2006/main" noChangeAspect="1"/>
+            </wp:cNvGraphicFramePr>
+            <a:graphic xmlns:a="http://schemas.openxmlformats.org/drawingml/2006/main">
+              <a:graphicData uri="http://schemas.openxmlformats.org/drawingml/2006/picture">
+                <pic:pic xmlns:pic="http://schemas.openxmlformats.org/drawingml/2006/picture">
+                  <pic:nvPicPr>
+                    <pic:cNvPr id="1" name=""/>
+                    <pic:cNvPicPr/>
+                  </pic:nvPicPr>
+                  <pic:blipFill>
+                    <a:blip r:embed="rId5"/>
+                    <a:stretch>
+                      <a:fillRect/>
+                    </a:stretch>
+                  </pic:blipFill>
+                  <pic:spPr>
+                    <a:xfrm>
+                      <a:off x="0" y="0"/>
+                      <a:ext cx="5943600" cy="2820670"/>
+                    </a:xfrm>
+                    <a:prstGeom prst="rect">
+                      <a:avLst/>
+                    </a:prstGeom>
+                  </pic:spPr>
+                </pic:pic>
+              </a:graphicData>
+            </a:graphic>
+          </wp:inline>
+        </w:drawing>
+      </w:r>
+    </w:p>
+    <w:p>
+      <w:pPr>
+        <w:pStyle w:val="NoSpacing"/>
+        <w:rPr>
+          <w:color w:val="000000" w:themeColor="text1"/>
+          <w:sz w:val="20"/>
+          <w:szCs w:val="20"/>
+          <w14:shadow w14:blurRad="38100" w14:dist="19050" w14:dir="2700000" w14:sx="100000" w14:sy="100000" w14:kx="0" w14:ky="0" w14:algn="tl">
+            <w14:schemeClr w14:val="dk1">
+              <w14:alpha w14:val="60000"/>
+            </w14:schemeClr>
+          </w14:shadow>
+          <w14:textOutline w14:w="0" w14:cap="flat" w14:cmpd="sng" w14:algn="ctr">
+            <w14:noFill/>
+            <w14:prstDash w14:val="solid"/>
+            <w14:round/>
+          </w14:textOutline>
+        </w:rPr>
+      </w:pPr>
+    </w:p>
+    <w:p>
+      <w:pPr>
+        <w:pStyle w:val="NoSpacing"/>
+        <w:rPr>
+          <w:color w:val="000000" w:themeColor="text1"/>
+          <w:sz w:val="20"/>
+          <w:szCs w:val="20"/>
+          <w14:shadow w14:blurRad="38100" w14:dist="19050" w14:dir="2700000" w14:sx="100000" w14:sy="100000" w14:kx="0" w14:ky="0" w14:algn="tl">
+            <w14:schemeClr w14:val="dk1">
+              <w14:alpha w14:val="60000"/>
+            </w14:schemeClr>
+          </w14:shadow>
+          <w14:textOutline w14:w="0" w14:cap="flat" w14:cmpd="sng" w14:algn="ctr">
+            <w14:noFill/>
+            <w14:prstDash w14:val="solid"/>
+            <w14:round/>
+          </w14:textOutline>
+        </w:rPr>
+      </w:pPr>
+    </w:p>
+    <w:p>
+      <w:pPr>
+        <w:pStyle w:val="NoSpacing"/>
+        <w:rPr>
+          <w:color w:val="000000" w:themeColor="text1"/>
+          <w:sz w:val="20"/>
+          <w:szCs w:val="20"/>
+          <w14:shadow w14:blurRad="38100" w14:dist="19050" w14:dir="2700000" w14:sx="100000" w14:sy="100000" w14:kx="0" w14:ky="0" w14:algn="tl">
+            <w14:schemeClr w14:val="dk1">
+              <w14:alpha w14:val="60000"/>
+            </w14:schemeClr>
+          </w14:shadow>
+          <w14:textOutline w14:w="0" w14:cap="flat" w14:cmpd="sng" w14:algn="ctr">
+            <w14:noFill/>
+            <w14:prstDash w14:val="solid"/>
+            <w14:round/>
+          </w14:textOutline>
+        </w:rPr>
+      </w:pPr>
+    </w:p>
+    <w:p>
+      <w:pPr>
+        <w:pStyle w:val="NoSpacing"/>
+        <w:jc w:val="center"/>
+        <w:rPr>
+          <w:b/>
+          <w:color w:val="000000" w:themeColor="text1"/>
+          <w:sz w:val="32"/>
+          <w:szCs w:val="32"/>
+          <w14:shadow w14:blurRad="38100" w14:dist="19050" w14:dir="2700000" w14:sx="100000" w14:sy="100000" w14:kx="0" w14:ky="0" w14:algn="tl">
+            <w14:schemeClr w14:val="dk1">
+              <w14:alpha w14:val="60000"/>
+            </w14:schemeClr>
+          </w14:shadow>
+          <w14:textOutline w14:w="0" w14:cap="flat" w14:cmpd="sng" w14:algn="ctr">
+            <w14:noFill/>
+            <w14:prstDash w14:val="solid"/>
+            <w14:round/>
+          </w14:textOutline>
+        </w:rPr>
+      </w:pPr>
+    </w:p>
+    <w:p>
+      <w:pPr>
+        <w:pStyle w:val="NoSpacing"/>
+        <w:jc w:val="center"/>
+        <w:rPr>
+          <w:b/>
+          <w:color w:val="000000" w:themeColor="text1"/>
+          <w:sz w:val="32"/>
+          <w:szCs w:val="32"/>
+          <w14:shadow w14:blurRad="38100" w14:dist="19050" w14:dir="2700000" w14:sx="100000" w14:sy="100000" w14:kx="0" w14:ky="0" w14:algn="tl">
+            <w14:schemeClr w14:val="dk1">
+              <w14:alpha w14:val="60000"/>
+            </w14:schemeClr>
+          </w14:shadow>
+          <w14:textOutline w14:w="0" w14:cap="flat" w14:cmpd="sng" w14:algn="ctr">
+            <w14:noFill/>
+            <w14:prstDash w14:val="solid"/>
+            <w14:round/>
+          </w14:textOutline>
+        </w:rPr>
+      </w:pPr>
+      <w:r>
+        <w:rPr>
+          <w:b/>
+          <w:color w:val="000000" w:themeColor="text1"/>
+          <w:sz w:val="32"/>
+          <w:szCs w:val="32"/>
+          <w14:shadow w14:blurRad="38100" w14:dist="19050" w14:dir="2700000" w14:sx="100000" w14:sy="100000" w14:kx="0" w14:ky="0" w14:algn="tl">
+            <w14:schemeClr w14:val="dk1">
+              <w14:alpha w14:val="60000"/>
+            </w14:schemeClr>
+          </w14:shadow>
+          <w14:textOutline w14:w="0" w14:cap="flat" w14:cmpd="sng" w14:algn="ctr">
+            <w14:noFill/>
+            <w14:prstDash w14:val="solid"/>
+            <w14:round/>
+          </w14:textOutline>
+        </w:rPr>
+        <w:lastRenderedPageBreak/>
+        <w:t>Chat history implementation</w:t>
+      </w:r>
+    </w:p>
+    <w:p>
+      <w:pPr>
+        <w:pStyle w:val="NoSpacing"/>
+        <w:rPr>
+          <w:color w:val="000000" w:themeColor="text1"/>
+          <w:sz w:val="20"/>
+          <w:szCs w:val="20"/>
+          <w14:shadow w14:blurRad="38100" w14:dist="19050" w14:dir="2700000" w14:sx="100000" w14:sy="100000" w14:kx="0" w14:ky="0" w14:algn="tl">
+            <w14:schemeClr w14:val="dk1">
+              <w14:alpha w14:val="60000"/>
+            </w14:schemeClr>
+          </w14:shadow>
+          <w14:textOutline w14:w="0" w14:cap="flat" w14:cmpd="sng" w14:algn="ctr">
+            <w14:noFill/>
+            <w14:prstDash w14:val="solid"/>
+            <w14:round/>
+          </w14:textOutline>
+        </w:rPr>
+      </w:pPr>
+    </w:p>
+    <w:p>
+      <w:pPr>
+        <w:pStyle w:val="NoSpacing"/>
+        <w:rPr>
+          <w:color w:val="000000" w:themeColor="text1"/>
+          <w:sz w:val="20"/>
+          <w:szCs w:val="20"/>
+          <w14:shadow w14:blurRad="38100" w14:dist="19050" w14:dir="2700000" w14:sx="100000" w14:sy="100000" w14:kx="0" w14:ky="0" w14:algn="tl">
+            <w14:schemeClr w14:val="dk1">
+              <w14:alpha w14:val="60000"/>
+            </w14:schemeClr>
+          </w14:shadow>
+          <w14:textOutline w14:w="0" w14:cap="flat" w14:cmpd="sng" w14:algn="ctr">
+            <w14:noFill/>
+            <w14:prstDash w14:val="solid"/>
+            <w14:round/>
+          </w14:textOutline>
+        </w:rPr>
+      </w:pPr>
+      <w:proofErr w:type="spellStart"/>
+      <w:r>
+        <w:rPr>
+          <w:b/>
+          <w:color w:val="000000" w:themeColor="text1"/>
+          <w:sz w:val="28"/>
+          <w:szCs w:val="28"/>
+          <w14:shadow w14:blurRad="38100" w14:dist="19050" w14:dir="2700000" w14:sx="100000" w14:sy="100000" w14:kx="0" w14:ky="0" w14:algn="tl">
+            <w14:schemeClr w14:val="dk1">
+              <w14:alpha w14:val="60000"/>
+            </w14:schemeClr>
+          </w14:shadow>
+          <w14:textOutline w14:w="0" w14:cap="flat" w14:cmpd="sng" w14:algn="ctr">
+            <w14:noFill/>
+            <w14:prstDash w14:val="solid"/>
+            <w14:round/>
+          </w14:textOutline>
+        </w:rPr>
+        <w:t>Sql</w:t>
+      </w:r>
+      <w:proofErr w:type="spellEnd"/>
+      <w:r>
+        <w:rPr>
+          <w:b/>
+          <w:color w:val="000000" w:themeColor="text1"/>
+          <w:sz w:val="28"/>
+          <w:szCs w:val="28"/>
+          <w14:shadow w14:blurRad="38100" w14:dist="19050" w14:dir="2700000" w14:sx="100000" w14:sy="100000" w14:kx="0" w14:ky="0" w14:algn="tl">
+            <w14:schemeClr w14:val="dk1">
+              <w14:alpha w14:val="60000"/>
+            </w14:schemeClr>
+          </w14:shadow>
+          <w14:textOutline w14:w="0" w14:cap="flat" w14:cmpd="sng" w14:algn="ctr">
+            <w14:noFill/>
+            <w14:prstDash w14:val="solid"/>
+            <w14:round/>
+          </w14:textOutline>
+        </w:rPr>
+        <w:t xml:space="preserve"> table for chat history</w:t>
+      </w:r>
+      <w:r>
+        <w:rPr>
+          <w:color w:val="000000" w:themeColor="text1"/>
+          <w:sz w:val="20"/>
+          <w:szCs w:val="20"/>
+          <w14:shadow w14:blurRad="38100" w14:dist="19050" w14:dir="2700000" w14:sx="100000" w14:sy="100000" w14:kx="0" w14:ky="0" w14:algn="tl">
+            <w14:schemeClr w14:val="dk1">
+              <w14:alpha w14:val="60000"/>
+            </w14:schemeClr>
+          </w14:shadow>
+          <w14:textOutline w14:w="0" w14:cap="flat" w14:cmpd="sng" w14:algn="ctr">
+            <w14:noFill/>
+            <w14:prstDash w14:val="solid"/>
+            <w14:round/>
+          </w14:textOutline>
+        </w:rPr>
+        <w:t xml:space="preserve"> </w:t>
+      </w:r>
+      <w:r>
+        <w:rPr>
+          <w:color w:val="000000" w:themeColor="text1"/>
+          <w:sz w:val="20"/>
+          <w:szCs w:val="20"/>
+          <w14:shadow w14:blurRad="38100" w14:dist="19050" w14:dir="2700000" w14:sx="100000" w14:sy="100000" w14:kx="0" w14:ky="0" w14:algn="tl">
+            <w14:schemeClr w14:val="dk1">
+              <w14:alpha w14:val="60000"/>
+            </w14:schemeClr>
+          </w14:shadow>
+          <w14:textOutline w14:w="0" w14:cap="flat" w14:cmpd="sng" w14:algn="ctr">
+            <w14:noFill/>
+            <w14:prstDash w14:val="solid"/>
+            <w14:round/>
+          </w14:textOutline>
+        </w:rPr>
+        <w:br/>
+      </w:r>
+      <w:r>
+        <w:rPr>
+          <w:color w:val="000000" w:themeColor="text1"/>
+          <w:sz w:val="20"/>
+          <w:szCs w:val="20"/>
+          <w14:shadow w14:blurRad="38100" w14:dist="19050" w14:dir="2700000" w14:sx="100000" w14:sy="100000" w14:kx="0" w14:ky="0" w14:algn="tl">
+            <w14:schemeClr w14:val="dk1">
+              <w14:alpha w14:val="60000"/>
+            </w14:schemeClr>
+          </w14:shadow>
+          <w14:textOutline w14:w="0" w14:cap="flat" w14:cmpd="sng" w14:algn="ctr">
+            <w14:noFill/>
+            <w14:prstDash w14:val="solid"/>
+            <w14:round/>
+          </w14:textOutline>
+        </w:rPr>
+        <w:t>-- Conversations table (stores chat sessions)</w:t>
+      </w:r>
+    </w:p>
+    <w:p>
+      <w:pPr>
+        <w:pStyle w:val="NoSpacing"/>
+        <w:rPr>
+          <w:color w:val="000000" w:themeColor="text1"/>
+          <w:sz w:val="20"/>
+          <w:szCs w:val="20"/>
+          <w14:shadow w14:blurRad="38100" w14:dist="19050" w14:dir="2700000" w14:sx="100000" w14:sy="100000" w14:kx="0" w14:ky="0" w14:algn="tl">
+            <w14:schemeClr w14:val="dk1">
+              <w14:alpha w14:val="60000"/>
+            </w14:schemeClr>
+          </w14:shadow>
+          <w14:textOutline w14:w="0" w14:cap="flat" w14:cmpd="sng" w14:algn="ctr">
+            <w14:noFill/>
+            <w14:prstDash w14:val="solid"/>
+            <w14:round/>
+          </w14:textOutline>
+        </w:rPr>
+      </w:pPr>
+      <w:r>
+        <w:rPr>
+          <w:color w:val="000000" w:themeColor="text1"/>
+          <w:sz w:val="20"/>
+          <w:szCs w:val="20"/>
+          <w14:shadow w14:blurRad="38100" w14:dist="19050" w14:dir="2700000" w14:sx="100000" w14:sy="100000" w14:kx="0" w14:ky="0" w14:algn="tl">
+            <w14:schemeClr w14:val="dk1">
+              <w14:alpha w14:val="60000"/>
+            </w14:schemeClr>
+          </w14:shadow>
+          <w14:textOutline w14:w="0" w14:cap="flat" w14:cmpd="sng" w14:algn="ctr">
+            <w14:noFill/>
+            <w14:prstDash w14:val="solid"/>
+            <w14:round/>
+          </w14:textOutline>
+        </w:rPr>
+        <w:t>CREATE TABLE conversations (</w:t>
+      </w:r>
+    </w:p>
+    <w:p>
+      <w:pPr>
+        <w:pStyle w:val="NoSpacing"/>
+        <w:rPr>
+          <w:color w:val="000000" w:themeColor="text1"/>
+          <w:sz w:val="20"/>
+          <w:szCs w:val="20"/>
+          <w14:shadow w14:blurRad="38100" w14:dist="19050" w14:dir="2700000" w14:sx="100000" w14:sy="100000" w14:kx="0" w14:ky="0" w14:algn="tl">
+            <w14:schemeClr w14:val="dk1">
+              <w14:alpha w14:val="60000"/>
+            </w14:schemeClr>
+          </w14:shadow>
+          <w14:textOutline w14:w="0" w14:cap="flat" w14:cmpd="sng" w14:algn="ctr">
+            <w14:noFill/>
+            <w14:prstDash w14:val="solid"/>
+            <w14:round/>
+          </w14:textOutline>
+        </w:rPr>
+      </w:pPr>
+      <w:r>
+        <w:rPr>
+          <w:color w:val="000000" w:themeColor="text1"/>
+          <w:sz w:val="20"/>
+          <w:szCs w:val="20"/>
+          <w14:shadow w14:blurRad="38100" w14:dist="19050" w14:dir="2700000" w14:sx="100000" w14:sy="100000" w14:kx="0" w14:ky="0" w14:algn="tl">
+            <w14:schemeClr w14:val="dk1">
+              <w14:alpha w14:val="60000"/>
+            </w14:schemeClr>
+          </w14:shadow>
+          <w14:textOutline w14:w="0" w14:cap="flat" w14:cmpd="sng" w14:algn="ctr">
+            <w14:noFill/>
+            <w14:prstDash w14:val="solid"/>
+            <w14:round/>
+          </w14:textOutline>
+        </w:rPr>
+        <w:t xml:space="preserve">    id UUID PRIMARY KEY DEFAULT </w:t>
+      </w:r>
+      <w:proofErr w:type="spellStart"/>
+      <w:r>
+        <w:rPr>
+          <w:color w:val="000000" w:themeColor="text1"/>
+          <w:sz w:val="20"/>
+          <w:szCs w:val="20"/>
+          <w14:shadow w14:blurRad="38100" w14:dist="19050" w14:dir="2700000" w14:sx="100000" w14:sy="100000" w14:kx="0" w14:ky="0" w14:algn="tl">
+            <w14:schemeClr w14:val="dk1">
+              <w14:alpha w14:val="60000"/>
+            </w14:schemeClr>
+          </w14:shadow>
+          <w14:textOutline w14:w="0" w14:cap="flat" w14:cmpd="sng" w14:algn="ctr">
+            <w14:noFill/>
+            <w14:prstDash w14:val="solid"/>
+            <w14:round/>
+          </w14:textOutline>
+        </w:rPr>
+        <w:t>gen_random_</w:t>
+      </w:r>
+      <w:proofErr w:type="gramStart"/>
+      <w:r>
+        <w:rPr>
+          <w:color w:val="000000" w:themeColor="text1"/>
+          <w:sz w:val="20"/>
+          <w:szCs w:val="20"/>
+          <w14:shadow w14:blurRad="38100" w14:dist="19050" w14:dir="2700000" w14:sx="100000" w14:sy="100000" w14:kx="0" w14:ky="0" w14:algn="tl">
+            <w14:schemeClr w14:val="dk1">
+              <w14:alpha w14:val="60000"/>
+            </w14:schemeClr>
+          </w14:shadow>
+          <w14:textOutline w14:w="0" w14:cap="flat" w14:cmpd="sng" w14:algn="ctr">
+            <w14:noFill/>
+            <w14:prstDash w14:val="solid"/>
+            <w14:round/>
+          </w14:textOutline>
+        </w:rPr>
+        <w:t>uuid</w:t>
+      </w:r>
+      <w:proofErr w:type="spellEnd"/>
+      <w:r>
+        <w:rPr>
+          <w:color w:val="000000" w:themeColor="text1"/>
+          <w:sz w:val="20"/>
+          <w:szCs w:val="20"/>
+          <w14:shadow w14:blurRad="38100" w14:dist="19050" w14:dir="2700000" w14:sx="100000" w14:sy="100000" w14:kx="0" w14:ky="0" w14:algn="tl">
+            <w14:schemeClr w14:val="dk1">
+              <w14:alpha w14:val="60000"/>
+            </w14:schemeClr>
+          </w14:shadow>
+          <w14:textOutline w14:w="0" w14:cap="flat" w14:cmpd="sng" w14:algn="ctr">
+            <w14:noFill/>
+            <w14:prstDash w14:val="solid"/>
+            <w14:round/>
+          </w14:textOutline>
+        </w:rPr>
+        <w:t>(</w:t>
+      </w:r>
+      <w:proofErr w:type="gramEnd"/>
+      <w:r>
+        <w:rPr>
+          <w:color w:val="000000" w:themeColor="text1"/>
+          <w:sz w:val="20"/>
+          <w:szCs w:val="20"/>
+          <w14:shadow w14:blurRad="38100" w14:dist="19050" w14:dir="2700000" w14:sx="100000" w14:sy="100000" w14:kx="0" w14:ky="0" w14:algn="tl">
+            <w14:schemeClr w14:val="dk1">
+              <w14:alpha w14:val="60000"/>
+            </w14:schemeClr>
+          </w14:shadow>
+          <w14:textOutline w14:w="0" w14:cap="flat" w14:cmpd="sng" w14:algn="ctr">
+            <w14:noFill/>
+            <w14:prstDash w14:val="solid"/>
+            <w14:round/>
+          </w14:textOutline>
+        </w:rPr>
+        <w:t>),</w:t>
+      </w:r>
+    </w:p>
+    <w:p>
+      <w:pPr>
+        <w:pStyle w:val="NoSpacing"/>
+        <w:rPr>
+          <w:color w:val="000000" w:themeColor="text1"/>
+          <w:sz w:val="20"/>
+          <w:szCs w:val="20"/>
+          <w14:shadow w14:blurRad="38100" w14:dist="19050" w14:dir="2700000" w14:sx="100000" w14:sy="100000" w14:kx="0" w14:ky="0" w14:algn="tl">
+            <w14:schemeClr w14:val="dk1">
+              <w14:alpha w14:val="60000"/>
+            </w14:schemeClr>
+          </w14:shadow>
+          <w14:textOutline w14:w="0" w14:cap="flat" w14:cmpd="sng" w14:algn="ctr">
+            <w14:noFill/>
+            <w14:prstDash w14:val="solid"/>
+            <w14:round/>
+          </w14:textOutline>
+        </w:rPr>
+      </w:pPr>
+      <w:r>
+        <w:rPr>
+          <w:color w:val="000000" w:themeColor="text1"/>
+          <w:sz w:val="20"/>
+          <w:szCs w:val="20"/>
+          <w14:shadow w14:blurRad="38100" w14:dist="19050" w14:dir="2700000" w14:sx="100000" w14:sy="100000" w14:kx="0" w14:ky="0" w14:algn="tl">
+            <w14:schemeClr w14:val="dk1">
+              <w14:alpha w14:val="60000"/>
+            </w14:schemeClr>
+          </w14:shadow>
+          <w14:textOutline w14:w="0" w14:cap="flat" w14:cmpd="sng" w14:algn="ctr">
+            <w14:noFill/>
+            <w14:prstDash w14:val="solid"/>
+            <w14:round/>
+          </w14:textOutline>
+        </w:rPr>
+        <w:t xml:space="preserve">    </w:t>
+      </w:r>
+      <w:proofErr w:type="spellStart"/>
+      <w:r>
+        <w:rPr>
+          <w:color w:val="000000" w:themeColor="text1"/>
+          <w:sz w:val="20"/>
+          <w:szCs w:val="20"/>
+          <w14:shadow w14:blurRad="38100" w14:dist="19050" w14:dir="2700000" w14:sx="100000" w14:sy="100000" w14:kx="0" w14:ky="0" w14:algn="tl">
+            <w14:schemeClr w14:val="dk1">
+              <w14:alpha w14:val="60000"/>
+            </w14:schemeClr>
+          </w14:shadow>
+          <w14:textOutline w14:w="0" w14:cap="flat" w14:cmpd="sng" w14:algn="ctr">
+            <w14:noFill/>
+            <w14:prstDash w14:val="solid"/>
+            <w14:round/>
+          </w14:textOutline>
+        </w:rPr>
+        <w:t>user_id</w:t>
+      </w:r>
+      <w:proofErr w:type="spellEnd"/>
+      <w:r>
+        <w:rPr>
+          <w:color w:val="000000" w:themeColor="text1"/>
+          <w:sz w:val="20"/>
+          <w:szCs w:val="20"/>
+          <w14:shadow w14:blurRad="38100" w14:dist="19050" w14:dir="2700000" w14:sx="100000" w14:sy="100000" w14:kx="0" w14:ky="0" w14:algn="tl">
+            <w14:schemeClr w14:val="dk1">
+              <w14:alpha w14:val="60000"/>
+            </w14:schemeClr>
+          </w14:shadow>
+          <w14:textOutline w14:w="0" w14:cap="flat" w14:cmpd="sng" w14:algn="ctr">
+            <w14:noFill/>
+            <w14:prstDash w14:val="solid"/>
+            <w14:round/>
+          </w14:textOutline>
+        </w:rPr>
+        <w:t xml:space="preserve"> UUID NOT NULL,</w:t>
+      </w:r>
+    </w:p>
+    <w:p>
+      <w:pPr>
+        <w:pStyle w:val="NoSpacing"/>
+        <w:rPr>
+          <w:color w:val="000000" w:themeColor="text1"/>
+          <w:sz w:val="20"/>
+          <w:szCs w:val="20"/>
+          <w14:shadow w14:blurRad="38100" w14:dist="19050" w14:dir="2700000" w14:sx="100000" w14:sy="100000" w14:kx="0" w14:ky="0" w14:algn="tl">
+            <w14:schemeClr w14:val="dk1">
+              <w14:alpha w14:val="60000"/>
+            </w14:schemeClr>
+          </w14:shadow>
+          <w14:textOutline w14:w="0" w14:cap="flat" w14:cmpd="sng" w14:algn="ctr">
+            <w14:noFill/>
+            <w14:prstDash w14:val="solid"/>
+            <w14:round/>
+          </w14:textOutline>
+        </w:rPr>
+      </w:pPr>
+      <w:r>
+        <w:rPr>
+          <w:color w:val="000000" w:themeColor="text1"/>
+          <w:sz w:val="20"/>
+          <w:szCs w:val="20"/>
+          <w14:shadow w14:blurRad="38100" w14:dist="19050" w14:dir="2700000" w14:sx="100000" w14:sy="100000" w14:kx="0" w14:ky="0" w14:algn="tl">
+            <w14:schemeClr w14:val="dk1">
+              <w14:alpha w14:val="60000"/>
+            </w14:schemeClr>
+          </w14:shadow>
+          <w14:textOutline w14:w="0" w14:cap="flat" w14:cmpd="sng" w14:algn="ctr">
+            <w14:noFill/>
+            <w14:prstDash w14:val="solid"/>
+            <w14:round/>
+          </w14:textOutline>
+        </w:rPr>
+        <w:t xml:space="preserve">    title </w:t>
+      </w:r>
+      <w:proofErr w:type="gramStart"/>
+      <w:r>
+        <w:rPr>
+          <w:color w:val="000000" w:themeColor="text1"/>
+          <w:sz w:val="20"/>
+          <w:szCs w:val="20"/>
+          <w14:shadow w14:blurRad="38100" w14:dist="19050" w14:dir="2700000" w14:sx="100000" w14:sy="100000" w14:kx="0" w14:ky="0" w14:algn="tl">
+            <w14:schemeClr w14:val="dk1">
+              <w14:alpha w14:val="60000"/>
+            </w14:schemeClr>
+          </w14:shadow>
+          <w14:textOutline w14:w="0" w14:cap="flat" w14:cmpd="sng" w14:algn="ctr">
+            <w14:noFill/>
+            <w14:prstDash w14:val="solid"/>
+            <w14:round/>
+          </w14:textOutline>
+        </w:rPr>
+        <w:t>VARCHAR(</w:t>
+      </w:r>
+      <w:proofErr w:type="gramEnd"/>
+      <w:r>
+        <w:rPr>
+          <w:color w:val="000000" w:themeColor="text1"/>
+          <w:sz w:val="20"/>
+          <w:szCs w:val="20"/>
+          <w14:shadow w14:blurRad="38100" w14:dist="19050" w14:dir="2700000" w14:sx="100000" w14:sy="100000" w14:kx="0" w14:ky="0" w14:algn="tl">
+            <w14:schemeClr w14:val="dk1">
+              <w14:alpha w14:val="60000"/>
+            </w14:schemeClr>
+          </w14:shadow>
+          <w14:textOutline w14:w="0" w14:cap="flat" w14:cmpd="sng" w14:algn="ctr">
+            <w14:noFill/>
+            <w14:prstDash w14:val="solid"/>
+            <w14:round/>
+          </w14:textOutline>
+        </w:rPr>
+        <w:t>255),</w:t>
+      </w:r>
+    </w:p>
+    <w:p>
+      <w:pPr>
+        <w:pStyle w:val="NoSpacing"/>
+        <w:rPr>
+          <w:color w:val="000000" w:themeColor="text1"/>
+          <w:sz w:val="20"/>
+          <w:szCs w:val="20"/>
+          <w14:shadow w14:blurRad="38100" w14:dist="19050" w14:dir="2700000" w14:sx="100000" w14:sy="100000" w14:kx="0" w14:ky="0" w14:algn="tl">
+            <w14:schemeClr w14:val="dk1">
+              <w14:alpha w14:val="60000"/>
+            </w14:schemeClr>
+          </w14:shadow>
+          <w14:textOutline w14:w="0" w14:cap="flat" w14:cmpd="sng" w14:algn="ctr">
+            <w14:noFill/>
+            <w14:prstDash w14:val="solid"/>
+            <w14:round/>
+          </w14:textOutline>
+        </w:rPr>
+      </w:pPr>
+      <w:r>
+        <w:rPr>
+          <w:color w:val="000000" w:themeColor="text1"/>
+          <w:sz w:val="20"/>
+          <w:szCs w:val="20"/>
+          <w14:shadow w14:blurRad="38100" w14:dist="19050" w14:dir="2700000" w14:sx="100000" w14:sy="100000" w14:kx="0" w14:ky="0" w14:algn="tl">
+            <w14:schemeClr w14:val="dk1">
+              <w14:alpha w14:val="60000"/>
+            </w14:schemeClr>
+          </w14:shadow>
+          <w14:textOutline w14:w="0" w14:cap="flat" w14:cmpd="sng" w14:algn="ctr">
+            <w14:noFill/>
+            <w14:prstDash w14:val="solid"/>
+            <w14:round/>
+          </w14:textOutline>
+        </w:rPr>
+        <w:t xml:space="preserve">    </w:t>
+      </w:r>
+      <w:proofErr w:type="spellStart"/>
+      <w:r>
+        <w:rPr>
+          <w:color w:val="000000" w:themeColor="text1"/>
+          <w:sz w:val="20"/>
+          <w:szCs w:val="20"/>
+          <w14:shadow w14:blurRad="38100" w14:dist="19050" w14:dir="2700000" w14:sx="100000" w14:sy="100000" w14:kx="0" w14:ky="0" w14:algn="tl">
+            <w14:schemeClr w14:val="dk1">
+              <w14:alpha w14:val="60000"/>
+            </w14:schemeClr>
+          </w14:shadow>
+          <w14:textOutline w14:w="0" w14:cap="flat" w14:cmpd="sng" w14:algn="ctr">
+            <w14:noFill/>
+            <w14:prstDash w14:val="solid"/>
+            <w14:round/>
+          </w14:textOutline>
+        </w:rPr>
+        <w:t>created_at</w:t>
+      </w:r>
+      <w:proofErr w:type="spellEnd"/>
+      <w:r>
+        <w:rPr>
+          <w:color w:val="000000" w:themeColor="text1"/>
+          <w:sz w:val="20"/>
+          <w:szCs w:val="20"/>
+          <w14:shadow w14:blurRad="38100" w14:dist="19050" w14:dir="2700000" w14:sx="100000" w14:sy="100000" w14:kx="0" w14:ky="0" w14:algn="tl">
+            <w14:schemeClr w14:val="dk1">
+              <w14:alpha w14:val="60000"/>
+            </w14:schemeClr>
+          </w14:shadow>
+          <w14:textOutline w14:w="0" w14:cap="flat" w14:cmpd="sng" w14:algn="ctr">
+            <w14:noFill/>
+            <w14:prstDash w14:val="solid"/>
+            <w14:round/>
+          </w14:textOutline>
+        </w:rPr>
+        <w:t xml:space="preserve"> TIMESTAMP DEFAULT </w:t>
+      </w:r>
+      <w:proofErr w:type="gramStart"/>
+      <w:r>
+        <w:rPr>
+          <w:color w:val="000000" w:themeColor="text1"/>
+          <w:sz w:val="20"/>
+          <w:szCs w:val="20"/>
+          <w14:shadow w14:blurRad="38100" w14:dist="19050" w14:dir="2700000" w14:sx="100000" w14:sy="100000" w14:kx="0" w14:ky="0" w14:algn="tl">
+            <w14:schemeClr w14:val="dk1">
+              <w14:alpha w14:val="60000"/>
+            </w14:schemeClr>
+          </w14:shadow>
+          <w14:textOutline w14:w="0" w14:cap="flat" w14:cmpd="sng" w14:algn="ctr">
+            <w14:noFill/>
+            <w14:prstDash w14:val="solid"/>
+            <w14:round/>
+          </w14:textOutline>
+        </w:rPr>
+        <w:t>NOW(</w:t>
+      </w:r>
+      <w:proofErr w:type="gramEnd"/>
+      <w:r>
+        <w:rPr>
+          <w:color w:val="000000" w:themeColor="text1"/>
+          <w:sz w:val="20"/>
+          <w:szCs w:val="20"/>
+          <w14:shadow w14:blurRad="38100" w14:dist="19050" w14:dir="2700000" w14:sx="100000" w14:sy="100000" w14:kx="0" w14:ky="0" w14:algn="tl">
+            <w14:schemeClr w14:val="dk1">
+              <w14:alpha w14:val="60000"/>
+            </w14:schemeClr>
+          </w14:shadow>
+          <w14:textOutline w14:w="0" w14:cap="flat" w14:cmpd="sng" w14:algn="ctr">
+            <w14:noFill/>
+            <w14:prstDash w14:val="solid"/>
+            <w14:round/>
+          </w14:textOutline>
+        </w:rPr>
+        <w:t>),</w:t>
+      </w:r>
+    </w:p>
+    <w:p>
+      <w:pPr>
+        <w:pStyle w:val="NoSpacing"/>
+        <w:rPr>
+          <w:color w:val="000000" w:themeColor="text1"/>
+          <w:sz w:val="20"/>
+          <w:szCs w:val="20"/>
+          <w14:shadow w14:blurRad="38100" w14:dist="19050" w14:dir="2700000" w14:sx="100000" w14:sy="100000" w14:kx="0" w14:ky="0" w14:algn="tl">
+            <w14:schemeClr w14:val="dk1">
+              <w14:alpha w14:val="60000"/>
+            </w14:schemeClr>
+          </w14:shadow>
+          <w14:textOutline w14:w="0" w14:cap="flat" w14:cmpd="sng" w14:algn="ctr">
+            <w14:noFill/>
+            <w14:prstDash w14:val="solid"/>
+            <w14:round/>
+          </w14:textOutline>
+        </w:rPr>
+      </w:pPr>
+      <w:r>
+        <w:rPr>
+          <w:color w:val="000000" w:themeColor="text1"/>
+          <w:sz w:val="20"/>
+          <w:szCs w:val="20"/>
+          <w14:shadow w14:blurRad="38100" w14:dist="19050" w14:dir="2700000" w14:sx="100000" w14:sy="100000" w14:kx="0" w14:ky="0" w14:algn="tl">
+            <w14:schemeClr w14:val="dk1">
+              <w14:alpha w14:val="60000"/>
+            </w14:schemeClr>
+          </w14:shadow>
+          <w14:textOutline w14:w="0" w14:cap="flat" w14:cmpd="sng" w14:algn="ctr">
+            <w14:noFill/>
+            <w14:prstDash w14:val="solid"/>
+            <w14:round/>
+          </w14:textOutline>
+        </w:rPr>
+        <w:t xml:space="preserve">    </w:t>
+      </w:r>
+      <w:proofErr w:type="spellStart"/>
+      <w:r>
+        <w:rPr>
+          <w:color w:val="000000" w:themeColor="text1"/>
+          <w:sz w:val="20"/>
+          <w:szCs w:val="20"/>
+          <w14:shadow w14:blurRad="38100" w14:dist="19050" w14:dir="2700000" w14:sx="100000" w14:sy="100000" w14:kx="0" w14:ky="0" w14:algn="tl">
+            <w14:schemeClr w14:val="dk1">
+              <w14:alpha w14:val="60000"/>
+            </w14:schemeClr>
+          </w14:shadow>
+          <w14:textOutline w14:w="0" w14:cap="flat" w14:cmpd="sng" w14:algn="ctr">
+            <w14:noFill/>
+            <w14:prstDash w14:val="solid"/>
+            <w14:round/>
+          </w14:textOutline>
+        </w:rPr>
+        <w:t>updated_at</w:t>
+      </w:r>
+      <w:proofErr w:type="spellEnd"/>
+      <w:r>
+        <w:rPr>
+          <w:color w:val="000000" w:themeColor="text1"/>
+          <w:sz w:val="20"/>
+          <w:szCs w:val="20"/>
+          <w14:shadow w14:blurRad="38100" w14:dist="19050" w14:dir="2700000" w14:sx="100000" w14:sy="100000" w14:kx="0" w14:ky="0" w14:algn="tl">
+            <w14:schemeClr w14:val="dk1">
+              <w14:alpha w14:val="60000"/>
+            </w14:schemeClr>
+          </w14:shadow>
+          <w14:textOutline w14:w="0" w14:cap="flat" w14:cmpd="sng" w14:algn="ctr">
+            <w14:noFill/>
+            <w14:prstDash w14:val="solid"/>
+            <w14:round/>
+          </w14:textOutline>
+        </w:rPr>
+        <w:t xml:space="preserve"> TIMESTAMP DEFAULT </w:t>
+      </w:r>
+      <w:proofErr w:type="gramStart"/>
+      <w:r>
+        <w:rPr>
+          <w:color w:val="000000" w:themeColor="text1"/>
+          <w:sz w:val="20"/>
+          <w:szCs w:val="20"/>
+          <w14:shadow w14:blurRad="38100" w14:dist="19050" w14:dir="2700000" w14:sx="100000" w14:sy="100000" w14:kx="0" w14:ky="0" w14:algn="tl">
+            <w14:schemeClr w14:val="dk1">
+              <w14:alpha w14:val="60000"/>
+            </w14:schemeClr>
+          </w14:shadow>
+          <w14:textOutline w14:w="0" w14:cap="flat" w14:cmpd="sng" w14:algn="ctr">
+            <w14:noFill/>
+            <w14:prstDash w14:val="solid"/>
+            <w14:round/>
+          </w14:textOutline>
+        </w:rPr>
+        <w:t>NOW(</w:t>
+      </w:r>
+      <w:proofErr w:type="gramEnd"/>
+      <w:r>
+        <w:rPr>
+          <w:color w:val="000000" w:themeColor="text1"/>
+          <w:sz w:val="20"/>
+          <w:szCs w:val="20"/>
+          <w14:shadow w14:blurRad="38100" w14:dist="19050" w14:dir="2700000" w14:sx="100000" w14:sy="100000" w14:kx="0" w14:ky="0" w14:algn="tl">
+            <w14:schemeClr w14:val="dk1">
+              <w14:alpha w14:val="60000"/>
+            </w14:schemeClr>
+          </w14:shadow>
+          <w14:textOutline w14:w="0" w14:cap="flat" w14:cmpd="sng" w14:algn="ctr">
+            <w14:noFill/>
+            <w14:prstDash w14:val="solid"/>
+            <w14:round/>
+          </w14:textOutline>
+        </w:rPr>
+        <w:t>),</w:t>
+      </w:r>
+    </w:p>
+    <w:p>
+      <w:pPr>
+        <w:pStyle w:val="NoSpacing"/>
+        <w:rPr>
+          <w:color w:val="000000" w:themeColor="text1"/>
+          <w:sz w:val="20"/>
+          <w:szCs w:val="20"/>
+          <w14:shadow w14:blurRad="38100" w14:dist="19050" w14:dir="2700000" w14:sx="100000" w14:sy="100000" w14:kx="0" w14:ky="0" w14:algn="tl">
+            <w14:schemeClr w14:val="dk1">
+              <w14:alpha w14:val="60000"/>
+            </w14:schemeClr>
+          </w14:shadow>
+          <w14:textOutline w14:w="0" w14:cap="flat" w14:cmpd="sng" w14:algn="ctr">
+            <w14:noFill/>
+            <w14:prstDash w14:val="solid"/>
+            <w14:round/>
+          </w14:textOutline>
+        </w:rPr>
+      </w:pPr>
+      <w:r>
+        <w:rPr>
+          <w:color w:val="000000" w:themeColor="text1"/>
+          <w:sz w:val="20"/>
+          <w:szCs w:val="20"/>
+          <w14:shadow w14:blurRad="38100" w14:dist="19050" w14:dir="2700000" w14:sx="100000" w14:sy="100000" w14:kx="0" w14:ky="0" w14:algn="tl">
+            <w14:schemeClr w14:val="dk1">
+              <w14:alpha w14:val="60000"/>
+            </w14:schemeClr>
+          </w14:shadow>
+          <w14:textOutline w14:w="0" w14:cap="flat" w14:cmpd="sng" w14:algn="ctr">
+            <w14:noFill/>
+            <w14:prstDash w14:val="solid"/>
+            <w14:round/>
+          </w14:textOutline>
+        </w:rPr>
+        <w:t xml:space="preserve">    FOREIGN KEY (</w:t>
+      </w:r>
+      <w:proofErr w:type="spellStart"/>
+      <w:r>
+        <w:rPr>
+          <w:color w:val="000000" w:themeColor="text1"/>
+          <w:sz w:val="20"/>
+          <w:szCs w:val="20"/>
+          <w14:shadow w14:blurRad="38100" w14:dist="19050" w14:dir="2700000" w14:sx="100000" w14:sy="100000" w14:kx="0" w14:ky="0" w14:algn="tl">
+            <w14:schemeClr w14:val="dk1">
+              <w14:alpha w14:val="60000"/>
+            </w14:schemeClr>
+          </w14:shadow>
+          <w14:textOutline w14:w="0" w14:cap="flat" w14:cmpd="sng" w14:algn="ctr">
+            <w14:noFill/>
+            <w14:prstDash w14:val="solid"/>
+            <w14:round/>
+          </w14:textOutline>
+        </w:rPr>
+        <w:t>user_id</w:t>
+      </w:r>
+      <w:proofErr w:type="spellEnd"/>
+      <w:r>
+        <w:rPr>
+          <w:color w:val="000000" w:themeColor="text1"/>
+          <w:sz w:val="20"/>
+          <w:szCs w:val="20"/>
+          <w14:shadow w14:blurRad="38100" w14:dist="19050" w14:dir="2700000" w14:sx="100000" w14:sy="100000" w14:kx="0" w14:ky="0" w14:algn="tl">
+            <w14:schemeClr w14:val="dk1">
+              <w14:alpha w14:val="60000"/>
+            </w14:schemeClr>
+          </w14:shadow>
+          <w14:textOutline w14:w="0" w14:cap="flat" w14:cmpd="sng" w14:algn="ctr">
+            <w14:noFill/>
+            <w14:prstDash w14:val="solid"/>
+            <w14:round/>
+          </w14:textOutline>
+        </w:rPr>
+        <w:t>) REFERENCES users(id) ON DELETE CASCADE</w:t>
+      </w:r>
+    </w:p>
+    <w:p>
+      <w:pPr>
+        <w:pStyle w:val="NoSpacing"/>
+        <w:rPr>
+          <w:color w:val="000000" w:themeColor="text1"/>
+          <w:sz w:val="20"/>
+          <w:szCs w:val="20"/>
+          <w14:shadow w14:blurRad="38100" w14:dist="19050" w14:dir="2700000" w14:sx="100000" w14:sy="100000" w14:kx="0" w14:ky="0" w14:algn="tl">
+            <w14:schemeClr w14:val="dk1">
+              <w14:alpha w14:val="60000"/>
+            </w14:schemeClr>
+          </w14:shadow>
+          <w14:textOutline w14:w="0" w14:cap="flat" w14:cmpd="sng" w14:algn="ctr">
+            <w14:noFill/>
+            <w14:prstDash w14:val="solid"/>
+            <w14:round/>
+          </w14:textOutline>
+        </w:rPr>
+      </w:pPr>
+      <w:r>
+        <w:rPr>
+          <w:color w:val="000000" w:themeColor="text1"/>
+          <w:sz w:val="20"/>
+          <w:szCs w:val="20"/>
+          <w14:shadow w14:blurRad="38100" w14:dist="19050" w14:dir="2700000" w14:sx="100000" w14:sy="100000" w14:kx="0" w14:ky="0" w14:algn="tl">
+            <w14:schemeClr w14:val="dk1">
+              <w14:alpha w14:val="60000"/>
+            </w14:schemeClr>
+          </w14:shadow>
+          <w14:textOutline w14:w="0" w14:cap="flat" w14:cmpd="sng" w14:algn="ctr">
+            <w14:noFill/>
+            <w14:prstDash w14:val="solid"/>
+            <w14:round/>
+          </w14:textOutline>
+        </w:rPr>
+        <w:t>);</w:t>
+      </w:r>
+    </w:p>
+    <w:p>
+      <w:pPr>
+        <w:pStyle w:val="NoSpacing"/>
+        <w:rPr>
+          <w:color w:val="000000" w:themeColor="text1"/>
+          <w:sz w:val="20"/>
+          <w:szCs w:val="20"/>
+          <w14:shadow w14:blurRad="38100" w14:dist="19050" w14:dir="2700000" w14:sx="100000" w14:sy="100000" w14:kx="0" w14:ky="0" w14:algn="tl">
+            <w14:schemeClr w14:val="dk1">
+              <w14:alpha w14:val="60000"/>
+            </w14:schemeClr>
+          </w14:shadow>
+          <w14:textOutline w14:w="0" w14:cap="flat" w14:cmpd="sng" w14:algn="ctr">
+            <w14:noFill/>
+            <w14:prstDash w14:val="solid"/>
+            <w14:round/>
+          </w14:textOutline>
+        </w:rPr>
+      </w:pPr>
+    </w:p>
+    <w:p>
+      <w:pPr>
+        <w:pStyle w:val="NoSpacing"/>
+        <w:rPr>
+          <w:color w:val="000000" w:themeColor="text1"/>
+          <w:sz w:val="20"/>
+          <w:szCs w:val="20"/>
+          <w14:shadow w14:blurRad="38100" w14:dist="19050" w14:dir="2700000" w14:sx="100000" w14:sy="100000" w14:kx="0" w14:ky="0" w14:algn="tl">
+            <w14:schemeClr w14:val="dk1">
+              <w14:alpha w14:val="60000"/>
+            </w14:schemeClr>
+          </w14:shadow>
+          <w14:textOutline w14:w="0" w14:cap="flat" w14:cmpd="sng" w14:algn="ctr">
+            <w14:noFill/>
+            <w14:prstDash w14:val="solid"/>
+            <w14:round/>
+          </w14:textOutline>
+        </w:rPr>
+      </w:pPr>
+      <w:r>
+        <w:rPr>
+          <w:color w:val="000000" w:themeColor="text1"/>
+          <w:sz w:val="20"/>
+          <w:szCs w:val="20"/>
+          <w14:shadow w14:blurRad="38100" w14:dist="19050" w14:dir="2700000" w14:sx="100000" w14:sy="100000" w14:kx="0" w14:ky="0" w14:algn="tl">
+            <w14:schemeClr w14:val="dk1">
+              <w14:alpha w14:val="60000"/>
+            </w14:schemeClr>
+          </w14:shadow>
+          <w14:textOutline w14:w="0" w14:cap="flat" w14:cmpd="sng" w14:algn="ctr">
+            <w14:noFill/>
+            <w14:prstDash w14:val="solid"/>
+            <w14:round/>
+          </w14:textOutline>
+        </w:rPr>
+        <w:t>-- Chat messages table (stores individual messages)</w:t>
+      </w:r>
+    </w:p>
+    <w:p>
+      <w:pPr>
+        <w:pStyle w:val="NoSpacing"/>
+        <w:rPr>
+          <w:color w:val="000000" w:themeColor="text1"/>
+          <w:sz w:val="20"/>
+          <w:szCs w:val="20"/>
+          <w14:shadow w14:blurRad="38100" w14:dist="19050" w14:dir="2700000" w14:sx="100000" w14:sy="100000" w14:kx="0" w14:ky="0" w14:algn="tl">
+            <w14:schemeClr w14:val="dk1">
+              <w14:alpha w14:val="60000"/>
+            </w14:schemeClr>
+          </w14:shadow>
+          <w14:textOutline w14:w="0" w14:cap="flat" w14:cmpd="sng" w14:algn="ctr">
+            <w14:noFill/>
+            <w14:prstDash w14:val="solid"/>
+            <w14:round/>
+          </w14:textOutline>
+        </w:rPr>
+      </w:pPr>
+      <w:r>
+        <w:rPr>
+          <w:color w:val="000000" w:themeColor="text1"/>
+          <w:sz w:val="20"/>
+          <w:szCs w:val="20"/>
+          <w14:shadow w14:blurRad="38100" w14:dist="19050" w14:dir="2700000" w14:sx="100000" w14:sy="100000" w14:kx="0" w14:ky="0" w14:algn="tl">
+            <w14:schemeClr w14:val="dk1">
+              <w14:alpha w14:val="60000"/>
+            </w14:schemeClr>
+          </w14:shadow>
+          <w14:textOutline w14:w="0" w14:cap="flat" w14:cmpd="sng" w14:algn="ctr">
+            <w14:noFill/>
+            <w14:prstDash w14:val="solid"/>
+            <w14:round/>
+          </w14:textOutline>
+        </w:rPr>
+        <w:t xml:space="preserve">CREATE TABLE </w:t>
+      </w:r>
+      <w:proofErr w:type="spellStart"/>
+      <w:r>
+        <w:rPr>
+          <w:color w:val="000000" w:themeColor="text1"/>
+          <w:sz w:val="20"/>
+          <w:szCs w:val="20"/>
+          <w14:shadow w14:blurRad="38100" w14:dist="19050" w14:dir="2700000" w14:sx="100000" w14:sy="100000" w14:kx="0" w14:ky="0" w14:algn="tl">
+            <w14:schemeClr w14:val="dk1">
+              <w14:alpha w14:val="60000"/>
+            </w14:schemeClr>
+          </w14:shadow>
+          <w14:textOutline w14:w="0" w14:cap="flat" w14:cmpd="sng" w14:algn="ctr">
+            <w14:noFill/>
+            <w14:prstDash w14:val="solid"/>
+            <w14:round/>
+          </w14:textOutline>
+        </w:rPr>
+        <w:t>chat_messages</w:t>
+      </w:r>
+      <w:proofErr w:type="spellEnd"/>
+      <w:r>
+        <w:rPr>
+          <w:color w:val="000000" w:themeColor="text1"/>
+          <w:sz w:val="20"/>
+          <w:szCs w:val="20"/>
+          <w14:shadow w14:blurRad="38100" w14:dist="19050" w14:dir="2700000" w14:sx="100000" w14:sy="100000" w14:kx="0" w14:ky="0" w14:algn="tl">
+            <w14:schemeClr w14:val="dk1">
+              <w14:alpha w14:val="60000"/>
+            </w14:schemeClr>
+          </w14:shadow>
+          <w14:textOutline w14:w="0" w14:cap="flat" w14:cmpd="sng" w14:algn="ctr">
+            <w14:noFill/>
+            <w14:prstDash w14:val="solid"/>
+            <w14:round/>
+          </w14:textOutline>
+        </w:rPr>
+        <w:t xml:space="preserve"> (</w:t>
+      </w:r>
+    </w:p>
+    <w:p>
+      <w:pPr>
+        <w:pStyle w:val="NoSpacing"/>
+        <w:rPr>
+          <w:color w:val="000000" w:themeColor="text1"/>
+          <w:sz w:val="20"/>
+          <w:szCs w:val="20"/>
+          <w14:shadow w14:blurRad="38100" w14:dist="19050" w14:dir="2700000" w14:sx="100000" w14:sy="100000" w14:kx="0" w14:ky="0" w14:algn="tl">
+            <w14:schemeClr w14:val="dk1">
+              <w14:alpha w14:val="60000"/>
+            </w14:schemeClr>
+          </w14:shadow>
+          <w14:textOutline w14:w="0" w14:cap="flat" w14:cmpd="sng" w14:algn="ctr">
+            <w14:noFill/>
+            <w14:prstDash w14:val="solid"/>
+            <w14:round/>
+          </w14:textOutline>
+        </w:rPr>
+      </w:pPr>
+      <w:r>
+        <w:rPr>
+          <w:color w:val="000000" w:themeColor="text1"/>
+          <w:sz w:val="20"/>
+          <w:szCs w:val="20"/>
+          <w14:shadow w14:blurRad="38100" w14:dist="19050" w14:dir="2700000" w14:sx="100000" w14:sy="100000" w14:kx="0" w14:ky="0" w14:algn="tl">
+            <w14:schemeClr w14:val="dk1">
+              <w14:alpha w14:val="60000"/>
+            </w14:schemeClr>
+          </w14:shadow>
+          <w14:textOutline w14:w="0" w14:cap="flat" w14:cmpd="sng" w14:algn="ctr">
+            <w14:noFill/>
+            <w14:prstDash w14:val="solid"/>
+            <w14:round/>
+          </w14:textOutline>
+        </w:rPr>
+        <w:t xml:space="preserve">    id UUID PRIMARY KEY DEFAULT </w:t>
+      </w:r>
+      <w:proofErr w:type="spellStart"/>
+      <w:r>
+        <w:rPr>
+          <w:color w:val="000000" w:themeColor="text1"/>
+          <w:sz w:val="20"/>
+          <w:szCs w:val="20"/>
+          <w14:shadow w14:blurRad="38100" w14:dist="19050" w14:dir="2700000" w14:sx="100000" w14:sy="100000" w14:kx="0" w14:ky="0" w14:algn="tl">
+            <w14:schemeClr w14:val="dk1">
+              <w14:alpha w14:val="60000"/>
+            </w14:schemeClr>
+          </w14:shadow>
+          <w14:textOutline w14:w="0" w14:cap="flat" w14:cmpd="sng" w14:algn="ctr">
+            <w14:noFill/>
+            <w14:prstDash w14:val="solid"/>
+            <w14:round/>
+          </w14:textOutline>
+        </w:rPr>
+        <w:t>gen_random_</w:t>
+      </w:r>
+      <w:proofErr w:type="gramStart"/>
+      <w:r>
+        <w:rPr>
+          <w:color w:val="000000" w:themeColor="text1"/>
+          <w:sz w:val="20"/>
+          <w:szCs w:val="20"/>
+          <w14:shadow w14:blurRad="38100" w14:dist="19050" w14:dir="2700000" w14:sx="100000" w14:sy="100000" w14:kx="0" w14:ky="0" w14:algn="tl">
+            <w14:schemeClr w14:val="dk1">
+              <w14:alpha w14:val="60000"/>
+            </w14:schemeClr>
+          </w14:shadow>
+          <w14:textOutline w14:w="0" w14:cap="flat" w14:cmpd="sng" w14:algn="ctr">
+            <w14:noFill/>
+            <w14:prstDash w14:val="solid"/>
+            <w14:round/>
+          </w14:textOutline>
+        </w:rPr>
+        <w:t>uuid</w:t>
+      </w:r>
+      <w:proofErr w:type="spellEnd"/>
+      <w:r>
+        <w:rPr>
+          <w:color w:val="000000" w:themeColor="text1"/>
+          <w:sz w:val="20"/>
+          <w:szCs w:val="20"/>
+          <w14:shadow w14:blurRad="38100" w14:dist="19050" w14:dir="2700000" w14:sx="100000" w14:sy="100000" w14:kx="0" w14:ky="0" w14:algn="tl">
+            <w14:schemeClr w14:val="dk1">
+              <w14:alpha w14:val="60000"/>
+            </w14:schemeClr>
+          </w14:shadow>
+          <w14:textOutline w14:w="0" w14:cap="flat" w14:cmpd="sng" w14:algn="ctr">
+            <w14:noFill/>
+            <w14:prstDash w14:val="solid"/>
+            <w14:round/>
+          </w14:textOutline>
+        </w:rPr>
+        <w:t>(</w:t>
+      </w:r>
+      <w:proofErr w:type="gramEnd"/>
+      <w:r>
+        <w:rPr>
+          <w:color w:val="000000" w:themeColor="text1"/>
+          <w:sz w:val="20"/>
+          <w:szCs w:val="20"/>
+          <w14:shadow w14:blurRad="38100" w14:dist="19050" w14:dir="2700000" w14:sx="100000" w14:sy="100000" w14:kx="0" w14:ky="0" w14:algn="tl">
+            <w14:schemeClr w14:val="dk1">
+              <w14:alpha w14:val="60000"/>
+            </w14:schemeClr>
+          </w14:shadow>
+          <w14:textOutline w14:w="0" w14:cap="flat" w14:cmpd="sng" w14:algn="ctr">
+            <w14:noFill/>
+            <w14:prstDash w14:val="solid"/>
+            <w14:round/>
+          </w14:textOutline>
+        </w:rPr>
+        <w:t>),</w:t>
+      </w:r>
+    </w:p>
+    <w:p>
+      <w:pPr>
+        <w:pStyle w:val="NoSpacing"/>
+        <w:rPr>
+          <w:color w:val="000000" w:themeColor="text1"/>
+          <w:sz w:val="20"/>
+          <w:szCs w:val="20"/>
+          <w14:shadow w14:blurRad="38100" w14:dist="19050" w14:dir="2700000" w14:sx="100000" w14:sy="100000" w14:kx="0" w14:ky="0" w14:algn="tl">
+            <w14:schemeClr w14:val="dk1">
+              <w14:alpha w14:val="60000"/>
+            </w14:schemeClr>
+          </w14:shadow>
+          <w14:textOutline w14:w="0" w14:cap="flat" w14:cmpd="sng" w14:algn="ctr">
+            <w14:noFill/>
+            <w14:prstDash w14:val="solid"/>
+            <w14:round/>
+          </w14:textOutline>
+        </w:rPr>
+      </w:pPr>
+      <w:r>
+        <w:rPr>
+          <w:color w:val="000000" w:themeColor="text1"/>
+          <w:sz w:val="20"/>
+          <w:szCs w:val="20"/>
+          <w14:shadow w14:blurRad="38100" w14:dist="19050" w14:dir="2700000" w14:sx="100000" w14:sy="100000" w14:kx="0" w14:ky="0" w14:algn="tl">
+            <w14:schemeClr w14:val="dk1">
+              <w14:alpha w14:val="60000"/>
+            </w14:schemeClr>
+          </w14:shadow>
+          <w14:textOutline w14:w="0" w14:cap="flat" w14:cmpd="sng" w14:algn="ctr">
+            <w14:noFill/>
+            <w14:prstDash w14:val="solid"/>
+            <w14:round/>
+          </w14:textOutline>
+        </w:rPr>
+        <w:t xml:space="preserve">    </w:t>
+      </w:r>
+      <w:proofErr w:type="spellStart"/>
+      <w:r>
+        <w:rPr>
+          <w:color w:val="000000" w:themeColor="text1"/>
+          <w:sz w:val="20"/>
+          <w:szCs w:val="20"/>
+          <w14:shadow w14:blurRad="38100" w14:dist="19050" w14:dir="2700000" w14:sx="100000" w14:sy="100000" w14:kx="0" w14:ky="0" w14:algn="tl">
+            <w14:schemeClr w14:val="dk1">
+              <w14:alpha w14:val="60000"/>
+            </w14:schemeClr>
+          </w14:shadow>
+          <w14:textOutline w14:w="0" w14:cap="flat" w14:cmpd="sng" w14:algn="ctr">
+            <w14:noFill/>
+            <w14:prstDash w14:val="solid"/>
+            <w14:round/>
+          </w14:textOutline>
+        </w:rPr>
+        <w:t>conversation_id</w:t>
+      </w:r>
+      <w:proofErr w:type="spellEnd"/>
+      <w:r>
+        <w:rPr>
+          <w:color w:val="000000" w:themeColor="text1"/>
+          <w:sz w:val="20"/>
+          <w:szCs w:val="20"/>
+          <w14:shadow w14:blurRad="38100" w14:dist="19050" w14:dir="2700000" w14:sx="100000" w14:sy="100000" w14:kx="0" w14:ky="0" w14:algn="tl">
+            <w14:schemeClr w14:val="dk1">
+              <w14:alpha w14:val="60000"/>
+            </w14:schemeClr>
+          </w14:shadow>
+          <w14:textOutline w14:w="0" w14:cap="flat" w14:cmpd="sng" w14:algn="ctr">
+            <w14:noFill/>
+            <w14:prstDash w14:val="solid"/>
+            <w14:round/>
+          </w14:textOutline>
+        </w:rPr>
+        <w:t xml:space="preserve"> UUID NOT NULL,</w:t>
+      </w:r>
+    </w:p>
+    <w:p>
+      <w:pPr>
+        <w:pStyle w:val="NoSpacing"/>
+        <w:rPr>
+          <w:color w:val="000000" w:themeColor="text1"/>
+          <w:sz w:val="20"/>
+          <w:szCs w:val="20"/>
+          <w14:shadow w14:blurRad="38100" w14:dist="19050" w14:dir="2700000" w14:sx="100000" w14:sy="100000" w14:kx="0" w14:ky="0" w14:algn="tl">
+            <w14:schemeClr w14:val="dk1">
+              <w14:alpha w14:val="60000"/>
+            </w14:schemeClr>
+          </w14:shadow>
+          <w14:textOutline w14:w="0" w14:cap="flat" w14:cmpd="sng" w14:algn="ctr">
+            <w14:noFill/>
+            <w14:prstDash w14:val="solid"/>
+            <w14:round/>
+          </w14:textOutline>
+        </w:rPr>
+      </w:pPr>
+      <w:r>
+        <w:rPr>
+          <w:color w:val="000000" w:themeColor="text1"/>
+          <w:sz w:val="20"/>
+          <w:szCs w:val="20"/>
+          <w14:shadow w14:blurRad="38100" w14:dist="19050" w14:dir="2700000" w14:sx="100000" w14:sy="100000" w14:kx="0" w14:ky="0" w14:algn="tl">
+            <w14:schemeClr w14:val="dk1">
+              <w14:alpha w14:val="60000"/>
+            </w14:schemeClr>
+          </w14:shadow>
+          <w14:textOutline w14:w="0" w14:cap="flat" w14:cmpd="sng" w14:algn="ctr">
+            <w14:noFill/>
+            <w14:prstDash w14:val="solid"/>
+            <w14:round/>
+          </w14:textOutline>
+        </w:rPr>
+        <w:t xml:space="preserve">    </w:t>
+      </w:r>
+      <w:proofErr w:type="spellStart"/>
+      <w:r>
+        <w:rPr>
+          <w:color w:val="000000" w:themeColor="text1"/>
+          <w:sz w:val="20"/>
+          <w:szCs w:val="20"/>
+          <w14:shadow w14:blurRad="38100" w14:dist="19050" w14:dir="2700000" w14:sx="100000" w14:sy="100000" w14:kx="0" w14:ky="0" w14:algn="tl">
+            <w14:schemeClr w14:val="dk1">
+              <w14:alpha w14:val="60000"/>
+            </w14:schemeClr>
+          </w14:shadow>
+          <w14:textOutline w14:w="0" w14:cap="flat" w14:cmpd="sng" w14:algn="ctr">
+            <w14:noFill/>
+            <w14:prstDash w14:val="solid"/>
+            <w14:round/>
+          </w14:textOutline>
+        </w:rPr>
+        <w:t>user_id</w:t>
+      </w:r>
+      <w:proofErr w:type="spellEnd"/>
+      <w:r>
+        <w:rPr>
+          <w:color w:val="000000" w:themeColor="text1"/>
+          <w:sz w:val="20"/>
+          <w:szCs w:val="20"/>
+          <w14:shadow w14:blurRad="38100" w14:dist="19050" w14:dir="2700000" w14:sx="100000" w14:sy="100000" w14:kx="0" w14:ky="0" w14:algn="tl">
+            <w14:schemeClr w14:val="dk1">
+              <w14:alpha w14:val="60000"/>
+            </w14:schemeClr>
+          </w14:shadow>
+          <w14:textOutline w14:w="0" w14:cap="flat" w14:cmpd="sng" w14:algn="ctr">
+            <w14:noFill/>
+            <w14:prstDash w14:val="solid"/>
+            <w14:round/>
+          </w14:textOutline>
+        </w:rPr>
+        <w:t xml:space="preserve"> UUID NOT NULL,</w:t>
+      </w:r>
+    </w:p>
+    <w:p>
+      <w:pPr>
+        <w:pStyle w:val="NoSpacing"/>
+        <w:rPr>
+          <w:color w:val="000000" w:themeColor="text1"/>
+          <w:sz w:val="20"/>
+          <w:szCs w:val="20"/>
+          <w14:shadow w14:blurRad="38100" w14:dist="19050" w14:dir="2700000" w14:sx="100000" w14:sy="100000" w14:kx="0" w14:ky="0" w14:algn="tl">
+            <w14:schemeClr w14:val="dk1">
+              <w14:alpha w14:val="60000"/>
+            </w14:schemeClr>
+          </w14:shadow>
+          <w14:textOutline w14:w="0" w14:cap="flat" w14:cmpd="sng" w14:algn="ctr">
+            <w14:noFill/>
+            <w14:prstDash w14:val="solid"/>
+            <w14:round/>
+          </w14:textOutline>
+        </w:rPr>
+      </w:pPr>
+      <w:r>
+        <w:rPr>
+          <w:color w:val="000000" w:themeColor="text1"/>
+          <w:sz w:val="20"/>
+          <w:szCs w:val="20"/>
+          <w14:shadow w14:blurRad="38100" w14:dist="19050" w14:dir="2700000" w14:sx="100000" w14:sy="100000" w14:kx="0" w14:ky="0" w14:algn="tl">
+            <w14:schemeClr w14:val="dk1">
+              <w14:alpha w14:val="60000"/>
+            </w14:schemeClr>
+          </w14:shadow>
+          <w14:textOutline w14:w="0" w14:cap="flat" w14:cmpd="sng" w14:algn="ctr">
+            <w14:noFill/>
+            <w14:prstDash w14:val="solid"/>
+            <w14:round/>
+          </w14:textOutline>
+        </w:rPr>
+        <w:t xml:space="preserve">    role </w:t>
+      </w:r>
+      <w:proofErr w:type="gramStart"/>
+      <w:r>
+        <w:rPr>
+          <w:color w:val="000000" w:themeColor="text1"/>
+          <w:sz w:val="20"/>
+          <w:szCs w:val="20"/>
+          <w14:shadow w14:blurRad="38100" w14:dist="19050" w14:dir="2700000" w14:sx="100000" w14:sy="100000" w14:kx="0" w14:ky="0" w14:algn="tl">
+            <w14:schemeClr w14:val="dk1">
+              <w14:alpha w14:val="60000"/>
+            </w14:schemeClr>
+          </w14:shadow>
+          <w14:textOutline w14:w="0" w14:cap="flat" w14:cmpd="sng" w14:algn="ctr">
+            <w14:noFill/>
+            <w14:prstDash w14:val="solid"/>
+            <w14:round/>
+          </w14:textOutline>
+        </w:rPr>
+        <w:t>VARCHAR(</w:t>
+      </w:r>
+      <w:proofErr w:type="gramEnd"/>
+      <w:r>
+        <w:rPr>
+          <w:color w:val="000000" w:themeColor="text1"/>
+          <w:sz w:val="20"/>
+          <w:szCs w:val="20"/>
+          <w14:shadow w14:blurRad="38100" w14:dist="19050" w14:dir="2700000" w14:sx="100000" w14:sy="100000" w14:kx="0" w14:ky="0" w14:algn="tl">
+            <w14:schemeClr w14:val="dk1">
+              <w14:alpha w14:val="60000"/>
+            </w14:schemeClr>
+          </w14:shadow>
+          <w14:textOutline w14:w="0" w14:cap="flat" w14:cmpd="sng" w14:algn="ctr">
+            <w14:noFill/>
+            <w14:prstDash w14:val="solid"/>
+            <w14:round/>
+          </w14:textOutline>
+        </w:rPr>
+        <w:t>50), -- 'user' or 'assistant'</w:t>
+      </w:r>
+    </w:p>
+    <w:p>
+      <w:pPr>
+        <w:pStyle w:val="NoSpacing"/>
+        <w:rPr>
+          <w:color w:val="000000" w:themeColor="text1"/>
+          <w:sz w:val="20"/>
+          <w:szCs w:val="20"/>
+          <w14:shadow w14:blurRad="38100" w14:dist="19050" w14:dir="2700000" w14:sx="100000" w14:sy="100000" w14:kx="0" w14:ky="0" w14:algn="tl">
+            <w14:schemeClr w14:val="dk1">
+              <w14:alpha w14:val="60000"/>
+            </w14:schemeClr>
+          </w14:shadow>
+          <w14:textOutline w14:w="0" w14:cap="flat" w14:cmpd="sng" w14:algn="ctr">
+            <w14:noFill/>
+            <w14:prstDash w14:val="solid"/>
+            <w14:round/>
+          </w14:textOutline>
+        </w:rPr>
+      </w:pPr>
+      <w:r>
+        <w:rPr>
+          <w:color w:val="000000" w:themeColor="text1"/>
+          <w:sz w:val="20"/>
+          <w:szCs w:val="20"/>
+          <w14:shadow w14:blurRad="38100" w14:dist="19050" w14:dir="2700000" w14:sx="100000" w14:sy="100000" w14:kx="0" w14:ky="0" w14:algn="tl">
+            <w14:schemeClr w14:val="dk1">
+              <w14:alpha w14:val="60000"/>
+            </w14:schemeClr>
+          </w14:shadow>
+          <w14:textOutline w14:w="0" w14:cap="flat" w14:cmpd="sng" w14:algn="ctr">
+            <w14:noFill/>
+            <w14:prstDash w14:val="solid"/>
+            <w14:round/>
+          </w14:textOutline>
+        </w:rPr>
+        <w:t xml:space="preserve">    content TEXT NOT NULL,</w:t>
+      </w:r>
+    </w:p>
+    <w:p>
+      <w:pPr>
+        <w:pStyle w:val="NoSpacing"/>
+        <w:rPr>
+          <w:color w:val="000000" w:themeColor="text1"/>
+          <w:sz w:val="20"/>
+          <w:szCs w:val="20"/>
+          <w14:shadow w14:blurRad="38100" w14:dist="19050" w14:dir="2700000" w14:sx="100000" w14:sy="100000" w14:kx="0" w14:ky="0" w14:algn="tl">
+            <w14:schemeClr w14:val="dk1">
+              <w14:alpha w14:val="60000"/>
+            </w14:schemeClr>
+          </w14:shadow>
+          <w14:textOutline w14:w="0" w14:cap="flat" w14:cmpd="sng" w14:algn="ctr">
+            <w14:noFill/>
+            <w14:prstDash w14:val="solid"/>
+            <w14:round/>
+          </w14:textOutline>
+        </w:rPr>
+      </w:pPr>
+      <w:r>
+        <w:rPr>
+          <w:color w:val="000000" w:themeColor="text1"/>
+          <w:sz w:val="20"/>
+          <w:szCs w:val="20"/>
+          <w14:shadow w14:blurRad="38100" w14:dist="19050" w14:dir="2700000" w14:sx="100000" w14:sy="100000" w14:kx="0" w14:ky="0" w14:algn="tl">
+            <w14:schemeClr w14:val="dk1">
+              <w14:alpha w14:val="60000"/>
+            </w14:schemeClr>
+          </w14:shadow>
+          <w14:textOutline w14:w="0" w14:cap="flat" w14:cmpd="sng" w14:algn="ctr">
+            <w14:noFill/>
+            <w14:prstDash w14:val="solid"/>
+            <w14:round/>
+          </w14:textOutline>
+        </w:rPr>
+        <w:t xml:space="preserve">    </w:t>
+      </w:r>
+      <w:proofErr w:type="spellStart"/>
+      <w:r>
+        <w:rPr>
+          <w:color w:val="000000" w:themeColor="text1"/>
+          <w:sz w:val="20"/>
+          <w:szCs w:val="20"/>
+          <w14:shadow w14:blurRad="38100" w14:dist="19050" w14:dir="2700000" w14:sx="100000" w14:sy="100000" w14:kx="0" w14:ky="0" w14:algn="tl">
+            <w14:schemeClr w14:val="dk1">
+              <w14:alpha w14:val="60000"/>
+            </w14:schemeClr>
+          </w14:shadow>
+          <w14:textOutline w14:w="0" w14:cap="flat" w14:cmpd="sng" w14:algn="ctr">
+            <w14:noFill/>
+            <w14:prstDash w14:val="solid"/>
+            <w14:round/>
+          </w14:textOutline>
+        </w:rPr>
+        <w:t>source_documents</w:t>
+      </w:r>
+      <w:proofErr w:type="spellEnd"/>
+      <w:r>
+        <w:rPr>
+          <w:color w:val="000000" w:themeColor="text1"/>
+          <w:sz w:val="20"/>
+          <w:szCs w:val="20"/>
+          <w14:shadow w14:blurRad="38100" w14:dist="19050" w14:dir="2700000" w14:sx="100000" w14:sy="100000" w14:kx="0" w14:ky="0" w14:algn="tl">
+            <w14:schemeClr w14:val="dk1">
+              <w14:alpha w14:val="60000"/>
+            </w14:schemeClr>
+          </w14:shadow>
+          <w14:textOutline w14:w="0" w14:cap="flat" w14:cmpd="sng" w14:algn="ctr">
+            <w14:noFill/>
+            <w14:prstDash w14:val="solid"/>
+            <w14:round/>
+          </w14:textOutline>
+        </w:rPr>
+        <w:t xml:space="preserve"> JSONB, -- References to documents used</w:t>
+      </w:r>
+    </w:p>
+    <w:p>
+      <w:pPr>
+        <w:pStyle w:val="NoSpacing"/>
+        <w:rPr>
+          <w:color w:val="000000" w:themeColor="text1"/>
+          <w:sz w:val="20"/>
+          <w:szCs w:val="20"/>
+          <w14:shadow w14:blurRad="38100" w14:dist="19050" w14:dir="2700000" w14:sx="100000" w14:sy="100000" w14:kx="0" w14:ky="0" w14:algn="tl">
+            <w14:schemeClr w14:val="dk1">
+              <w14:alpha w14:val="60000"/>
+            </w14:schemeClr>
+          </w14:shadow>
+          <w14:textOutline w14:w="0" w14:cap="flat" w14:cmpd="sng" w14:algn="ctr">
+            <w14:noFill/>
+            <w14:prstDash w14:val="solid"/>
+            <w14:round/>
+          </w14:textOutline>
+        </w:rPr>
+      </w:pPr>
+      <w:r>
+        <w:rPr>
+          <w:color w:val="000000" w:themeColor="text1"/>
+          <w:sz w:val="20"/>
+          <w:szCs w:val="20"/>
+          <w14:shadow w14:blurRad="38100" w14:dist="19050" w14:dir="2700000" w14:sx="100000" w14:sy="100000" w14:kx="0" w14:ky="0" w14:algn="tl">
+            <w14:schemeClr w14:val="dk1">
+              <w14:alpha w14:val="60000"/>
+            </w14:schemeClr>
+          </w14:shadow>
+          <w14:textOutline w14:w="0" w14:cap="flat" w14:cmpd="sng" w14:algn="ctr">
+            <w14:noFill/>
+            <w14:prstDash w14:val="solid"/>
+            <w14:round/>
+          </w14:textOutline>
+        </w:rPr>
+        <w:t xml:space="preserve">    </w:t>
+      </w:r>
+      <w:proofErr w:type="spellStart"/>
+      <w:r>
+        <w:rPr>
+          <w:color w:val="000000" w:themeColor="text1"/>
+          <w:sz w:val="20"/>
+          <w:szCs w:val="20"/>
+          <w14:shadow w14:blurRad="38100" w14:dist="19050" w14:dir="2700000" w14:sx="100000" w14:sy="100000" w14:kx="0" w14:ky="0" w14:algn="tl">
+            <w14:schemeClr w14:val="dk1">
+              <w14:alpha w14:val="60000"/>
+            </w14:schemeClr>
+          </w14:shadow>
+          <w14:textOutline w14:w="0" w14:cap="flat" w14:cmpd="sng" w14:algn="ctr">
+            <w14:noFill/>
+            <w14:prstDash w14:val="solid"/>
+            <w14:round/>
+          </w14:textOutline>
+        </w:rPr>
+        <w:t>created_at</w:t>
+      </w:r>
+      <w:proofErr w:type="spellEnd"/>
+      <w:r>
+        <w:rPr>
+          <w:color w:val="000000" w:themeColor="text1"/>
+          <w:sz w:val="20"/>
+          <w:szCs w:val="20"/>
+          <w14:shadow w14:blurRad="38100" w14:dist="19050" w14:dir="2700000" w14:sx="100000" w14:sy="100000" w14:kx="0" w14:ky="0" w14:algn="tl">
+            <w14:schemeClr w14:val="dk1">
+              <w14:alpha w14:val="60000"/>
+            </w14:schemeClr>
+          </w14:shadow>
+          <w14:textOutline w14:w="0" w14:cap="flat" w14:cmpd="sng" w14:algn="ctr">
+            <w14:noFill/>
+            <w14:prstDash w14:val="solid"/>
+            <w14:round/>
+          </w14:textOutline>
+        </w:rPr>
+        <w:t xml:space="preserve"> TIMESTAMP DEFAULT </w:t>
+      </w:r>
+      <w:proofErr w:type="gramStart"/>
+      <w:r>
+        <w:rPr>
+          <w:color w:val="000000" w:themeColor="text1"/>
+          <w:sz w:val="20"/>
+          <w:szCs w:val="20"/>
+          <w14:shadow w14:blurRad="38100" w14:dist="19050" w14:dir="2700000" w14:sx="100000" w14:sy="100000" w14:kx="0" w14:ky="0" w14:algn="tl">
+            <w14:schemeClr w14:val="dk1">
+              <w14:alpha w14:val="60000"/>
+            </w14:schemeClr>
+          </w14:shadow>
+          <w14:textOutline w14:w="0" w14:cap="flat" w14:cmpd="sng" w14:algn="ctr">
+            <w14:noFill/>
+            <w14:prstDash w14:val="solid"/>
+            <w14:round/>
+          </w14:textOutline>
+        </w:rPr>
+        <w:t>NOW(</w:t>
+      </w:r>
+      <w:proofErr w:type="gramEnd"/>
+      <w:r>
+        <w:rPr>
+          <w:color w:val="000000" w:themeColor="text1"/>
+          <w:sz w:val="20"/>
+          <w:szCs w:val="20"/>
+          <w14:shadow w14:blurRad="38100" w14:dist="19050" w14:dir="2700000" w14:sx="100000" w14:sy="100000" w14:kx="0" w14:ky="0" w14:algn="tl">
+            <w14:schemeClr w14:val="dk1">
+              <w14:alpha w14:val="60000"/>
+            </w14:schemeClr>
+          </w14:shadow>
+          <w14:textOutline w14:w="0" w14:cap="flat" w14:cmpd="sng" w14:algn="ctr">
+            <w14:noFill/>
+            <w14:prstDash w14:val="solid"/>
+            <w14:round/>
+          </w14:textOutline>
+        </w:rPr>
+        <w:t>),</w:t>
+      </w:r>
+    </w:p>
+    <w:p>
+      <w:pPr>
+        <w:pStyle w:val="NoSpacing"/>
+        <w:rPr>
+          <w:color w:val="000000" w:themeColor="text1"/>
+          <w:sz w:val="20"/>
+          <w:szCs w:val="20"/>
+          <w14:shadow w14:blurRad="38100" w14:dist="19050" w14:dir="2700000" w14:sx="100000" w14:sy="100000" w14:kx="0" w14:ky="0" w14:algn="tl">
+            <w14:schemeClr w14:val="dk1">
+              <w14:alpha w14:val="60000"/>
+            </w14:schemeClr>
+          </w14:shadow>
+          <w14:textOutline w14:w="0" w14:cap="flat" w14:cmpd="sng" w14:algn="ctr">
+            <w14:noFill/>
+            <w14:prstDash w14:val="solid"/>
+            <w14:round/>
+          </w14:textOutline>
+        </w:rPr>
+      </w:pPr>
+      <w:r>
+        <w:rPr>
+          <w:color w:val="000000" w:themeColor="text1"/>
+          <w:sz w:val="20"/>
+          <w:szCs w:val="20"/>
+          <w14:shadow w14:blurRad="38100" w14:dist="19050" w14:dir="2700000" w14:sx="100000" w14:sy="100000" w14:kx="0" w14:ky="0" w14:algn="tl">
+            <w14:schemeClr w14:val="dk1">
+              <w14:alpha w14:val="60000"/>
+            </w14:schemeClr>
+          </w14:shadow>
+          <w14:textOutline w14:w="0" w14:cap="flat" w14:cmpd="sng" w14:algn="ctr">
+            <w14:noFill/>
+            <w14:prstDash w14:val="solid"/>
+            <w14:round/>
+          </w14:textOutline>
+        </w:rPr>
+        <w:t xml:space="preserve">    FOREIGN KEY (</w:t>
+      </w:r>
+      <w:proofErr w:type="spellStart"/>
+      <w:r>
+        <w:rPr>
+          <w:color w:val="000000" w:themeColor="text1"/>
+          <w:sz w:val="20"/>
+          <w:szCs w:val="20"/>
+          <w14:shadow w14:blurRad="38100" w14:dist="19050" w14:dir="2700000" w14:sx="100000" w14:sy="100000" w14:kx="0" w14:ky="0" w14:algn="tl">
+            <w14:schemeClr w14:val="dk1">
+              <w14:alpha w14:val="60000"/>
+            </w14:schemeClr>
+          </w14:shadow>
+          <w14:textOutline w14:w="0" w14:cap="flat" w14:cmpd="sng" w14:algn="ctr">
+            <w14:noFill/>
+            <w14:prstDash w14:val="solid"/>
+            <w14:round/>
+          </w14:textOutline>
+        </w:rPr>
+        <w:t>conversation_id</w:t>
+      </w:r>
+      <w:proofErr w:type="spellEnd"/>
+      <w:r>
+        <w:rPr>
+          <w:color w:val="000000" w:themeColor="text1"/>
+          <w:sz w:val="20"/>
+          <w:szCs w:val="20"/>
+          <w14:shadow w14:blurRad="38100" w14:dist="19050" w14:dir="2700000" w14:sx="100000" w14:sy="100000" w14:kx="0" w14:ky="0" w14:algn="tl">
+            <w14:schemeClr w14:val="dk1">
+              <w14:alpha w14:val="60000"/>
+            </w14:schemeClr>
+          </w14:shadow>
+          <w14:textOutline w14:w="0" w14:cap="flat" w14:cmpd="sng" w14:algn="ctr">
+            <w14:noFill/>
+            <w14:prstDash w14:val="solid"/>
+            <w14:round/>
+          </w14:textOutline>
+        </w:rPr>
+        <w:t>) REFERENCES conversations(id) ON DELETE CASCADE,</w:t>
+      </w:r>
+    </w:p>
+    <w:p>
+      <w:pPr>
+        <w:pStyle w:val="NoSpacing"/>
+        <w:rPr>
+          <w:color w:val="000000" w:themeColor="text1"/>
+          <w:sz w:val="20"/>
+          <w:szCs w:val="20"/>
+          <w14:shadow w14:blurRad="38100" w14:dist="19050" w14:dir="2700000" w14:sx="100000" w14:sy="100000" w14:kx="0" w14:ky="0" w14:algn="tl">
+            <w14:schemeClr w14:val="dk1">
+              <w14:alpha w14:val="60000"/>
+            </w14:schemeClr>
+          </w14:shadow>
+          <w14:textOutline w14:w="0" w14:cap="flat" w14:cmpd="sng" w14:algn="ctr">
+            <w14:noFill/>
+            <w14:prstDash w14:val="solid"/>
+            <w14:round/>
+          </w14:textOutline>
+        </w:rPr>
+      </w:pPr>
+      <w:r>
+        <w:rPr>
+          <w:color w:val="000000" w:themeColor="text1"/>
+          <w:sz w:val="20"/>
+          <w:szCs w:val="20"/>
+          <w14:shadow w14:blurRad="38100" w14:dist="19050" w14:dir="2700000" w14:sx="100000" w14:sy="100000" w14:kx="0" w14:ky="0" w14:algn="tl">
+            <w14:schemeClr w14:val="dk1">
+              <w14:alpha w14:val="60000"/>
+            </w14:schemeClr>
+          </w14:shadow>
+          <w14:textOutline w14:w="0" w14:cap="flat" w14:cmpd="sng" w14:algn="ctr">
+            <w14:noFill/>
+            <w14:prstDash w14:val="solid"/>
+            <w14:round/>
+          </w14:textOutline>
+        </w:rPr>
+        <w:t xml:space="preserve">    FOREIGN KEY (</w:t>
+      </w:r>
+      <w:proofErr w:type="spellStart"/>
+      <w:r>
+        <w:rPr>
+          <w:color w:val="000000" w:themeColor="text1"/>
+          <w:sz w:val="20"/>
+          <w:szCs w:val="20"/>
+          <w14:shadow w14:blurRad="38100" w14:dist="19050" w14:dir="2700000" w14:sx="100000" w14:sy="100000" w14:kx="0" w14:ky="0" w14:algn="tl">
+            <w14:schemeClr w14:val="dk1">
+              <w14:alpha w14:val="60000"/>
+            </w14:schemeClr>
+          </w14:shadow>
+          <w14:textOutline w14:w="0" w14:cap="flat" w14:cmpd="sng" w14:algn="ctr">
+            <w14:noFill/>
+            <w14:prstDash w14:val="solid"/>
+            <w14:round/>
+          </w14:textOutline>
+        </w:rPr>
+        <w:t>user_id</w:t>
+      </w:r>
+      <w:proofErr w:type="spellEnd"/>
+      <w:r>
+        <w:rPr>
+          <w:color w:val="000000" w:themeColor="text1"/>
+          <w:sz w:val="20"/>
+          <w:szCs w:val="20"/>
+          <w14:shadow w14:blurRad="38100" w14:dist="19050" w14:dir="2700000" w14:sx="100000" w14:sy="100000" w14:kx="0" w14:ky="0" w14:algn="tl">
+            <w14:schemeClr w14:val="dk1">
+              <w14:alpha w14:val="60000"/>
+            </w14:schemeClr>
+          </w14:shadow>
+          <w14:textOutline w14:w="0" w14:cap="flat" w14:cmpd="sng" w14:algn="ctr">
+            <w14:noFill/>
+            <w14:prstDash w14:val="solid"/>
+            <w14:round/>
+          </w14:textOutline>
+        </w:rPr>
+        <w:t>) REFERENCES users(id) ON DELETE CASCADE</w:t>
+      </w:r>
+    </w:p>
+    <w:p>
+      <w:pPr>
+        <w:pStyle w:val="NoSpacing"/>
+        <w:rPr>
+          <w:color w:val="000000" w:themeColor="text1"/>
+          <w:sz w:val="20"/>
+          <w:szCs w:val="20"/>
+          <w14:shadow w14:blurRad="38100" w14:dist="19050" w14:dir="2700000" w14:sx="100000" w14:sy="100000" w14:kx="0" w14:ky="0" w14:algn="tl">
+            <w14:schemeClr w14:val="dk1">
+              <w14:alpha w14:val="60000"/>
+            </w14:schemeClr>
+          </w14:shadow>
+          <w14:textOutline w14:w="0" w14:cap="flat" w14:cmpd="sng" w14:algn="ctr">
+            <w14:noFill/>
+            <w14:prstDash w14:val="solid"/>
+            <w14:round/>
+          </w14:textOutline>
+        </w:rPr>
+      </w:pPr>
+      <w:r>
+        <w:rPr>
+          <w:color w:val="000000" w:themeColor="text1"/>
+          <w:sz w:val="20"/>
+          <w:szCs w:val="20"/>
+          <w14:shadow w14:blurRad="38100" w14:dist="19050" w14:dir="2700000" w14:sx="100000" w14:sy="100000" w14:kx="0" w14:ky="0" w14:algn="tl">
+            <w14:schemeClr w14:val="dk1">
+              <w14:alpha w14:val="60000"/>
+            </w14:schemeClr>
+          </w14:shadow>
+          <w14:textOutline w14:w="0" w14:cap="flat" w14:cmpd="sng" w14:algn="ctr">
+            <w14:noFill/>
+            <w14:prstDash w14:val="solid"/>
+            <w14:round/>
+          </w14:textOutline>
+        </w:rPr>
+        <w:t>);</w:t>
+      </w:r>
+    </w:p>
+    <w:p>
+      <w:pPr>
+        <w:pStyle w:val="NoSpacing"/>
+        <w:rPr>
+          <w:color w:val="000000" w:themeColor="text1"/>
+          <w:sz w:val="20"/>
+          <w:szCs w:val="20"/>
+          <w14:shadow w14:blurRad="38100" w14:dist="19050" w14:dir="2700000" w14:sx="100000" w14:sy="100000" w14:kx="0" w14:ky="0" w14:algn="tl">
+            <w14:schemeClr w14:val="dk1">
+              <w14:alpha w14:val="60000"/>
+            </w14:schemeClr>
+          </w14:shadow>
+          <w14:textOutline w14:w="0" w14:cap="flat" w14:cmpd="sng" w14:algn="ctr">
+            <w14:noFill/>
+            <w14:prstDash w14:val="solid"/>
+            <w14:round/>
+          </w14:textOutline>
+        </w:rPr>
+      </w:pPr>
+    </w:p>
+    <w:p>
+      <w:pPr>
+        <w:pStyle w:val="NoSpacing"/>
+        <w:rPr>
+          <w:color w:val="000000" w:themeColor="text1"/>
+          <w:sz w:val="20"/>
+          <w:szCs w:val="20"/>
+          <w14:shadow w14:blurRad="38100" w14:dist="19050" w14:dir="2700000" w14:sx="100000" w14:sy="100000" w14:kx="0" w14:ky="0" w14:algn="tl">
+            <w14:schemeClr w14:val="dk1">
+              <w14:alpha w14:val="60000"/>
+            </w14:schemeClr>
+          </w14:shadow>
+          <w14:textOutline w14:w="0" w14:cap="flat" w14:cmpd="sng" w14:algn="ctr">
+            <w14:noFill/>
+            <w14:prstDash w14:val="solid"/>
+            <w14:round/>
+          </w14:textOutline>
+        </w:rPr>
+      </w:pPr>
+      <w:r>
+        <w:rPr>
+          <w:color w:val="000000" w:themeColor="text1"/>
+          <w:sz w:val="20"/>
+          <w:szCs w:val="20"/>
+          <w14:shadow w14:blurRad="38100" w14:dist="19050" w14:dir="2700000" w14:sx="100000" w14:sy="100000" w14:kx="0" w14:ky="0" w14:algn="tl">
+            <w14:schemeClr w14:val="dk1">
+              <w14:alpha w14:val="60000"/>
+            </w14:schemeClr>
+          </w14:shadow>
+          <w14:textOutline w14:w="0" w14:cap="flat" w14:cmpd="sng" w14:algn="ctr">
+            <w14:noFill/>
+            <w14:prstDash w14:val="solid"/>
+            <w14:round/>
+          </w14:textOutline>
+        </w:rPr>
+        <w:t xml:space="preserve">CREATE INDEX </w:t>
+      </w:r>
+      <w:proofErr w:type="spellStart"/>
+      <w:r>
+        <w:rPr>
+          <w:color w:val="000000" w:themeColor="text1"/>
+          <w:sz w:val="20"/>
+          <w:szCs w:val="20"/>
+          <w14:shadow w14:blurRad="38100" w14:dist="19050" w14:dir="2700000" w14:sx="100000" w14:sy="100000" w14:kx="0" w14:ky="0" w14:algn="tl">
+            <w14:schemeClr w14:val="dk1">
+              <w14:alpha w14:val="60000"/>
+            </w14:schemeClr>
+          </w14:shadow>
+          <w14:textOutline w14:w="0" w14:cap="flat" w14:cmpd="sng" w14:algn="ctr">
+            <w14:noFill/>
+            <w14:prstDash w14:val="solid"/>
+            <w14:round/>
+          </w14:textOutline>
+        </w:rPr>
+        <w:t>idx_conversations_user_id</w:t>
+      </w:r>
+      <w:proofErr w:type="spellEnd"/>
+      <w:r>
+        <w:rPr>
+          <w:color w:val="000000" w:themeColor="text1"/>
+          <w:sz w:val="20"/>
+          <w:szCs w:val="20"/>
+          <w14:shadow w14:blurRad="38100" w14:dist="19050" w14:dir="2700000" w14:sx="100000" w14:sy="100000" w14:kx="0" w14:ky="0" w14:algn="tl">
+            <w14:schemeClr w14:val="dk1">
+              <w14:alpha w14:val="60000"/>
+            </w14:schemeClr>
+          </w14:shadow>
+          <w14:textOutline w14:w="0" w14:cap="flat" w14:cmpd="sng" w14:algn="ctr">
+            <w14:noFill/>
+            <w14:prstDash w14:val="solid"/>
+            <w14:round/>
+          </w14:textOutline>
+        </w:rPr>
+        <w:t xml:space="preserve"> ON conversations(</w:t>
+      </w:r>
+      <w:proofErr w:type="spellStart"/>
+      <w:r>
+        <w:rPr>
+          <w:color w:val="000000" w:themeColor="text1"/>
+          <w:sz w:val="20"/>
+          <w:szCs w:val="20"/>
+          <w14:shadow w14:blurRad="38100" w14:dist="19050" w14:dir="2700000" w14:sx="100000" w14:sy="100000" w14:kx="0" w14:ky="0" w14:algn="tl">
+            <w14:schemeClr w14:val="dk1">
+              <w14:alpha w14:val="60000"/>
+            </w14:schemeClr>
+          </w14:shadow>
+          <w14:textOutline w14:w="0" w14:cap="flat" w14:cmpd="sng" w14:algn="ctr">
+            <w14:noFill/>
+            <w14:prstDash w14:val="solid"/>
+            <w14:round/>
+          </w14:textOutline>
+        </w:rPr>
+        <w:t>user_id</w:t>
+      </w:r>
+      <w:proofErr w:type="spellEnd"/>
+      <w:r>
+        <w:rPr>
+          <w:color w:val="000000" w:themeColor="text1"/>
+          <w:sz w:val="20"/>
+          <w:szCs w:val="20"/>
+          <w14:shadow w14:blurRad="38100" w14:dist="19050" w14:dir="2700000" w14:sx="100000" w14:sy="100000" w14:kx="0" w14:ky="0" w14:algn="tl">
+            <w14:schemeClr w14:val="dk1">
+              <w14:alpha w14:val="60000"/>
+            </w14:schemeClr>
+          </w14:shadow>
+          <w14:textOutline w14:w="0" w14:cap="flat" w14:cmpd="sng" w14:algn="ctr">
+            <w14:noFill/>
+            <w14:prstDash w14:val="solid"/>
+            <w14:round/>
+          </w14:textOutline>
+        </w:rPr>
+        <w:t>);</w:t>
+      </w:r>
+    </w:p>
+    <w:p>
+      <w:pPr>
+        <w:pStyle w:val="NoSpacing"/>
+      </w:pPr>
+      <w:r>
+        <w:rPr>
+          <w:color w:val="000000" w:themeColor="text1"/>
+          <w:sz w:val="20"/>
+          <w:szCs w:val="20"/>
+          <w14:shadow w14:blurRad="38100" w14:dist="19050" w14:dir="2700000" w14:sx="100000" w14:sy="100000" w14:kx="0" w14:ky="0" w14:algn="tl">
+            <w14:schemeClr w14:val="dk1">
+              <w14:alpha w14:val="60000"/>
+            </w14:schemeClr>
+          </w14:shadow>
+          <w14:textOutline w14:w="0" w14:cap="flat" w14:cmpd="sng" w14:algn="ctr">
+            <w14:noFill/>
+            <w14:prstDash w14:val="solid"/>
+            <w14:round/>
+          </w14:textOutline>
+        </w:rPr>
+        <w:t xml:space="preserve">CREATE INDEX </w:t>
+      </w:r>
+      <w:proofErr w:type="spellStart"/>
+      <w:r>
+        <w:rPr>
+          <w:color w:val="000000" w:themeColor="text1"/>
+          <w:sz w:val="20"/>
+          <w:szCs w:val="20"/>
+          <w14:shadow w14:blurRad="38100" w14:dist="19050" w14:dir="2700000" w14:sx="100000" w14:sy="100000" w14:kx="0" w14:ky="0" w14:algn="tl">
+            <w14:schemeClr w14:val="dk1">
+              <w14:alpha w14:val="60000"/>
+            </w14:schemeClr>
+          </w14:shadow>
+          <w14:textOutline w14:w="0" w14:cap="flat" w14:cmpd="sng" w14:algn="ctr">
+            <w14:noFill/>
+            <w14:prstDash w14:val="solid"/>
+            <w14:round/>
+          </w14:textOutline>
+        </w:rPr>
+        <w:t>idx_chat_messages_conversation_id</w:t>
+      </w:r>
+      <w:proofErr w:type="spellEnd"/>
+      <w:r>
+        <w:rPr>
+          <w:color w:val="000000" w:themeColor="text1"/>
+          <w:sz w:val="20"/>
+          <w:szCs w:val="20"/>
+          <w14:shadow w14:blurRad="38100" w14:dist="19050" w14:dir="2700000" w14:sx="100000" w14:sy="100000" w14:kx="0" w14:ky="0" w14:algn="tl">
+            <w14:schemeClr w14:val="dk1">
+              <w14:alpha w14:val="60000"/>
+            </w14:schemeClr>
+          </w14:shadow>
+          <w14:textOutline w14:w="0" w14:cap="flat" w14:cmpd="sng" w14:algn="ctr">
+            <w14:noFill/>
+            <w14:prstDash w14:val="solid"/>
+            <w14:round/>
+          </w14:textOutline>
+        </w:rPr>
+        <w:t xml:space="preserve"> ON </w:t>
+      </w:r>
+      <w:proofErr w:type="spellStart"/>
+      <w:r>
+        <w:rPr>
+          <w:color w:val="000000" w:themeColor="text1"/>
+          <w:sz w:val="20"/>
+          <w:szCs w:val="20"/>
+          <w14:shadow w14:blurRad="38100" w14:dist="19050" w14:dir="2700000" w14:sx="100000" w14:sy="100000" w14:kx="0" w14:ky="0" w14:algn="tl">
+            <w14:schemeClr w14:val="dk1">
+              <w14:alpha w14:val="60000"/>
+            </w14:schemeClr>
+          </w14:shadow>
+          <w14:textOutline w14:w="0" w14:cap="flat" w14:cmpd="sng" w14:algn="ctr">
+            <w14:noFill/>
+            <w14:prstDash w14:val="solid"/>
+            <w14:round/>
+          </w14:textOutline>
+        </w:rPr>
+        <w:t>chat_messages</w:t>
+      </w:r>
+      <w:proofErr w:type="spellEnd"/>
+      <w:r>
+        <w:rPr>
+          <w:color w:val="000000" w:themeColor="text1"/>
+          <w:sz w:val="20"/>
+          <w:szCs w:val="20"/>
+          <w14:shadow w14:blurRad="38100" w14:dist="19050" w14:dir="2700000" w14:sx="100000" w14:sy="100000" w14:kx="0" w14:ky="0" w14:algn="tl">
+            <w14:schemeClr w14:val="dk1">
+              <w14:alpha w14:val="60000"/>
+            </w14:schemeClr>
+          </w14:shadow>
+          <w14:textOutline w14:w="0" w14:cap="flat" w14:cmpd="sng" w14:algn="ctr">
+            <w14:noFill/>
+            <w14:prstDash w14:val="solid"/>
+            <w14:round/>
+          </w14:textOutline>
+        </w:rPr>
+        <w:t>(</w:t>
+      </w:r>
+      <w:proofErr w:type="spellStart"/>
+      <w:r>
+        <w:rPr>
+          <w:color w:val="000000" w:themeColor="text1"/>
+          <w:sz w:val="20"/>
+          <w:szCs w:val="20"/>
+          <w14:shadow w14:blurRad="38100" w14:dist="19050" w14:dir="2700000" w14:sx="100000" w14:sy="100000" w14:kx="0" w14:ky="0" w14:algn="tl">
+            <w14:schemeClr w14:val="dk1">
+              <w14:alpha w14:val="60000"/>
+            </w14:schemeClr>
+          </w14:shadow>
+          <w14:textOutline w14:w="0" w14:cap="flat" w14:cmpd="sng" w14:algn="ctr">
+            <w14:noFill/>
+            <w14:prstDash w14:val="solid"/>
+            <w14:round/>
+          </w14:textOutline>
+        </w:rPr>
+        <w:t>conversation_id</w:t>
+      </w:r>
+      <w:proofErr w:type="spellEnd"/>
+      <w:r>
+        <w:rPr>
+          <w:color w:val="000000" w:themeColor="text1"/>
+          <w:sz w:val="20"/>
+          <w:szCs w:val="20"/>
+          <w14:shadow w14:blurRad="38100" w14:dist="19050" w14:dir="2700000" w14:sx="100000" w14:sy="100000" w14:kx="0" w14:ky="0" w14:algn="tl">
+            <w14:schemeClr w14:val="dk1">
+              <w14:alpha w14:val="60000"/>
+            </w14:schemeClr>
+          </w14:shadow>
+          <w14:textOutline w14:w="0" w14:cap="flat" w14:cmpd="sng" w14:algn="ctr">
+            <w14:noFill/>
+            <w14:prstDash w14:val="solid"/>
+            <w14:round/>
+          </w14:textOutline>
+        </w:rPr>
+        <w:t>);</w:t>
+      </w:r>
+      <w:r>
+        <w:rPr>
+          <w:color w:val="000000" w:themeColor="text1"/>
+          <w:sz w:val="20"/>
+          <w:szCs w:val="20"/>
+          <w14:shadow w14:blurRad="38100" w14:dist="19050" w14:dir="2700000" w14:sx="100000" w14:sy="100000" w14:kx="0" w14:ky="0" w14:algn="tl">
+            <w14:schemeClr w14:val="dk1">
+              <w14:alpha w14:val="60000"/>
+            </w14:schemeClr>
+          </w14:shadow>
+          <w14:textOutline w14:w="0" w14:cap="flat" w14:cmpd="sng" w14:algn="ctr">
+            <w14:noFill/>
+            <w14:prstDash w14:val="solid"/>
+            <w14:round/>
+          </w14:textOutline>
+        </w:rPr>
+        <w:br/>
+      </w:r>
+      <w:r>
+        <w:rPr>
+          <w:color w:val="000000" w:themeColor="text1"/>
+          <w:sz w:val="20"/>
+          <w:szCs w:val="20"/>
+          <w14:shadow w14:blurRad="38100" w14:dist="19050" w14:dir="2700000" w14:sx="100000" w14:sy="100000" w14:kx="0" w14:ky="0" w14:algn="tl">
+            <w14:schemeClr w14:val="dk1">
+              <w14:alpha w14:val="60000"/>
+            </w14:schemeClr>
+          </w14:shadow>
+          <w14:textOutline w14:w="0" w14:cap="flat" w14:cmpd="sng" w14:algn="ctr">
+            <w14:noFill/>
+            <w14:prstDash w14:val="solid"/>
+            <w14:round/>
+          </w14:textOutline>
+        </w:rPr>
+        <w:br/>
+      </w:r>
+      <w:r>
+        <w:rPr>
+          <w:color w:val="000000" w:themeColor="text1"/>
+          <w:sz w:val="20"/>
+          <w:szCs w:val="20"/>
+          <w14:shadow w14:blurRad="38100" w14:dist="19050" w14:dir="2700000" w14:sx="100000" w14:sy="100000" w14:kx="0" w14:ky="0" w14:algn="tl">
+            <w14:schemeClr w14:val="dk1">
+              <w14:alpha w14:val="60000"/>
+            </w14:schemeClr>
+          </w14:shadow>
+          <w14:textOutline w14:w="0" w14:cap="flat" w14:cmpd="sng" w14:algn="ctr">
+            <w14:noFill/>
+            <w14:prstDash w14:val="solid"/>
+            <w14:round/>
+          </w14:textOutline>
+        </w:rPr>
+        <w:br/>
+      </w:r>
+      <w:r>
+        <w:rPr>
+          <w:rStyle w:val="Strong"/>
+        </w:rPr>
+        <w:t>PostgreSQL database (</w:t>
+      </w:r>
+      <w:proofErr w:type="spellStart"/>
+      <w:r>
+        <w:rPr>
+          <w:rStyle w:val="Strong"/>
+        </w:rPr>
+        <w:t>Supabase</w:t>
+      </w:r>
+      <w:proofErr w:type="spellEnd"/>
+      <w:r>
+        <w:rPr>
+          <w:rStyle w:val="Strong"/>
+        </w:rPr>
+        <w:t>)</w:t>
+      </w:r>
+      <w:r>
+        <w:t xml:space="preserve"> — two tables:</w:t>
+      </w:r>
+      <w:r>
+        <w:br/>
+      </w:r>
+    </w:p>
+    <w:p>
+      <w:pPr>
+        <w:pStyle w:val="NoSpacing"/>
+        <w:rPr>
+          <w:color w:val="000000" w:themeColor="text1"/>
+          <w:sz w:val="20"/>
+          <w:szCs w:val="20"/>
+          <w14:shadow w14:blurRad="38100" w14:dist="19050" w14:dir="2700000" w14:sx="100000" w14:sy="100000" w14:kx="0" w14:ky="0" w14:algn="tl">
+            <w14:schemeClr w14:val="dk1">
+              <w14:alpha w14:val="60000"/>
+            </w14:schemeClr>
+          </w14:shadow>
+          <w14:textOutline w14:w="0" w14:cap="flat" w14:cmpd="sng" w14:algn="ctr">
+            <w14:noFill/>
+            <w14:prstDash w14:val="solid"/>
+            <w14:round/>
+          </w14:textOutline>
+        </w:rPr>
+      </w:pPr>
+      <w:r>
+        <w:rPr>
+          <w:color w:val="000000" w:themeColor="text1"/>
+          <w:sz w:val="20"/>
+          <w:szCs w:val="20"/>
+          <w14:shadow w14:blurRad="38100" w14:dist="19050" w14:dir="2700000" w14:sx="100000" w14:sy="100000" w14:kx="0" w14:ky="0" w14:algn="tl">
+            <w14:schemeClr w14:val="dk1">
+              <w14:alpha w14:val="60000"/>
+            </w14:schemeClr>
+          </w14:shadow>
+          <w14:textOutline w14:w="0" w14:cap="flat" w14:cmpd="sng" w14:algn="ctr">
+            <w14:noFill/>
+            <w14:prstDash w14:val="solid"/>
+            <w14:round/>
+          </w14:textOutline>
+        </w:rPr>
+        <w:t xml:space="preserve">conversations table         </w:t>
+      </w:r>
+      <w:r>
+        <w:rPr>
+          <w:color w:val="000000" w:themeColor="text1"/>
+          <w:sz w:val="20"/>
+          <w:szCs w:val="20"/>
+          <w14:shadow w14:blurRad="38100" w14:dist="19050" w14:dir="2700000" w14:sx="100000" w14:sy="100000" w14:kx="0" w14:ky="0" w14:algn="tl">
+            <w14:schemeClr w14:val="dk1">
+              <w14:alpha w14:val="60000"/>
+            </w14:schemeClr>
+          </w14:shadow>
+          <w14:textOutline w14:w="0" w14:cap="flat" w14:cmpd="sng" w14:algn="ctr">
+            <w14:noFill/>
+            <w14:prstDash w14:val="solid"/>
+            <w14:round/>
+          </w14:textOutline>
+        </w:rPr>
+        <w:tab/>
+      </w:r>
+      <w:r>
+        <w:rPr>
+          <w:color w:val="000000" w:themeColor="text1"/>
+          <w:sz w:val="20"/>
+          <w:szCs w:val="20"/>
+          <w14:shadow w14:blurRad="38100" w14:dist="19050" w14:dir="2700000" w14:sx="100000" w14:sy="100000" w14:kx="0" w14:ky="0" w14:algn="tl">
+            <w14:schemeClr w14:val="dk1">
+              <w14:alpha w14:val="60000"/>
+            </w14:schemeClr>
+          </w14:shadow>
+          <w14:textOutline w14:w="0" w14:cap="flat" w14:cmpd="sng" w14:algn="ctr">
+            <w14:noFill/>
+            <w14:prstDash w14:val="solid"/>
+            <w14:round/>
+          </w14:textOutline>
+        </w:rPr>
+        <w:tab/>
+      </w:r>
+      <w:r>
+        <w:rPr>
+          <w:color w:val="000000" w:themeColor="text1"/>
+          <w:sz w:val="20"/>
+          <w:szCs w:val="20"/>
+          <w14:shadow w14:blurRad="38100" w14:dist="19050" w14:dir="2700000" w14:sx="100000" w14:sy="100000" w14:kx="0" w14:ky="0" w14:algn="tl">
+            <w14:schemeClr w14:val="dk1">
+              <w14:alpha w14:val="60000"/>
+            </w14:schemeClr>
+          </w14:shadow>
+          <w14:textOutline w14:w="0" w14:cap="flat" w14:cmpd="sng" w14:algn="ctr">
+            <w14:noFill/>
+            <w14:prstDash w14:val="solid"/>
+            <w14:round/>
+          </w14:textOutline>
+        </w:rPr>
+        <w:t xml:space="preserve"> </w:t>
+      </w:r>
+      <w:proofErr w:type="spellStart"/>
+      <w:r>
+        <w:rPr>
+          <w:color w:val="000000" w:themeColor="text1"/>
+          <w:sz w:val="20"/>
+          <w:szCs w:val="20"/>
+          <w14:shadow w14:blurRad="38100" w14:dist="19050" w14:dir="2700000" w14:sx="100000" w14:sy="100000" w14:kx="0" w14:ky="0" w14:algn="tl">
+            <w14:schemeClr w14:val="dk1">
+              <w14:alpha w14:val="60000"/>
+            </w14:schemeClr>
+          </w14:shadow>
+          <w14:textOutline w14:w="0" w14:cap="flat" w14:cmpd="sng" w14:algn="ctr">
+            <w14:noFill/>
+            <w14:prstDash w14:val="solid"/>
+            <w14:round/>
+          </w14:textOutline>
+        </w:rPr>
+        <w:t>chat_messages</w:t>
+      </w:r>
+      <w:proofErr w:type="spellEnd"/>
+      <w:r>
+        <w:rPr>
+          <w:color w:val="000000" w:themeColor="text1"/>
+          <w:sz w:val="20"/>
+          <w:szCs w:val="20"/>
+          <w14:shadow w14:blurRad="38100" w14:dist="19050" w14:dir="2700000" w14:sx="100000" w14:sy="100000" w14:kx="0" w14:ky="0" w14:algn="tl">
+            <w14:schemeClr w14:val="dk1">
+              <w14:alpha w14:val="60000"/>
+            </w14:schemeClr>
+          </w14:shadow>
+          <w14:textOutline w14:w="0" w14:cap="flat" w14:cmpd="sng" w14:algn="ctr">
+            <w14:noFill/>
+            <w14:prstDash w14:val="solid"/>
+            <w14:round/>
+          </w14:textOutline>
+        </w:rPr>
+        <w:t xml:space="preserve"> table</w:t>
+      </w:r>
+    </w:p>
+    <w:p>
+      <w:pPr>
+        <w:pStyle w:val="NoSpacing"/>
+        <w:rPr>
+          <w:color w:val="000000" w:themeColor="text1"/>
+          <w:sz w:val="20"/>
+          <w:szCs w:val="20"/>
+          <w14:shadow w14:blurRad="38100" w14:dist="19050" w14:dir="2700000" w14:sx="100000" w14:sy="100000" w14:kx="0" w14:ky="0" w14:algn="tl">
+            <w14:schemeClr w14:val="dk1">
+              <w14:alpha w14:val="60000"/>
+            </w14:schemeClr>
+          </w14:shadow>
+          <w14:textOutline w14:w="0" w14:cap="flat" w14:cmpd="sng" w14:algn="ctr">
+            <w14:noFill/>
+            <w14:prstDash w14:val="solid"/>
+            <w14:round/>
+          </w14:textOutline>
+        </w:rPr>
+      </w:pPr>
+      <w:r>
+        <w:rPr>
+          <w:color w:val="000000" w:themeColor="text1"/>
+          <w:sz w:val="20"/>
+          <w:szCs w:val="20"/>
+          <w14:shadow w14:blurRad="38100" w14:dist="19050" w14:dir="2700000" w14:sx="100000" w14:sy="100000" w14:kx="0" w14:ky="0" w14:algn="tl">
+            <w14:schemeClr w14:val="dk1">
+              <w14:alpha w14:val="60000"/>
+            </w14:schemeClr>
+          </w14:shadow>
+          <w14:textOutline w14:w="0" w14:cap="flat" w14:cmpd="sng" w14:algn="ctr">
+            <w14:noFill/>
+            <w14:prstDash w14:val="solid"/>
+            <w14:round/>
+          </w14:textOutline>
+        </w:rPr>
+        <w:t>─────────────────────        ──────────────────────────────</w:t>
+      </w:r>
+    </w:p>
+    <w:p>
+      <w:pPr>
+        <w:pStyle w:val="NoSpacing"/>
+        <w:rPr>
+          <w:color w:val="000000" w:themeColor="text1"/>
+          <w:sz w:val="20"/>
+          <w:szCs w:val="20"/>
+          <w14:shadow w14:blurRad="38100" w14:dist="19050" w14:dir="2700000" w14:sx="100000" w14:sy="100000" w14:kx="0" w14:ky="0" w14:algn="tl">
+            <w14:schemeClr w14:val="dk1">
+              <w14:alpha w14:val="60000"/>
+            </w14:schemeClr>
+          </w14:shadow>
+          <w14:textOutline w14:w="0" w14:cap="flat" w14:cmpd="sng" w14:algn="ctr">
+            <w14:noFill/>
+            <w14:prstDash w14:val="solid"/>
+            <w14:round/>
+          </w14:textOutline>
+        </w:rPr>
+      </w:pPr>
+      <w:r>
+        <w:rPr>
+          <w:color w:val="000000" w:themeColor="text1"/>
+          <w:sz w:val="20"/>
+          <w:szCs w:val="20"/>
+          <w14:shadow w14:blurRad="38100" w14:dist="19050" w14:dir="2700000" w14:sx="100000" w14:sy="100000" w14:kx="0" w14:ky="0" w14:algn="tl">
+            <w14:schemeClr w14:val="dk1">
+              <w14:alpha w14:val="60000"/>
+            </w14:schemeClr>
+          </w14:shadow>
+          <w14:textOutline w14:w="0" w14:cap="flat" w14:cmpd="sng" w14:algn="ctr">
+            <w14:noFill/>
+            <w14:prstDash w14:val="solid"/>
+            <w14:round/>
+          </w14:textOutline>
+        </w:rPr>
+        <w:t>id (</w:t>
+      </w:r>
+      <w:proofErr w:type="spellStart"/>
+      <w:proofErr w:type="gramStart"/>
+      <w:r>
+        <w:rPr>
+          <w:color w:val="000000" w:themeColor="text1"/>
+          <w:sz w:val="20"/>
+          <w:szCs w:val="20"/>
+          <w14:shadow w14:blurRad="38100" w14:dist="19050" w14:dir="2700000" w14:sx="100000" w14:sy="100000" w14:kx="0" w14:ky="0" w14:algn="tl">
+            <w14:schemeClr w14:val="dk1">
+              <w14:alpha w14:val="60000"/>
+            </w14:schemeClr>
+          </w14:shadow>
+          <w14:textOutline w14:w="0" w14:cap="flat" w14:cmpd="sng" w14:algn="ctr">
+            <w14:noFill/>
+            <w14:prstDash w14:val="solid"/>
+            <w14:round/>
+          </w14:textOutline>
+        </w:rPr>
+        <w:t>uuid</w:t>
+      </w:r>
+      <w:proofErr w:type="spellEnd"/>
+      <w:r>
+        <w:rPr>
+          <w:color w:val="000000" w:themeColor="text1"/>
+          <w:sz w:val="20"/>
+          <w:szCs w:val="20"/>
+          <w14:shadow w14:blurRad="38100" w14:dist="19050" w14:dir="2700000" w14:sx="100000" w14:sy="100000" w14:kx="0" w14:ky="0" w14:algn="tl">
+            <w14:schemeClr w14:val="dk1">
+              <w14:alpha w14:val="60000"/>
+            </w14:schemeClr>
+          </w14:shadow>
+          <w14:textOutline w14:w="0" w14:cap="flat" w14:cmpd="sng" w14:algn="ctr">
+            <w14:noFill/>
+            <w14:prstDash w14:val="solid"/>
+            <w14:round/>
+          </w14:textOutline>
+        </w:rPr>
+        <w:t xml:space="preserve">)   </w:t>
+      </w:r>
+      <w:proofErr w:type="gramEnd"/>
+      <w:r>
+        <w:rPr>
+          <w:color w:val="000000" w:themeColor="text1"/>
+          <w:sz w:val="20"/>
+          <w:szCs w:val="20"/>
+          <w14:shadow w14:blurRad="38100" w14:dist="19050" w14:dir="2700000" w14:sx="100000" w14:sy="100000" w14:kx="0" w14:ky="0" w14:algn="tl">
+            <w14:schemeClr w14:val="dk1">
+              <w14:alpha w14:val="60000"/>
+            </w14:schemeClr>
+          </w14:shadow>
+          <w14:textOutline w14:w="0" w14:cap="flat" w14:cmpd="sng" w14:algn="ctr">
+            <w14:noFill/>
+            <w14:prstDash w14:val="solid"/>
+            <w14:round/>
+          </w14:textOutline>
+        </w:rPr>
+        <w:t xml:space="preserve">                 </w:t>
+      </w:r>
+      <w:r>
+        <w:rPr>
+          <w:color w:val="000000" w:themeColor="text1"/>
+          <w:sz w:val="20"/>
+          <w:szCs w:val="20"/>
+          <w14:shadow w14:blurRad="38100" w14:dist="19050" w14:dir="2700000" w14:sx="100000" w14:sy="100000" w14:kx="0" w14:ky="0" w14:algn="tl">
+            <w14:schemeClr w14:val="dk1">
+              <w14:alpha w14:val="60000"/>
+            </w14:schemeClr>
+          </w14:shadow>
+          <w14:textOutline w14:w="0" w14:cap="flat" w14:cmpd="sng" w14:algn="ctr">
+            <w14:noFill/>
+            <w14:prstDash w14:val="solid"/>
+            <w14:round/>
+          </w14:textOutline>
+        </w:rPr>
+        <w:tab/>
+      </w:r>
+      <w:r>
+        <w:rPr>
+          <w:color w:val="000000" w:themeColor="text1"/>
+          <w:sz w:val="20"/>
+          <w:szCs w:val="20"/>
+          <w14:shadow w14:blurRad="38100" w14:dist="19050" w14:dir="2700000" w14:sx="100000" w14:sy="100000" w14:kx="0" w14:ky="0" w14:algn="tl">
+            <w14:schemeClr w14:val="dk1">
+              <w14:alpha w14:val="60000"/>
+            </w14:schemeClr>
+          </w14:shadow>
+          <w14:textOutline w14:w="0" w14:cap="flat" w14:cmpd="sng" w14:algn="ctr">
+            <w14:noFill/>
+            <w14:prstDash w14:val="solid"/>
+            <w14:round/>
+          </w14:textOutline>
+        </w:rPr>
+        <w:tab/>
+      </w:r>
+      <w:r>
+        <w:rPr>
+          <w:color w:val="000000" w:themeColor="text1"/>
+          <w:sz w:val="20"/>
+          <w:szCs w:val="20"/>
+          <w14:shadow w14:blurRad="38100" w14:dist="19050" w14:dir="2700000" w14:sx="100000" w14:sy="100000" w14:kx="0" w14:ky="0" w14:algn="tl">
+            <w14:schemeClr w14:val="dk1">
+              <w14:alpha w14:val="60000"/>
+            </w14:schemeClr>
+          </w14:shadow>
+          <w14:textOutline w14:w="0" w14:cap="flat" w14:cmpd="sng" w14:algn="ctr">
+            <w14:noFill/>
+            <w14:prstDash w14:val="solid"/>
+            <w14:round/>
+          </w14:textOutline>
+        </w:rPr>
+        <w:t>id (</w:t>
+      </w:r>
+      <w:proofErr w:type="spellStart"/>
+      <w:r>
+        <w:rPr>
+          <w:color w:val="000000" w:themeColor="text1"/>
+          <w:sz w:val="20"/>
+          <w:szCs w:val="20"/>
+          <w14:shadow w14:blurRad="38100" w14:dist="19050" w14:dir="2700000" w14:sx="100000" w14:sy="100000" w14:kx="0" w14:ky="0" w14:algn="tl">
+            <w14:schemeClr w14:val="dk1">
+              <w14:alpha w14:val="60000"/>
+            </w14:schemeClr>
+          </w14:shadow>
+          <w14:textOutline w14:w="0" w14:cap="flat" w14:cmpd="sng" w14:algn="ctr">
+            <w14:noFill/>
+            <w14:prstDash w14:val="solid"/>
+            <w14:round/>
+          </w14:textOutline>
+        </w:rPr>
+        <w:t>uuid</w:t>
+      </w:r>
+      <w:proofErr w:type="spellEnd"/>
+      <w:r>
+        <w:rPr>
+          <w:color w:val="000000" w:themeColor="text1"/>
+          <w:sz w:val="20"/>
+          <w:szCs w:val="20"/>
+          <w14:shadow w14:blurRad="38100" w14:dist="19050" w14:dir="2700000" w14:sx="100000" w14:sy="100000" w14:kx="0" w14:ky="0" w14:algn="tl">
+            <w14:schemeClr w14:val="dk1">
+              <w14:alpha w14:val="60000"/>
+            </w14:schemeClr>
+          </w14:shadow>
+          <w14:textOutline w14:w="0" w14:cap="flat" w14:cmpd="sng" w14:algn="ctr">
+            <w14:noFill/>
+            <w14:prstDash w14:val="solid"/>
+            <w14:round/>
+          </w14:textOutline>
+        </w:rPr>
+        <w:t>)</w:t>
+      </w:r>
+    </w:p>
+    <w:p>
+      <w:pPr>
+        <w:pStyle w:val="NoSpacing"/>
+        <w:rPr>
+          <w:color w:val="000000" w:themeColor="text1"/>
+          <w:sz w:val="20"/>
+          <w:szCs w:val="20"/>
+          <w14:shadow w14:blurRad="38100" w14:dist="19050" w14:dir="2700000" w14:sx="100000" w14:sy="100000" w14:kx="0" w14:ky="0" w14:algn="tl">
+            <w14:schemeClr w14:val="dk1">
+              <w14:alpha w14:val="60000"/>
+            </w14:schemeClr>
+          </w14:shadow>
+          <w14:textOutline w14:w="0" w14:cap="flat" w14:cmpd="sng" w14:algn="ctr">
+            <w14:noFill/>
+            <w14:prstDash w14:val="solid"/>
+            <w14:round/>
+          </w14:textOutline>
+        </w:rPr>
+      </w:pPr>
+      <w:proofErr w:type="spellStart"/>
+      <w:r>
+        <w:rPr>
+          <w:color w:val="000000" w:themeColor="text1"/>
+          <w:sz w:val="20"/>
+          <w:szCs w:val="20"/>
+          <w14:shadow w14:blurRad="38100" w14:dist="19050" w14:dir="2700000" w14:sx="100000" w14:sy="100000" w14:kx="0" w14:ky="0" w14:algn="tl">
+            <w14:schemeClr w14:val="dk1">
+              <w14:alpha w14:val="60000"/>
+            </w14:schemeClr>
+          </w14:shadow>
+          <w14:textOutline w14:w="0" w14:cap="flat" w14:cmpd="sng" w14:algn="ctr">
+            <w14:noFill/>
+            <w14:prstDash w14:val="solid"/>
+            <w14:round/>
+          </w14:textOutline>
+        </w:rPr>
+        <w:t>user_id</w:t>
+      </w:r>
+      <w:proofErr w:type="spellEnd"/>
+      <w:r>
+        <w:rPr>
+          <w:color w:val="000000" w:themeColor="text1"/>
+          <w:sz w:val="20"/>
+          <w:szCs w:val="20"/>
+          <w14:shadow w14:blurRad="38100" w14:dist="19050" w14:dir="2700000" w14:sx="100000" w14:sy="100000" w14:kx="0" w14:ky="0" w14:algn="tl">
+            <w14:schemeClr w14:val="dk1">
+              <w14:alpha w14:val="60000"/>
+            </w14:schemeClr>
+          </w14:shadow>
+          <w14:textOutline w14:w="0" w14:cap="flat" w14:cmpd="sng" w14:algn="ctr">
+            <w14:noFill/>
+            <w14:prstDash w14:val="solid"/>
+            <w14:round/>
+          </w14:textOutline>
+        </w:rPr>
+        <w:t xml:space="preserve">                      </w:t>
+      </w:r>
+      <w:r>
+        <w:rPr>
+          <w:color w:val="000000" w:themeColor="text1"/>
+          <w:sz w:val="20"/>
+          <w:szCs w:val="20"/>
+          <w14:shadow w14:blurRad="38100" w14:dist="19050" w14:dir="2700000" w14:sx="100000" w14:sy="100000" w14:kx="0" w14:ky="0" w14:algn="tl">
+            <w14:schemeClr w14:val="dk1">
+              <w14:alpha w14:val="60000"/>
+            </w14:schemeClr>
+          </w14:shadow>
+          <w14:textOutline w14:w="0" w14:cap="flat" w14:cmpd="sng" w14:algn="ctr">
+            <w14:noFill/>
+            <w14:prstDash w14:val="solid"/>
+            <w14:round/>
+          </w14:textOutline>
+        </w:rPr>
+        <w:tab/>
+      </w:r>
+      <w:r>
+        <w:rPr>
+          <w:color w:val="000000" w:themeColor="text1"/>
+          <w:sz w:val="20"/>
+          <w:szCs w:val="20"/>
+          <w14:shadow w14:blurRad="38100" w14:dist="19050" w14:dir="2700000" w14:sx="100000" w14:sy="100000" w14:kx="0" w14:ky="0" w14:algn="tl">
+            <w14:schemeClr w14:val="dk1">
+              <w14:alpha w14:val="60000"/>
+            </w14:schemeClr>
+          </w14:shadow>
+          <w14:textOutline w14:w="0" w14:cap="flat" w14:cmpd="sng" w14:algn="ctr">
+            <w14:noFill/>
+            <w14:prstDash w14:val="solid"/>
+            <w14:round/>
+          </w14:textOutline>
+        </w:rPr>
+        <w:tab/>
+      </w:r>
+      <w:proofErr w:type="spellStart"/>
+      <w:r>
+        <w:rPr>
+          <w:color w:val="000000" w:themeColor="text1"/>
+          <w:sz w:val="20"/>
+          <w:szCs w:val="20"/>
+          <w14:shadow w14:blurRad="38100" w14:dist="19050" w14:dir="2700000" w14:sx="100000" w14:sy="100000" w14:kx="0" w14:ky="0" w14:algn="tl">
+            <w14:schemeClr w14:val="dk1">
+              <w14:alpha w14:val="60000"/>
+            </w14:schemeClr>
+          </w14:shadow>
+          <w14:textOutline w14:w="0" w14:cap="flat" w14:cmpd="sng" w14:algn="ctr">
+            <w14:noFill/>
+            <w14:prstDash w14:val="solid"/>
+            <w14:round/>
+          </w14:textOutline>
+        </w:rPr>
+        <w:t>conversation_</w:t>
+      </w:r>
+      <w:proofErr w:type="gramStart"/>
+      <w:r>
+        <w:rPr>
+          <w:color w:val="000000" w:themeColor="text1"/>
+          <w:sz w:val="20"/>
+          <w:szCs w:val="20"/>
+          <w14:shadow w14:blurRad="38100" w14:dist="19050" w14:dir="2700000" w14:sx="100000" w14:sy="100000" w14:kx="0" w14:ky="0" w14:algn="tl">
+            <w14:schemeClr w14:val="dk1">
+              <w14:alpha w14:val="60000"/>
+            </w14:schemeClr>
+          </w14:shadow>
+          <w14:textOutline w14:w="0" w14:cap="flat" w14:cmpd="sng" w14:algn="ctr">
+            <w14:noFill/>
+            <w14:prstDash w14:val="solid"/>
+            <w14:round/>
+          </w14:textOutline>
+        </w:rPr>
+        <w:t>id</w:t>
+      </w:r>
+      <w:proofErr w:type="spellEnd"/>
+      <w:r>
+        <w:rPr>
+          <w:color w:val="000000" w:themeColor="text1"/>
+          <w:sz w:val="20"/>
+          <w:szCs w:val="20"/>
+          <w14:shadow w14:blurRad="38100" w14:dist="19050" w14:dir="2700000" w14:sx="100000" w14:sy="100000" w14:kx="0" w14:ky="0" w14:algn="tl">
+            <w14:schemeClr w14:val="dk1">
+              <w14:alpha w14:val="60000"/>
+            </w14:schemeClr>
+          </w14:shadow>
+          <w14:textOutline w14:w="0" w14:cap="flat" w14:cmpd="sng" w14:algn="ctr">
+            <w14:noFill/>
+            <w14:prstDash w14:val="solid"/>
+            <w14:round/>
+          </w14:textOutline>
+        </w:rPr>
+        <w:t xml:space="preserve">  ─</w:t>
+      </w:r>
+      <w:proofErr w:type="gramEnd"/>
+      <w:r>
+        <w:rPr>
+          <w:color w:val="000000" w:themeColor="text1"/>
+          <w:sz w:val="20"/>
+          <w:szCs w:val="20"/>
+          <w14:shadow w14:blurRad="38100" w14:dist="19050" w14:dir="2700000" w14:sx="100000" w14:sy="100000" w14:kx="0" w14:ky="0" w14:algn="tl">
+            <w14:schemeClr w14:val="dk1">
+              <w14:alpha w14:val="60000"/>
+            </w14:schemeClr>
+          </w14:shadow>
+          <w14:textOutline w14:w="0" w14:cap="flat" w14:cmpd="sng" w14:algn="ctr">
+            <w14:noFill/>
+            <w14:prstDash w14:val="solid"/>
+            <w14:round/>
+          </w14:textOutline>
+        </w:rPr>
+        <w:t>─→ links to conversations.id</w:t>
+      </w:r>
+    </w:p>
+    <w:p>
+      <w:pPr>
+        <w:pStyle w:val="NoSpacing"/>
+        <w:rPr>
+          <w:color w:val="000000" w:themeColor="text1"/>
+          <w:sz w:val="20"/>
+          <w:szCs w:val="20"/>
+          <w14:shadow w14:blurRad="38100" w14:dist="19050" w14:dir="2700000" w14:sx="100000" w14:sy="100000" w14:kx="0" w14:ky="0" w14:algn="tl">
+            <w14:schemeClr w14:val="dk1">
+              <w14:alpha w14:val="60000"/>
+            </w14:schemeClr>
+          </w14:shadow>
+          <w14:textOutline w14:w="0" w14:cap="flat" w14:cmpd="sng" w14:algn="ctr">
+            <w14:noFill/>
+            <w14:prstDash w14:val="solid"/>
+            <w14:round/>
+          </w14:textOutline>
+        </w:rPr>
+      </w:pPr>
+      <w:r>
+        <w:rPr>
+          <w:color w:val="000000" w:themeColor="text1"/>
+          <w:sz w:val="20"/>
+          <w:szCs w:val="20"/>
+          <w14:shadow w14:blurRad="38100" w14:dist="19050" w14:dir="2700000" w14:sx="100000" w14:sy="100000" w14:kx="0" w14:ky="0" w14:algn="tl">
+            <w14:schemeClr w14:val="dk1">
+              <w14:alpha w14:val="60000"/>
+            </w14:schemeClr>
+          </w14:shadow>
+          <w14:textOutline w14:w="0" w14:cap="flat" w14:cmpd="sng" w14:algn="ctr">
+            <w14:noFill/>
+            <w14:prstDash w14:val="solid"/>
+            <w14:round/>
+          </w14:textOutline>
+        </w:rPr>
+        <w:t xml:space="preserve">title                        </w:t>
+      </w:r>
+      <w:r>
+        <w:rPr>
+          <w:color w:val="000000" w:themeColor="text1"/>
+          <w:sz w:val="20"/>
+          <w:szCs w:val="20"/>
+          <w14:shadow w14:blurRad="38100" w14:dist="19050" w14:dir="2700000" w14:sx="100000" w14:sy="100000" w14:kx="0" w14:ky="0" w14:algn="tl">
+            <w14:schemeClr w14:val="dk1">
+              <w14:alpha w14:val="60000"/>
+            </w14:schemeClr>
+          </w14:shadow>
+          <w14:textOutline w14:w="0" w14:cap="flat" w14:cmpd="sng" w14:algn="ctr">
+            <w14:noFill/>
+            <w14:prstDash w14:val="solid"/>
+            <w14:round/>
+          </w14:textOutline>
+        </w:rPr>
+        <w:tab/>
+      </w:r>
+      <w:r>
+        <w:rPr>
+          <w:color w:val="000000" w:themeColor="text1"/>
+          <w:sz w:val="20"/>
+          <w:szCs w:val="20"/>
+          <w14:shadow w14:blurRad="38100" w14:dist="19050" w14:dir="2700000" w14:sx="100000" w14:sy="100000" w14:kx="0" w14:ky="0" w14:algn="tl">
+            <w14:schemeClr w14:val="dk1">
+              <w14:alpha w14:val="60000"/>
+            </w14:schemeClr>
+          </w14:shadow>
+          <w14:textOutline w14:w="0" w14:cap="flat" w14:cmpd="sng" w14:algn="ctr">
+            <w14:noFill/>
+            <w14:prstDash w14:val="solid"/>
+            <w14:round/>
+          </w14:textOutline>
+        </w:rPr>
+        <w:tab/>
+      </w:r>
+      <w:r>
+        <w:rPr>
+          <w:color w:val="000000" w:themeColor="text1"/>
+          <w:sz w:val="20"/>
+          <w:szCs w:val="20"/>
+          <w14:shadow w14:blurRad="38100" w14:dist="19050" w14:dir="2700000" w14:sx="100000" w14:sy="100000" w14:kx="0" w14:ky="0" w14:algn="tl">
+            <w14:schemeClr w14:val="dk1">
+              <w14:alpha w14:val="60000"/>
+            </w14:schemeClr>
+          </w14:shadow>
+          <w14:textOutline w14:w="0" w14:cap="flat" w14:cmpd="sng" w14:algn="ctr">
+            <w14:noFill/>
+            <w14:prstDash w14:val="solid"/>
+            <w14:round/>
+          </w14:textOutline>
+        </w:rPr>
+        <w:tab/>
+      </w:r>
+      <w:proofErr w:type="spellStart"/>
+      <w:r>
+        <w:rPr>
+          <w:color w:val="000000" w:themeColor="text1"/>
+          <w:sz w:val="20"/>
+          <w:szCs w:val="20"/>
+          <w14:shadow w14:blurRad="38100" w14:dist="19050" w14:dir="2700000" w14:sx="100000" w14:sy="100000" w14:kx="0" w14:ky="0" w14:algn="tl">
+            <w14:schemeClr w14:val="dk1">
+              <w14:alpha w14:val="60000"/>
+            </w14:schemeClr>
+          </w14:shadow>
+          <w14:textOutline w14:w="0" w14:cap="flat" w14:cmpd="sng" w14:algn="ctr">
+            <w14:noFill/>
+            <w14:prstDash w14:val="solid"/>
+            <w14:round/>
+          </w14:textOutline>
+        </w:rPr>
+        <w:t>user_id</w:t>
+      </w:r>
+      <w:proofErr w:type="spellEnd"/>
+    </w:p>
+    <w:p>
+      <w:pPr>
+        <w:pStyle w:val="NoSpacing"/>
+        <w:rPr>
+          <w:color w:val="000000" w:themeColor="text1"/>
+          <w:sz w:val="20"/>
+          <w:szCs w:val="20"/>
+          <w14:shadow w14:blurRad="38100" w14:dist="19050" w14:dir="2700000" w14:sx="100000" w14:sy="100000" w14:kx="0" w14:ky="0" w14:algn="tl">
+            <w14:schemeClr w14:val="dk1">
+              <w14:alpha w14:val="60000"/>
+            </w14:schemeClr>
+          </w14:shadow>
+          <w14:textOutline w14:w="0" w14:cap="flat" w14:cmpd="sng" w14:algn="ctr">
+            <w14:noFill/>
+            <w14:prstDash w14:val="solid"/>
+            <w14:round/>
+          </w14:textOutline>
+        </w:rPr>
+      </w:pPr>
+      <w:proofErr w:type="spellStart"/>
+      <w:r>
+        <w:rPr>
+          <w:color w:val="000000" w:themeColor="text1"/>
+          <w:sz w:val="20"/>
+          <w:szCs w:val="20"/>
+          <w14:shadow w14:blurRad="38100" w14:dist="19050" w14:dir="2700000" w14:sx="100000" w14:sy="100000" w14:kx="0" w14:ky="0" w14:algn="tl">
+            <w14:schemeClr w14:val="dk1">
+              <w14:alpha w14:val="60000"/>
+            </w14:schemeClr>
+          </w14:shadow>
+          <w14:textOutline w14:w="0" w14:cap="flat" w14:cmpd="sng" w14:algn="ctr">
+            <w14:noFill/>
+            <w14:prstDash w14:val="solid"/>
+            <w14:round/>
+          </w14:textOutline>
+        </w:rPr>
+        <w:t>created_at</w:t>
+      </w:r>
+      <w:proofErr w:type="spellEnd"/>
+      <w:r>
+        <w:rPr>
+          <w:color w:val="000000" w:themeColor="text1"/>
+          <w:sz w:val="20"/>
+          <w:szCs w:val="20"/>
+          <w14:shadow w14:blurRad="38100" w14:dist="19050" w14:dir="2700000" w14:sx="100000" w14:sy="100000" w14:kx="0" w14:ky="0" w14:algn="tl">
+            <w14:schemeClr w14:val="dk1">
+              <w14:alpha w14:val="60000"/>
+            </w14:schemeClr>
+          </w14:shadow>
+          <w14:textOutline w14:w="0" w14:cap="flat" w14:cmpd="sng" w14:algn="ctr">
+            <w14:noFill/>
+            <w14:prstDash w14:val="solid"/>
+            <w14:round/>
+          </w14:textOutline>
+        </w:rPr>
+        <w:t xml:space="preserve">                   </w:t>
+      </w:r>
+      <w:r>
+        <w:rPr>
+          <w:color w:val="000000" w:themeColor="text1"/>
+          <w:sz w:val="20"/>
+          <w:szCs w:val="20"/>
+          <w14:shadow w14:blurRad="38100" w14:dist="19050" w14:dir="2700000" w14:sx="100000" w14:sy="100000" w14:kx="0" w14:ky="0" w14:algn="tl">
+            <w14:schemeClr w14:val="dk1">
+              <w14:alpha w14:val="60000"/>
+            </w14:schemeClr>
+          </w14:shadow>
+          <w14:textOutline w14:w="0" w14:cap="flat" w14:cmpd="sng" w14:algn="ctr">
+            <w14:noFill/>
+            <w14:prstDash w14:val="solid"/>
+            <w14:round/>
+          </w14:textOutline>
+        </w:rPr>
+        <w:tab/>
+      </w:r>
+      <w:r>
+        <w:rPr>
+          <w:color w:val="000000" w:themeColor="text1"/>
+          <w:sz w:val="20"/>
+          <w:szCs w:val="20"/>
+          <w14:shadow w14:blurRad="38100" w14:dist="19050" w14:dir="2700000" w14:sx="100000" w14:sy="100000" w14:kx="0" w14:ky="0" w14:algn="tl">
+            <w14:schemeClr w14:val="dk1">
+              <w14:alpha w14:val="60000"/>
+            </w14:schemeClr>
+          </w14:shadow>
+          <w14:textOutline w14:w="0" w14:cap="flat" w14:cmpd="sng" w14:algn="ctr">
+            <w14:noFill/>
+            <w14:prstDash w14:val="solid"/>
+            <w14:round/>
+          </w14:textOutline>
+        </w:rPr>
+        <w:tab/>
+      </w:r>
+      <w:proofErr w:type="gramStart"/>
+      <w:r>
+        <w:rPr>
+          <w:color w:val="000000" w:themeColor="text1"/>
+          <w:sz w:val="20"/>
+          <w:szCs w:val="20"/>
+          <w14:shadow w14:blurRad="38100" w14:dist="19050" w14:dir="2700000" w14:sx="100000" w14:sy="100000" w14:kx="0" w14:ky="0" w14:algn="tl">
+            <w14:schemeClr w14:val="dk1">
+              <w14:alpha w14:val="60000"/>
+            </w14:schemeClr>
+          </w14:shadow>
+          <w14:textOutline w14:w="0" w14:cap="flat" w14:cmpd="sng" w14:algn="ctr">
+            <w14:noFill/>
+            <w14:prstDash w14:val="solid"/>
+            <w14:round/>
+          </w14:textOutline>
+        </w:rPr>
+        <w:t>role  (</w:t>
+      </w:r>
+      <w:proofErr w:type="gramEnd"/>
+      <w:r>
+        <w:rPr>
+          <w:color w:val="000000" w:themeColor="text1"/>
+          <w:sz w:val="20"/>
+          <w:szCs w:val="20"/>
+          <w14:shadow w14:blurRad="38100" w14:dist="19050" w14:dir="2700000" w14:sx="100000" w14:sy="100000" w14:kx="0" w14:ky="0" w14:algn="tl">
+            <w14:schemeClr w14:val="dk1">
+              <w14:alpha w14:val="60000"/>
+            </w14:schemeClr>
+          </w14:shadow>
+          <w14:textOutline w14:w="0" w14:cap="flat" w14:cmpd="sng" w14:algn="ctr">
+            <w14:noFill/>
+            <w14:prstDash w14:val="solid"/>
+            <w14:round/>
+          </w14:textOutline>
+        </w:rPr>
+        <w:t>"user" or "assistant")</w:t>
+      </w:r>
+    </w:p>
+    <w:p>
+      <w:pPr>
+        <w:pStyle w:val="NoSpacing"/>
+        <w:rPr>
+          <w:color w:val="000000" w:themeColor="text1"/>
+          <w:sz w:val="20"/>
+          <w:szCs w:val="20"/>
+          <w14:shadow w14:blurRad="38100" w14:dist="19050" w14:dir="2700000" w14:sx="100000" w14:sy="100000" w14:kx="0" w14:ky="0" w14:algn="tl">
+            <w14:schemeClr w14:val="dk1">
+              <w14:alpha w14:val="60000"/>
+            </w14:schemeClr>
+          </w14:shadow>
+          <w14:textOutline w14:w="0" w14:cap="flat" w14:cmpd="sng" w14:algn="ctr">
+            <w14:noFill/>
+            <w14:prstDash w14:val="solid"/>
+            <w14:round/>
+          </w14:textOutline>
+        </w:rPr>
+      </w:pPr>
+      <w:proofErr w:type="spellStart"/>
+      <w:r>
+        <w:rPr>
+          <w:color w:val="000000" w:themeColor="text1"/>
+          <w:sz w:val="20"/>
+          <w:szCs w:val="20"/>
+          <w14:shadow w14:blurRad="38100" w14:dist="19050" w14:dir="2700000" w14:sx="100000" w14:sy="100000" w14:kx="0" w14:ky="0" w14:algn="tl">
+            <w14:schemeClr w14:val="dk1">
+              <w14:alpha w14:val="60000"/>
+            </w14:schemeClr>
+          </w14:shadow>
+          <w14:textOutline w14:w="0" w14:cap="flat" w14:cmpd="sng" w14:algn="ctr">
+            <w14:noFill/>
+            <w14:prstDash w14:val="solid"/>
+            <w14:round/>
+          </w14:textOutline>
+        </w:rPr>
+        <w:t>updated_at</w:t>
+      </w:r>
+      <w:proofErr w:type="spellEnd"/>
+      <w:r>
+        <w:rPr>
+          <w:color w:val="000000" w:themeColor="text1"/>
+          <w:sz w:val="20"/>
+          <w:szCs w:val="20"/>
+          <w14:shadow w14:blurRad="38100" w14:dist="19050" w14:dir="2700000" w14:sx="100000" w14:sy="100000" w14:kx="0" w14:ky="0" w14:algn="tl">
+            <w14:schemeClr w14:val="dk1">
+              <w14:alpha w14:val="60000"/>
+            </w14:schemeClr>
+          </w14:shadow>
+          <w14:textOutline w14:w="0" w14:cap="flat" w14:cmpd="sng" w14:algn="ctr">
+            <w14:noFill/>
+            <w14:prstDash w14:val="solid"/>
+            <w14:round/>
+          </w14:textOutline>
+        </w:rPr>
+        <w:t xml:space="preserve">                   </w:t>
+      </w:r>
+      <w:r>
+        <w:rPr>
+          <w:color w:val="000000" w:themeColor="text1"/>
+          <w:sz w:val="20"/>
+          <w:szCs w:val="20"/>
+          <w14:shadow w14:blurRad="38100" w14:dist="19050" w14:dir="2700000" w14:sx="100000" w14:sy="100000" w14:kx="0" w14:ky="0" w14:algn="tl">
+            <w14:schemeClr w14:val="dk1">
+              <w14:alpha w14:val="60000"/>
+            </w14:schemeClr>
+          </w14:shadow>
+          <w14:textOutline w14:w="0" w14:cap="flat" w14:cmpd="sng" w14:algn="ctr">
+            <w14:noFill/>
+            <w14:prstDash w14:val="solid"/>
+            <w14:round/>
+          </w14:textOutline>
+        </w:rPr>
+        <w:tab/>
+      </w:r>
+      <w:r>
+        <w:rPr>
+          <w:color w:val="000000" w:themeColor="text1"/>
+          <w:sz w:val="20"/>
+          <w:szCs w:val="20"/>
+          <w14:shadow w14:blurRad="38100" w14:dist="19050" w14:dir="2700000" w14:sx="100000" w14:sy="100000" w14:kx="0" w14:ky="0" w14:algn="tl">
+            <w14:schemeClr w14:val="dk1">
+              <w14:alpha w14:val="60000"/>
+            </w14:schemeClr>
+          </w14:shadow>
+          <w14:textOutline w14:w="0" w14:cap="flat" w14:cmpd="sng" w14:algn="ctr">
+            <w14:noFill/>
+            <w14:prstDash w14:val="solid"/>
+            <w14:round/>
+          </w14:textOutline>
+        </w:rPr>
+        <w:tab/>
+      </w:r>
+      <w:proofErr w:type="gramStart"/>
+      <w:r>
+        <w:rPr>
+          <w:color w:val="000000" w:themeColor="text1"/>
+          <w:sz w:val="20"/>
+          <w:szCs w:val="20"/>
+          <w14:shadow w14:blurRad="38100" w14:dist="19050" w14:dir="2700000" w14:sx="100000" w14:sy="100000" w14:kx="0" w14:ky="0" w14:algn="tl">
+            <w14:schemeClr w14:val="dk1">
+              <w14:alpha w14:val="60000"/>
+            </w14:schemeClr>
+          </w14:shadow>
+          <w14:textOutline w14:w="0" w14:cap="flat" w14:cmpd="sng" w14:algn="ctr">
+            <w14:noFill/>
+            <w14:prstDash w14:val="solid"/>
+            <w14:round/>
+          </w14:textOutline>
+        </w:rPr>
+        <w:t>content  (</w:t>
+      </w:r>
+      <w:proofErr w:type="gramEnd"/>
+      <w:r>
+        <w:rPr>
+          <w:color w:val="000000" w:themeColor="text1"/>
+          <w:sz w:val="20"/>
+          <w:szCs w:val="20"/>
+          <w14:shadow w14:blurRad="38100" w14:dist="19050" w14:dir="2700000" w14:sx="100000" w14:sy="100000" w14:kx="0" w14:ky="0" w14:algn="tl">
+            <w14:schemeClr w14:val="dk1">
+              <w14:alpha w14:val="60000"/>
+            </w14:schemeClr>
+          </w14:shadow>
+          <w14:textOutline w14:w="0" w14:cap="flat" w14:cmpd="sng" w14:algn="ctr">
+            <w14:noFill/>
+            <w14:prstDash w14:val="solid"/>
+            <w14:round/>
+          </w14:textOutline>
+        </w:rPr>
+        <w:t>the actual message text)</w:t>
+      </w:r>
+    </w:p>
+    <w:p>
+      <w:pPr>
+        <w:pStyle w:val="NoSpacing"/>
+        <w:rPr>
+          <w:color w:val="000000" w:themeColor="text1"/>
+          <w:sz w:val="20"/>
+          <w:szCs w:val="20"/>
+          <w14:shadow w14:blurRad="38100" w14:dist="19050" w14:dir="2700000" w14:sx="100000" w14:sy="100000" w14:kx="0" w14:ky="0" w14:algn="tl">
+            <w14:schemeClr w14:val="dk1">
+              <w14:alpha w14:val="60000"/>
+            </w14:schemeClr>
+          </w14:shadow>
+          <w14:textOutline w14:w="0" w14:cap="flat" w14:cmpd="sng" w14:algn="ctr">
+            <w14:noFill/>
+            <w14:prstDash w14:val="solid"/>
+            <w14:round/>
+          </w14:textOutline>
+        </w:rPr>
+      </w:pPr>
+      <w:r>
+        <w:rPr>
+          <w:color w:val="000000" w:themeColor="text1"/>
+          <w:sz w:val="20"/>
+          <w:szCs w:val="20"/>
+          <w14:shadow w14:blurRad="38100" w14:dist="19050" w14:dir="2700000" w14:sx="100000" w14:sy="100000" w14:kx="0" w14:ky="0" w14:algn="tl">
+            <w14:schemeClr w14:val="dk1">
+              <w14:alpha w14:val="60000"/>
+            </w14:schemeClr>
+          </w14:shadow>
+          <w14:textOutline w14:w="0" w14:cap="flat" w14:cmpd="sng" w14:algn="ctr">
+            <w14:noFill/>
+            <w14:prstDash w14:val="solid"/>
+            <w14:round/>
+          </w14:textOutline>
+        </w:rPr>
+        <w:t xml:space="preserve">                             </w:t>
+      </w:r>
+      <w:r>
+        <w:rPr>
+          <w:color w:val="000000" w:themeColor="text1"/>
+          <w:sz w:val="20"/>
+          <w:szCs w:val="20"/>
+          <w14:shadow w14:blurRad="38100" w14:dist="19050" w14:dir="2700000" w14:sx="100000" w14:sy="100000" w14:kx="0" w14:ky="0" w14:algn="tl">
+            <w14:schemeClr w14:val="dk1">
+              <w14:alpha w14:val="60000"/>
+            </w14:schemeClr>
+          </w14:shadow>
+          <w14:textOutline w14:w="0" w14:cap="flat" w14:cmpd="sng" w14:algn="ctr">
+            <w14:noFill/>
+            <w14:prstDash w14:val="solid"/>
+            <w14:round/>
+          </w14:textOutline>
+        </w:rPr>
+        <w:tab/>
+      </w:r>
+      <w:r>
+        <w:rPr>
+          <w:color w:val="000000" w:themeColor="text1"/>
+          <w:sz w:val="20"/>
+          <w:szCs w:val="20"/>
+          <w14:shadow w14:blurRad="38100" w14:dist="19050" w14:dir="2700000" w14:sx="100000" w14:sy="100000" w14:kx="0" w14:ky="0" w14:algn="tl">
+            <w14:schemeClr w14:val="dk1">
+              <w14:alpha w14:val="60000"/>
+            </w14:schemeClr>
+          </w14:shadow>
+          <w14:textOutline w14:w="0" w14:cap="flat" w14:cmpd="sng" w14:algn="ctr">
+            <w14:noFill/>
+            <w14:prstDash w14:val="solid"/>
+            <w14:round/>
+          </w14:textOutline>
+        </w:rPr>
+        <w:tab/>
+      </w:r>
+      <w:r>
+        <w:rPr>
+          <w:color w:val="000000" w:themeColor="text1"/>
+          <w:sz w:val="20"/>
+          <w:szCs w:val="20"/>
+          <w14:shadow w14:blurRad="38100" w14:dist="19050" w14:dir="2700000" w14:sx="100000" w14:sy="100000" w14:kx="0" w14:ky="0" w14:algn="tl">
+            <w14:schemeClr w14:val="dk1">
+              <w14:alpha w14:val="60000"/>
+            </w14:schemeClr>
+          </w14:shadow>
+          <w14:textOutline w14:w="0" w14:cap="flat" w14:cmpd="sng" w14:algn="ctr">
+            <w14:noFill/>
+            <w14:prstDash w14:val="solid"/>
+            <w14:round/>
+          </w14:textOutline>
+        </w:rPr>
+        <w:tab/>
+      </w:r>
+      <w:proofErr w:type="spellStart"/>
+      <w:r>
+        <w:rPr>
+          <w:color w:val="000000" w:themeColor="text1"/>
+          <w:sz w:val="20"/>
+          <w:szCs w:val="20"/>
+          <w14:shadow w14:blurRad="38100" w14:dist="19050" w14:dir="2700000" w14:sx="100000" w14:sy="100000" w14:kx="0" w14:ky="0" w14:algn="tl">
+            <w14:schemeClr w14:val="dk1">
+              <w14:alpha w14:val="60000"/>
+            </w14:schemeClr>
+          </w14:shadow>
+          <w14:textOutline w14:w="0" w14:cap="flat" w14:cmpd="sng" w14:algn="ctr">
+            <w14:noFill/>
+            <w14:prstDash w14:val="solid"/>
+            <w14:round/>
+          </w14:textOutline>
+        </w:rPr>
+        <w:t>source_</w:t>
+      </w:r>
+      <w:proofErr w:type="gramStart"/>
+      <w:r>
+        <w:rPr>
+          <w:color w:val="000000" w:themeColor="text1"/>
+          <w:sz w:val="20"/>
+          <w:szCs w:val="20"/>
+          <w14:shadow w14:blurRad="38100" w14:dist="19050" w14:dir="2700000" w14:sx="100000" w14:sy="100000" w14:kx="0" w14:ky="0" w14:algn="tl">
+            <w14:schemeClr w14:val="dk1">
+              <w14:alpha w14:val="60000"/>
+            </w14:schemeClr>
+          </w14:shadow>
+          <w14:textOutline w14:w="0" w14:cap="flat" w14:cmpd="sng" w14:algn="ctr">
+            <w14:noFill/>
+            <w14:prstDash w14:val="solid"/>
+            <w14:round/>
+          </w14:textOutline>
+        </w:rPr>
+        <w:t>documents</w:t>
+      </w:r>
+      <w:proofErr w:type="spellEnd"/>
+      <w:r>
+        <w:rPr>
+          <w:color w:val="000000" w:themeColor="text1"/>
+          <w:sz w:val="20"/>
+          <w:szCs w:val="20"/>
+          <w14:shadow w14:blurRad="38100" w14:dist="19050" w14:dir="2700000" w14:sx="100000" w14:sy="100000" w14:kx="0" w14:ky="0" w14:algn="tl">
+            <w14:schemeClr w14:val="dk1">
+              <w14:alpha w14:val="60000"/>
+            </w14:schemeClr>
+          </w14:shadow>
+          <w14:textOutline w14:w="0" w14:cap="flat" w14:cmpd="sng" w14:algn="ctr">
+            <w14:noFill/>
+            <w14:prstDash w14:val="solid"/>
+            <w14:round/>
+          </w14:textOutline>
+        </w:rPr>
+        <w:t xml:space="preserve">  (</w:t>
+      </w:r>
+      <w:proofErr w:type="gramEnd"/>
+      <w:r>
+        <w:rPr>
+          <w:color w:val="000000" w:themeColor="text1"/>
+          <w:sz w:val="20"/>
+          <w:szCs w:val="20"/>
+          <w14:shadow w14:blurRad="38100" w14:dist="19050" w14:dir="2700000" w14:sx="100000" w14:sy="100000" w14:kx="0" w14:ky="0" w14:algn="tl">
+            <w14:schemeClr w14:val="dk1">
+              <w14:alpha w14:val="60000"/>
+            </w14:schemeClr>
+          </w14:shadow>
+          <w14:textOutline w14:w="0" w14:cap="flat" w14:cmpd="sng" w14:algn="ctr">
+            <w14:noFill/>
+            <w14:prstDash w14:val="solid"/>
+            <w14:round/>
+          </w14:textOutline>
+        </w:rPr>
+        <w:t>JSON, which PDF chunks were used)</w:t>
+      </w:r>
+    </w:p>
+    <w:p>
+      <w:pPr>
+        <w:pStyle w:val="NoSpacing"/>
+        <w:rPr>
+          <w:color w:val="000000" w:themeColor="text1"/>
+          <w:sz w:val="20"/>
+          <w:szCs w:val="20"/>
+          <w14:shadow w14:blurRad="38100" w14:dist="19050" w14:dir="2700000" w14:sx="100000" w14:sy="100000" w14:kx="0" w14:ky="0" w14:algn="tl">
+            <w14:schemeClr w14:val="dk1">
+              <w14:alpha w14:val="60000"/>
+            </w14:schemeClr>
+          </w14:shadow>
+          <w14:textOutline w14:w="0" w14:cap="flat" w14:cmpd="sng" w14:algn="ctr">
+            <w14:noFill/>
+            <w14:prstDash w14:val="solid"/>
+            <w14:round/>
+          </w14:textOutline>
+        </w:rPr>
+      </w:pPr>
+      <w:r>
+        <w:rPr>
+          <w:color w:val="000000" w:themeColor="text1"/>
+          <w:sz w:val="20"/>
+          <w:szCs w:val="20"/>
+          <w14:shadow w14:blurRad="38100" w14:dist="19050" w14:dir="2700000" w14:sx="100000" w14:sy="100000" w14:kx="0" w14:ky="0" w14:algn="tl">
+            <w14:schemeClr w14:val="dk1">
+              <w14:alpha w14:val="60000"/>
+            </w14:schemeClr>
+          </w14:shadow>
+          <w14:textOutline w14:w="0" w14:cap="flat" w14:cmpd="sng" w14:algn="ctr">
+            <w14:noFill/>
+            <w14:prstDash w14:val="solid"/>
+            <w14:round/>
+          </w14:textOutline>
+        </w:rPr>
+        <w:t xml:space="preserve">                             </w:t>
+      </w:r>
+      <w:r>
+        <w:rPr>
+          <w:color w:val="000000" w:themeColor="text1"/>
+          <w:sz w:val="20"/>
+          <w:szCs w:val="20"/>
+          <w14:shadow w14:blurRad="38100" w14:dist="19050" w14:dir="2700000" w14:sx="100000" w14:sy="100000" w14:kx="0" w14:ky="0" w14:algn="tl">
+            <w14:schemeClr w14:val="dk1">
+              <w14:alpha w14:val="60000"/>
+            </w14:schemeClr>
+          </w14:shadow>
+          <w14:textOutline w14:w="0" w14:cap="flat" w14:cmpd="sng" w14:algn="ctr">
+            <w14:noFill/>
+            <w14:prstDash w14:val="solid"/>
+            <w14:round/>
+          </w14:textOutline>
+        </w:rPr>
+        <w:tab/>
+      </w:r>
+      <w:r>
+        <w:rPr>
+          <w:color w:val="000000" w:themeColor="text1"/>
+          <w:sz w:val="20"/>
+          <w:szCs w:val="20"/>
+          <w14:shadow w14:blurRad="38100" w14:dist="19050" w14:dir="2700000" w14:sx="100000" w14:sy="100000" w14:kx="0" w14:ky="0" w14:algn="tl">
+            <w14:schemeClr w14:val="dk1">
+              <w14:alpha w14:val="60000"/>
+            </w14:schemeClr>
+          </w14:shadow>
+          <w14:textOutline w14:w="0" w14:cap="flat" w14:cmpd="sng" w14:algn="ctr">
+            <w14:noFill/>
+            <w14:prstDash w14:val="solid"/>
+            <w14:round/>
+          </w14:textOutline>
+        </w:rPr>
+        <w:tab/>
+      </w:r>
+      <w:r>
+        <w:rPr>
+          <w:color w:val="000000" w:themeColor="text1"/>
+          <w:sz w:val="20"/>
+          <w:szCs w:val="20"/>
+          <w14:shadow w14:blurRad="38100" w14:dist="19050" w14:dir="2700000" w14:sx="100000" w14:sy="100000" w14:kx="0" w14:ky="0" w14:algn="tl">
+            <w14:schemeClr w14:val="dk1">
+              <w14:alpha w14:val="60000"/>
+            </w14:schemeClr>
+          </w14:shadow>
+          <w14:textOutline w14:w="0" w14:cap="flat" w14:cmpd="sng" w14:algn="ctr">
+            <w14:noFill/>
+            <w14:prstDash w14:val="solid"/>
+            <w14:round/>
+          </w14:textOutline>
+        </w:rPr>
+        <w:tab/>
+      </w:r>
+      <w:proofErr w:type="spellStart"/>
+      <w:r>
+        <w:rPr>
+          <w:color w:val="000000" w:themeColor="text1"/>
+          <w:sz w:val="20"/>
+          <w:szCs w:val="20"/>
+          <w14:shadow w14:blurRad="38100" w14:dist="19050" w14:dir="2700000" w14:sx="100000" w14:sy="100000" w14:kx="0" w14:ky="0" w14:algn="tl">
+            <w14:schemeClr w14:val="dk1">
+              <w14:alpha w14:val="60000"/>
+            </w14:schemeClr>
+          </w14:shadow>
+          <w14:textOutline w14:w="0" w14:cap="flat" w14:cmpd="sng" w14:algn="ctr">
+            <w14:noFill/>
+            <w14:prstDash w14:val="solid"/>
+            <w14:round/>
+          </w14:textOutline>
+        </w:rPr>
+        <w:t>created_at</w:t>
+      </w:r>
+      <w:proofErr w:type="spellEnd"/>
+      <w:r>
+        <w:rPr>
+          <w:color w:val="000000" w:themeColor="text1"/>
+          <w:sz w:val="20"/>
+          <w:szCs w:val="20"/>
+          <w14:shadow w14:blurRad="38100" w14:dist="19050" w14:dir="2700000" w14:sx="100000" w14:sy="100000" w14:kx="0" w14:ky="0" w14:algn="tl">
+            <w14:schemeClr w14:val="dk1">
+              <w14:alpha w14:val="60000"/>
+            </w14:schemeClr>
+          </w14:shadow>
+          <w14:textOutline w14:w="0" w14:cap="flat" w14:cmpd="sng" w14:algn="ctr">
+            <w14:noFill/>
+            <w14:prstDash w14:val="solid"/>
+            <w14:round/>
+          </w14:textOutline>
+        </w:rPr>
+        <w:br/>
+      </w:r>
+      <w:r>
+        <w:rPr>
+          <w:color w:val="000000" w:themeColor="text1"/>
+          <w:sz w:val="20"/>
+          <w:szCs w:val="20"/>
+          <w14:shadow w14:blurRad="38100" w14:dist="19050" w14:dir="2700000" w14:sx="100000" w14:sy="100000" w14:kx="0" w14:ky="0" w14:algn="tl">
+            <w14:schemeClr w14:val="dk1">
+              <w14:alpha w14:val="60000"/>
+            </w14:schemeClr>
+          </w14:shadow>
+          <w14:textOutline w14:w="0" w14:cap="flat" w14:cmpd="sng" w14:algn="ctr">
+            <w14:noFill/>
+            <w14:prstDash w14:val="solid"/>
+            <w14:round/>
+          </w14:textOutline>
+        </w:rPr>
+        <w:br/>
+      </w:r>
+    </w:p>
+    <w:p>
+      <w:pPr>
+        <w:pStyle w:val="NoSpacing"/>
+        <w:rPr>
+          <w:color w:val="000000" w:themeColor="text1"/>
+          <w:sz w:val="20"/>
+          <w:szCs w:val="20"/>
+          <w14:shadow w14:blurRad="38100" w14:dist="19050" w14:dir="2700000" w14:sx="100000" w14:sy="100000" w14:kx="0" w14:ky="0" w14:algn="tl">
+            <w14:schemeClr w14:val="dk1">
+              <w14:alpha w14:val="60000"/>
+            </w14:schemeClr>
+          </w14:shadow>
+          <w14:textOutline w14:w="0" w14:cap="flat" w14:cmpd="sng" w14:algn="ctr">
+            <w14:noFill/>
+            <w14:prstDash w14:val="solid"/>
+            <w14:round/>
+          </w14:textOutline>
+        </w:rPr>
+      </w:pPr>
+    </w:p>
+    <w:p>
+      <w:pPr>
+        <w:pStyle w:val="NoSpacing"/>
+        <w:rPr>
+          <w:color w:val="000000" w:themeColor="text1"/>
+          <w:sz w:val="20"/>
+          <w:szCs w:val="20"/>
+          <w14:shadow w14:blurRad="38100" w14:dist="19050" w14:dir="2700000" w14:sx="100000" w14:sy="100000" w14:kx="0" w14:ky="0" w14:algn="tl">
+            <w14:schemeClr w14:val="dk1">
+              <w14:alpha w14:val="60000"/>
+            </w14:schemeClr>
+          </w14:shadow>
+          <w14:textOutline w14:w="0" w14:cap="flat" w14:cmpd="sng" w14:algn="ctr">
+            <w14:noFill/>
+            <w14:prstDash w14:val="solid"/>
+            <w14:round/>
+          </w14:textOutline>
+        </w:rPr>
+      </w:pPr>
+      <w:r>
+        <w:rPr>
+          <w:color w:val="000000" w:themeColor="text1"/>
+          <w:sz w:val="20"/>
+          <w:szCs w:val="20"/>
+          <w14:shadow w14:blurRad="38100" w14:dist="19050" w14:dir="2700000" w14:sx="100000" w14:sy="100000" w14:kx="0" w14:ky="0" w14:algn="tl">
+            <w14:schemeClr w14:val="dk1">
+              <w14:alpha w14:val="60000"/>
+            </w14:schemeClr>
+          </w14:shadow>
+          <w14:textOutline w14:w="0" w14:cap="flat" w14:cmpd="sng" w14:algn="ctr">
+            <w14:noFill/>
+            <w14:prstDash w14:val="solid"/>
+            <w14:round/>
+          </w14:textOutline>
+        </w:rPr>
+        <w:lastRenderedPageBreak/>
+        <w:br/>
+      </w:r>
+      <w:r>
+        <w:rPr>
+          <w:b/>
+          <w:sz w:val="32"/>
+          <w:szCs w:val="32"/>
+        </w:rPr>
+        <w:t>The full journey of one message</w:t>
+      </w:r>
+      <w:r>
+        <w:br/>
+      </w:r>
+      <w:r>
+        <w:rPr>
+          <w:color w:val="000000" w:themeColor="text1"/>
+          <w:sz w:val="20"/>
+          <w:szCs w:val="20"/>
+          <w14:shadow w14:blurRad="38100" w14:dist="19050" w14:dir="2700000" w14:sx="100000" w14:sy="100000" w14:kx="0" w14:ky="0" w14:algn="tl">
+            <w14:schemeClr w14:val="dk1">
+              <w14:alpha w14:val="60000"/>
+            </w14:schemeClr>
+          </w14:shadow>
+          <w14:textOutline w14:w="0" w14:cap="flat" w14:cmpd="sng" w14:algn="ctr">
+            <w14:noFill/>
+            <w14:prstDash w14:val="solid"/>
+            <w14:round/>
+          </w14:textOutline>
+        </w:rPr>
+        <w:t>User types "What is RAG?" and hits Send</w:t>
+      </w:r>
+    </w:p>
+    <w:p>
+      <w:pPr>
+        <w:pStyle w:val="NoSpacing"/>
+        <w:rPr>
+          <w:color w:val="000000" w:themeColor="text1"/>
+          <w:sz w:val="20"/>
+          <w:szCs w:val="20"/>
+          <w14:shadow w14:blurRad="38100" w14:dist="19050" w14:dir="2700000" w14:sx="100000" w14:sy="100000" w14:kx="0" w14:ky="0" w14:algn="tl">
+            <w14:schemeClr w14:val="dk1">
+              <w14:alpha w14:val="60000"/>
+            </w14:schemeClr>
+          </w14:shadow>
+          <w14:textOutline w14:w="0" w14:cap="flat" w14:cmpd="sng" w14:algn="ctr">
+            <w14:noFill/>
+            <w14:prstDash w14:val="solid"/>
+            <w14:round/>
+          </w14:textOutline>
+        </w:rPr>
+      </w:pPr>
+      <w:r>
+        <w:rPr>
+          <w:color w:val="000000" w:themeColor="text1"/>
+          <w:sz w:val="20"/>
+          <w:szCs w:val="20"/>
+          <w14:shadow w14:blurRad="38100" w14:dist="19050" w14:dir="2700000" w14:sx="100000" w14:sy="100000" w14:kx="0" w14:ky="0" w14:algn="tl">
+            <w14:schemeClr w14:val="dk1">
+              <w14:alpha w14:val="60000"/>
+            </w14:schemeClr>
+          </w14:shadow>
+          <w14:textOutline w14:w="0" w14:cap="flat" w14:cmpd="sng" w14:algn="ctr">
+            <w14:noFill/>
+            <w14:prstDash w14:val="solid"/>
+            <w14:round/>
+          </w14:textOutline>
+        </w:rPr>
+        <w:t xml:space="preserve">           │</w:t>
+      </w:r>
+    </w:p>
+    <w:p>
+      <w:pPr>
+        <w:pStyle w:val="NoSpacing"/>
+        <w:rPr>
+          <w:color w:val="000000" w:themeColor="text1"/>
+          <w:sz w:val="20"/>
+          <w:szCs w:val="20"/>
+          <w14:shadow w14:blurRad="38100" w14:dist="19050" w14:dir="2700000" w14:sx="100000" w14:sy="100000" w14:kx="0" w14:ky="0" w14:algn="tl">
+            <w14:schemeClr w14:val="dk1">
+              <w14:alpha w14:val="60000"/>
+            </w14:schemeClr>
+          </w14:shadow>
+          <w14:textOutline w14:w="0" w14:cap="flat" w14:cmpd="sng" w14:algn="ctr">
+            <w14:noFill/>
+            <w14:prstDash w14:val="solid"/>
+            <w14:round/>
+          </w14:textOutline>
+        </w:rPr>
+      </w:pPr>
+      <w:r>
+        <w:rPr>
+          <w:color w:val="000000" w:themeColor="text1"/>
+          <w:sz w:val="20"/>
+          <w:szCs w:val="20"/>
+          <w14:shadow w14:blurRad="38100" w14:dist="19050" w14:dir="2700000" w14:sx="100000" w14:sy="100000" w14:kx="0" w14:ky="0" w14:algn="tl">
+            <w14:schemeClr w14:val="dk1">
+              <w14:alpha w14:val="60000"/>
+            </w14:schemeClr>
+          </w14:shadow>
+          <w14:textOutline w14:w="0" w14:cap="flat" w14:cmpd="sng" w14:algn="ctr">
+            <w14:noFill/>
+            <w14:prstDash w14:val="solid"/>
+            <w14:round/>
+          </w14:textOutline>
+        </w:rPr>
+        <w:t xml:space="preserve">           </w:t>
+      </w:r>
+      <w:r>
+        <w:rPr>
+          <w:rFonts w:ascii="Arial" w:hAnsi="Arial" w:cs="Arial"/>
+          <w:color w:val="000000" w:themeColor="text1"/>
+          <w:sz w:val="20"/>
+          <w:szCs w:val="20"/>
+          <w14:shadow w14:blurRad="38100" w14:dist="19050" w14:dir="2700000" w14:sx="100000" w14:sy="100000" w14:kx="0" w14:ky="0" w14:algn="tl">
+            <w14:schemeClr w14:val="dk1">
+              <w14:alpha w14:val="60000"/>
+            </w14:schemeClr>
+          </w14:shadow>
+          <w14:textOutline w14:w="0" w14:cap="flat" w14:cmpd="sng" w14:algn="ctr">
+            <w14:noFill/>
+            <w14:prstDash w14:val="solid"/>
+            <w14:round/>
+          </w14:textOutline>
+        </w:rPr>
+        <w:t>▼</w:t>
+      </w:r>
+    </w:p>
+    <w:p>
+      <w:pPr>
+        <w:pStyle w:val="NoSpacing"/>
+        <w:rPr>
+          <w:color w:val="000000" w:themeColor="text1"/>
+          <w:sz w:val="20"/>
+          <w:szCs w:val="20"/>
+          <w14:shadow w14:blurRad="38100" w14:dist="19050" w14:dir="2700000" w14:sx="100000" w14:sy="100000" w14:kx="0" w14:ky="0" w14:algn="tl">
+            <w14:schemeClr w14:val="dk1">
+              <w14:alpha w14:val="60000"/>
+            </w14:schemeClr>
+          </w14:shadow>
+          <w14:textOutline w14:w="0" w14:cap="flat" w14:cmpd="sng" w14:algn="ctr">
+            <w14:noFill/>
+            <w14:prstDash w14:val="solid"/>
+            <w14:round/>
+          </w14:textOutline>
+        </w:rPr>
+      </w:pPr>
+      <w:r>
+        <w:rPr>
+          <w:color w:val="000000" w:themeColor="text1"/>
+          <w:sz w:val="20"/>
+          <w:szCs w:val="20"/>
+          <w14:shadow w14:blurRad="38100" w14:dist="19050" w14:dir="2700000" w14:sx="100000" w14:sy="100000" w14:kx="0" w14:ky="0" w14:algn="tl">
+            <w14:schemeClr w14:val="dk1">
+              <w14:alpha w14:val="60000"/>
+            </w14:schemeClr>
+          </w14:shadow>
+          <w14:textOutline w14:w="0" w14:cap="flat" w14:cmpd="sng" w14:algn="ctr">
+            <w14:noFill/>
+            <w14:prstDash w14:val="solid"/>
+            <w14:round/>
+          </w14:textOutline>
+        </w:rPr>
+        <w:t xml:space="preserve">1. Frontend checks: do we have a </w:t>
+      </w:r>
+      <w:proofErr w:type="spellStart"/>
+      <w:r>
+        <w:rPr>
+          <w:color w:val="000000" w:themeColor="text1"/>
+          <w:sz w:val="20"/>
+          <w:szCs w:val="20"/>
+          <w14:shadow w14:blurRad="38100" w14:dist="19050" w14:dir="2700000" w14:sx="100000" w14:sy="100000" w14:kx="0" w14:ky="0" w14:algn="tl">
+            <w14:schemeClr w14:val="dk1">
+              <w14:alpha w14:val="60000"/>
+            </w14:schemeClr>
+          </w14:shadow>
+          <w14:textOutline w14:w="0" w14:cap="flat" w14:cmpd="sng" w14:algn="ctr">
+            <w14:noFill/>
+            <w14:prstDash w14:val="solid"/>
+            <w14:round/>
+          </w14:textOutline>
+        </w:rPr>
+        <w:t>currentConversationId</w:t>
+      </w:r>
+      <w:proofErr w:type="spellEnd"/>
+      <w:r>
+        <w:rPr>
+          <w:color w:val="000000" w:themeColor="text1"/>
+          <w:sz w:val="20"/>
+          <w:szCs w:val="20"/>
+          <w14:shadow w14:blurRad="38100" w14:dist="19050" w14:dir="2700000" w14:sx="100000" w14:sy="100000" w14:kx="0" w14:ky="0" w14:algn="tl">
+            <w14:schemeClr w14:val="dk1">
+              <w14:alpha w14:val="60000"/>
+            </w14:schemeClr>
+          </w14:shadow>
+          <w14:textOutline w14:w="0" w14:cap="flat" w14:cmpd="sng" w14:algn="ctr">
+            <w14:noFill/>
+            <w14:prstDash w14:val="solid"/>
+            <w14:round/>
+          </w14:textOutline>
+        </w:rPr>
+        <w:t>?</w:t>
+      </w:r>
+    </w:p>
+    <w:p>
+      <w:pPr>
+        <w:pStyle w:val="NoSpacing"/>
+        <w:rPr>
+          <w:color w:val="000000" w:themeColor="text1"/>
+          <w:sz w:val="20"/>
+          <w:szCs w:val="20"/>
+          <w14:shadow w14:blurRad="38100" w14:dist="19050" w14:dir="2700000" w14:sx="100000" w14:sy="100000" w14:kx="0" w14:ky="0" w14:algn="tl">
+            <w14:schemeClr w14:val="dk1">
+              <w14:alpha w14:val="60000"/>
+            </w14:schemeClr>
+          </w14:shadow>
+          <w14:textOutline w14:w="0" w14:cap="flat" w14:cmpd="sng" w14:algn="ctr">
+            <w14:noFill/>
+            <w14:prstDash w14:val="solid"/>
+            <w14:round/>
+          </w14:textOutline>
+        </w:rPr>
+      </w:pPr>
+      <w:r>
+        <w:rPr>
+          <w:color w:val="000000" w:themeColor="text1"/>
+          <w:sz w:val="20"/>
+          <w:szCs w:val="20"/>
+          <w14:shadow w14:blurRad="38100" w14:dist="19050" w14:dir="2700000" w14:sx="100000" w14:sy="100000" w14:kx="0" w14:ky="0" w14:algn="tl">
+            <w14:schemeClr w14:val="dk1">
+              <w14:alpha w14:val="60000"/>
+            </w14:schemeClr>
+          </w14:shadow>
+          <w14:textOutline w14:w="0" w14:cap="flat" w14:cmpd="sng" w14:algn="ctr">
+            <w14:noFill/>
+            <w14:prstDash w14:val="solid"/>
+            <w14:round/>
+          </w14:textOutline>
+        </w:rPr>
+        <w:t xml:space="preserve">   → No? Create one via POST /conversations with title = "What is RAG?"</w:t>
+      </w:r>
+    </w:p>
+    <w:p>
+      <w:pPr>
+        <w:pStyle w:val="NoSpacing"/>
+        <w:rPr>
+          <w:color w:val="000000" w:themeColor="text1"/>
+          <w:sz w:val="20"/>
+          <w:szCs w:val="20"/>
+          <w14:shadow w14:blurRad="38100" w14:dist="19050" w14:dir="2700000" w14:sx="100000" w14:sy="100000" w14:kx="0" w14:ky="0" w14:algn="tl">
+            <w14:schemeClr w14:val="dk1">
+              <w14:alpha w14:val="60000"/>
+            </w14:schemeClr>
+          </w14:shadow>
+          <w14:textOutline w14:w="0" w14:cap="flat" w14:cmpd="sng" w14:algn="ctr">
+            <w14:noFill/>
+            <w14:prstDash w14:val="solid"/>
+            <w14:round/>
+          </w14:textOutline>
+        </w:rPr>
+      </w:pPr>
+      <w:r>
+        <w:rPr>
+          <w:color w:val="000000" w:themeColor="text1"/>
+          <w:sz w:val="20"/>
+          <w:szCs w:val="20"/>
+          <w14:shadow w14:blurRad="38100" w14:dist="19050" w14:dir="2700000" w14:sx="100000" w14:sy="100000" w14:kx="0" w14:ky="0" w14:algn="tl">
+            <w14:schemeClr w14:val="dk1">
+              <w14:alpha w14:val="60000"/>
+            </w14:schemeClr>
+          </w14:shadow>
+          <w14:textOutline w14:w="0" w14:cap="flat" w14:cmpd="sng" w14:algn="ctr">
+            <w14:noFill/>
+            <w14:prstDash w14:val="solid"/>
+            <w14:round/>
+          </w14:textOutline>
+        </w:rPr>
+        <w:t xml:space="preserve">   → Yes? Use existing id</w:t>
+      </w:r>
+    </w:p>
+    <w:p>
+      <w:pPr>
+        <w:pStyle w:val="NoSpacing"/>
+        <w:rPr>
+          <w:color w:val="000000" w:themeColor="text1"/>
+          <w:sz w:val="20"/>
+          <w:szCs w:val="20"/>
+          <w14:shadow w14:blurRad="38100" w14:dist="19050" w14:dir="2700000" w14:sx="100000" w14:sy="100000" w14:kx="0" w14:ky="0" w14:algn="tl">
+            <w14:schemeClr w14:val="dk1">
+              <w14:alpha w14:val="60000"/>
+            </w14:schemeClr>
+          </w14:shadow>
+          <w14:textOutline w14:w="0" w14:cap="flat" w14:cmpd="sng" w14:algn="ctr">
+            <w14:noFill/>
+            <w14:prstDash w14:val="solid"/>
+            <w14:round/>
+          </w14:textOutline>
+        </w:rPr>
+      </w:pPr>
+      <w:r>
+        <w:rPr>
+          <w:color w:val="000000" w:themeColor="text1"/>
+          <w:sz w:val="20"/>
+          <w:szCs w:val="20"/>
+          <w14:shadow w14:blurRad="38100" w14:dist="19050" w14:dir="2700000" w14:sx="100000" w14:sy="100000" w14:kx="0" w14:ky="0" w14:algn="tl">
+            <w14:schemeClr w14:val="dk1">
+              <w14:alpha w14:val="60000"/>
+            </w14:schemeClr>
+          </w14:shadow>
+          <w14:textOutline w14:w="0" w14:cap="flat" w14:cmpd="sng" w14:algn="ctr">
+            <w14:noFill/>
+            <w14:prstDash w14:val="solid"/>
+            <w14:round/>
+          </w14:textOutline>
+        </w:rPr>
+        <w:t xml:space="preserve">           │</w:t>
+      </w:r>
+    </w:p>
+    <w:p>
+      <w:pPr>
+        <w:pStyle w:val="NoSpacing"/>
+        <w:rPr>
+          <w:color w:val="000000" w:themeColor="text1"/>
+          <w:sz w:val="20"/>
+          <w:szCs w:val="20"/>
+          <w14:shadow w14:blurRad="38100" w14:dist="19050" w14:dir="2700000" w14:sx="100000" w14:sy="100000" w14:kx="0" w14:ky="0" w14:algn="tl">
+            <w14:schemeClr w14:val="dk1">
+              <w14:alpha w14:val="60000"/>
+            </w14:schemeClr>
+          </w14:shadow>
+          <w14:textOutline w14:w="0" w14:cap="flat" w14:cmpd="sng" w14:algn="ctr">
+            <w14:noFill/>
+            <w14:prstDash w14:val="solid"/>
+            <w14:round/>
+          </w14:textOutline>
+        </w:rPr>
+      </w:pPr>
+      <w:r>
+        <w:rPr>
+          <w:color w:val="000000" w:themeColor="text1"/>
+          <w:sz w:val="20"/>
+          <w:szCs w:val="20"/>
+          <w14:shadow w14:blurRad="38100" w14:dist="19050" w14:dir="2700000" w14:sx="100000" w14:sy="100000" w14:kx="0" w14:ky="0" w14:algn="tl">
+            <w14:schemeClr w14:val="dk1">
+              <w14:alpha w14:val="60000"/>
+            </w14:schemeClr>
+          </w14:shadow>
+          <w14:textOutline w14:w="0" w14:cap="flat" w14:cmpd="sng" w14:algn="ctr">
+            <w14:noFill/>
+            <w14:prstDash w14:val="solid"/>
+            <w14:round/>
+          </w14:textOutline>
+        </w:rPr>
+        <w:t xml:space="preserve">           </w:t>
+      </w:r>
+      <w:r>
+        <w:rPr>
+          <w:rFonts w:ascii="Arial" w:hAnsi="Arial" w:cs="Arial"/>
+          <w:color w:val="000000" w:themeColor="text1"/>
+          <w:sz w:val="20"/>
+          <w:szCs w:val="20"/>
+          <w14:shadow w14:blurRad="38100" w14:dist="19050" w14:dir="2700000" w14:sx="100000" w14:sy="100000" w14:kx="0" w14:ky="0" w14:algn="tl">
+            <w14:schemeClr w14:val="dk1">
+              <w14:alpha w14:val="60000"/>
+            </w14:schemeClr>
+          </w14:shadow>
+          <w14:textOutline w14:w="0" w14:cap="flat" w14:cmpd="sng" w14:algn="ctr">
+            <w14:noFill/>
+            <w14:prstDash w14:val="solid"/>
+            <w14:round/>
+          </w14:textOutline>
+        </w:rPr>
+        <w:t>▼</w:t>
+      </w:r>
+    </w:p>
+    <w:p>
+      <w:pPr>
+        <w:pStyle w:val="NoSpacing"/>
+        <w:rPr>
+          <w:color w:val="000000" w:themeColor="text1"/>
+          <w:sz w:val="20"/>
+          <w:szCs w:val="20"/>
+          <w14:shadow w14:blurRad="38100" w14:dist="19050" w14:dir="2700000" w14:sx="100000" w14:sy="100000" w14:kx="0" w14:ky="0" w14:algn="tl">
+            <w14:schemeClr w14:val="dk1">
+              <w14:alpha w14:val="60000"/>
+            </w14:schemeClr>
+          </w14:shadow>
+          <w14:textOutline w14:w="0" w14:cap="flat" w14:cmpd="sng" w14:algn="ctr">
+            <w14:noFill/>
+            <w14:prstDash w14:val="solid"/>
+            <w14:round/>
+          </w14:textOutline>
+        </w:rPr>
+      </w:pPr>
+      <w:r>
+        <w:rPr>
+          <w:color w:val="000000" w:themeColor="text1"/>
+          <w:sz w:val="20"/>
+          <w:szCs w:val="20"/>
+          <w14:shadow w14:blurRad="38100" w14:dist="19050" w14:dir="2700000" w14:sx="100000" w14:sy="100000" w14:kx="0" w14:ky="0" w14:algn="tl">
+            <w14:schemeClr w14:val="dk1">
+              <w14:alpha w14:val="60000"/>
+            </w14:schemeClr>
+          </w14:shadow>
+          <w14:textOutline w14:w="0" w14:cap="flat" w14:cmpd="sng" w14:algn="ctr">
+            <w14:noFill/>
+            <w14:prstDash w14:val="solid"/>
+            <w14:round/>
+          </w14:textOutline>
+        </w:rPr>
+        <w:t>2. POST /</w:t>
+      </w:r>
+      <w:proofErr w:type="gramStart"/>
+      <w:r>
+        <w:rPr>
+          <w:color w:val="000000" w:themeColor="text1"/>
+          <w:sz w:val="20"/>
+          <w:szCs w:val="20"/>
+          <w14:shadow w14:blurRad="38100" w14:dist="19050" w14:dir="2700000" w14:sx="100000" w14:sy="100000" w14:kx="0" w14:ky="0" w14:algn="tl">
+            <w14:schemeClr w14:val="dk1">
+              <w14:alpha w14:val="60000"/>
+            </w14:schemeClr>
+          </w14:shadow>
+          <w14:textOutline w14:w="0" w14:cap="flat" w14:cmpd="sng" w14:algn="ctr">
+            <w14:noFill/>
+            <w14:prstDash w14:val="solid"/>
+            <w14:round/>
+          </w14:textOutline>
+        </w:rPr>
+        <w:t>chat  {</w:t>
+      </w:r>
+      <w:proofErr w:type="gramEnd"/>
+      <w:r>
+        <w:rPr>
+          <w:color w:val="000000" w:themeColor="text1"/>
+          <w:sz w:val="20"/>
+          <w:szCs w:val="20"/>
+          <w14:shadow w14:blurRad="38100" w14:dist="19050" w14:dir="2700000" w14:sx="100000" w14:sy="100000" w14:kx="0" w14:ky="0" w14:algn="tl">
+            <w14:schemeClr w14:val="dk1">
+              <w14:alpha w14:val="60000"/>
+            </w14:schemeClr>
+          </w14:shadow>
+          <w14:textOutline w14:w="0" w14:cap="flat" w14:cmpd="sng" w14:algn="ctr">
+            <w14:noFill/>
+            <w14:prstDash w14:val="solid"/>
+            <w14:round/>
+          </w14:textOutline>
+        </w:rPr>
+        <w:t xml:space="preserve"> message: "What is RAG?", </w:t>
+      </w:r>
+      <w:proofErr w:type="spellStart"/>
+      <w:r>
+        <w:rPr>
+          <w:color w:val="000000" w:themeColor="text1"/>
+          <w:sz w:val="20"/>
+          <w:szCs w:val="20"/>
+          <w14:shadow w14:blurRad="38100" w14:dist="19050" w14:dir="2700000" w14:sx="100000" w14:sy="100000" w14:kx="0" w14:ky="0" w14:algn="tl">
+            <w14:schemeClr w14:val="dk1">
+              <w14:alpha w14:val="60000"/>
+            </w14:schemeClr>
+          </w14:shadow>
+          <w14:textOutline w14:w="0" w14:cap="flat" w14:cmpd="sng" w14:algn="ctr">
+            <w14:noFill/>
+            <w14:prstDash w14:val="solid"/>
+            <w14:round/>
+          </w14:textOutline>
+        </w:rPr>
+        <w:t>conversation_id</w:t>
+      </w:r>
+      <w:proofErr w:type="spellEnd"/>
+      <w:r>
+        <w:rPr>
+          <w:color w:val="000000" w:themeColor="text1"/>
+          <w:sz w:val="20"/>
+          <w:szCs w:val="20"/>
+          <w14:shadow w14:blurRad="38100" w14:dist="19050" w14:dir="2700000" w14:sx="100000" w14:sy="100000" w14:kx="0" w14:ky="0" w14:algn="tl">
+            <w14:schemeClr w14:val="dk1">
+              <w14:alpha w14:val="60000"/>
+            </w14:schemeClr>
+          </w14:shadow>
+          <w14:textOutline w14:w="0" w14:cap="flat" w14:cmpd="sng" w14:algn="ctr">
+            <w14:noFill/>
+            <w14:prstDash w14:val="solid"/>
+            <w14:round/>
+          </w14:textOutline>
+        </w:rPr>
+        <w:t>: "abc-123" }</w:t>
+      </w:r>
+    </w:p>
+    <w:p>
+      <w:pPr>
+        <w:pStyle w:val="NoSpacing"/>
+        <w:rPr>
+          <w:color w:val="000000" w:themeColor="text1"/>
+          <w:sz w:val="20"/>
+          <w:szCs w:val="20"/>
+          <w14:shadow w14:blurRad="38100" w14:dist="19050" w14:dir="2700000" w14:sx="100000" w14:sy="100000" w14:kx="0" w14:ky="0" w14:algn="tl">
+            <w14:schemeClr w14:val="dk1">
+              <w14:alpha w14:val="60000"/>
+            </w14:schemeClr>
+          </w14:shadow>
+          <w14:textOutline w14:w="0" w14:cap="flat" w14:cmpd="sng" w14:algn="ctr">
+            <w14:noFill/>
+            <w14:prstDash w14:val="solid"/>
+            <w14:round/>
+          </w14:textOutline>
+        </w:rPr>
+      </w:pPr>
+      <w:r>
+        <w:rPr>
+          <w:color w:val="000000" w:themeColor="text1"/>
+          <w:sz w:val="20"/>
+          <w:szCs w:val="20"/>
+          <w14:shadow w14:blurRad="38100" w14:dist="19050" w14:dir="2700000" w14:sx="100000" w14:sy="100000" w14:kx="0" w14:ky="0" w14:algn="tl">
+            <w14:schemeClr w14:val="dk1">
+              <w14:alpha w14:val="60000"/>
+            </w14:schemeClr>
+          </w14:shadow>
+          <w14:textOutline w14:w="0" w14:cap="flat" w14:cmpd="sng" w14:algn="ctr">
+            <w14:noFill/>
+            <w14:prstDash w14:val="solid"/>
+            <w14:round/>
+          </w14:textOutline>
+        </w:rPr>
+        <w:t xml:space="preserve">           │</w:t>
+      </w:r>
+    </w:p>
+    <w:p>
+      <w:pPr>
+        <w:pStyle w:val="NoSpacing"/>
+        <w:rPr>
+          <w:color w:val="000000" w:themeColor="text1"/>
+          <w:sz w:val="20"/>
+          <w:szCs w:val="20"/>
+          <w14:shadow w14:blurRad="38100" w14:dist="19050" w14:dir="2700000" w14:sx="100000" w14:sy="100000" w14:kx="0" w14:ky="0" w14:algn="tl">
+            <w14:schemeClr w14:val="dk1">
+              <w14:alpha w14:val="60000"/>
+            </w14:schemeClr>
+          </w14:shadow>
+          <w14:textOutline w14:w="0" w14:cap="flat" w14:cmpd="sng" w14:algn="ctr">
+            <w14:noFill/>
+            <w14:prstDash w14:val="solid"/>
+            <w14:round/>
+          </w14:textOutline>
+        </w:rPr>
+      </w:pPr>
+      <w:r>
+        <w:rPr>
+          <w:color w:val="000000" w:themeColor="text1"/>
+          <w:sz w:val="20"/>
+          <w:szCs w:val="20"/>
+          <w14:shadow w14:blurRad="38100" w14:dist="19050" w14:dir="2700000" w14:sx="100000" w14:sy="100000" w14:kx="0" w14:ky="0" w14:algn="tl">
+            <w14:schemeClr w14:val="dk1">
+              <w14:alpha w14:val="60000"/>
+            </w14:schemeClr>
+          </w14:shadow>
+          <w14:textOutline w14:w="0" w14:cap="flat" w14:cmpd="sng" w14:algn="ctr">
+            <w14:noFill/>
+            <w14:prstDash w14:val="solid"/>
+            <w14:round/>
+          </w14:textOutline>
+        </w:rPr>
+        <w:t xml:space="preserve">           </w:t>
+      </w:r>
+      <w:r>
+        <w:rPr>
+          <w:rFonts w:ascii="Arial" w:hAnsi="Arial" w:cs="Arial"/>
+          <w:color w:val="000000" w:themeColor="text1"/>
+          <w:sz w:val="20"/>
+          <w:szCs w:val="20"/>
+          <w14:shadow w14:blurRad="38100" w14:dist="19050" w14:dir="2700000" w14:sx="100000" w14:sy="100000" w14:kx="0" w14:ky="0" w14:algn="tl">
+            <w14:schemeClr w14:val="dk1">
+              <w14:alpha w14:val="60000"/>
+            </w14:schemeClr>
+          </w14:shadow>
+          <w14:textOutline w14:w="0" w14:cap="flat" w14:cmpd="sng" w14:algn="ctr">
+            <w14:noFill/>
+            <w14:prstDash w14:val="solid"/>
+            <w14:round/>
+          </w14:textOutline>
+        </w:rPr>
+        <w:t>▼</w:t>
+      </w:r>
+    </w:p>
+    <w:p>
+      <w:pPr>
+        <w:pStyle w:val="NoSpacing"/>
+        <w:rPr>
+          <w:color w:val="000000" w:themeColor="text1"/>
+          <w:sz w:val="20"/>
+          <w:szCs w:val="20"/>
+          <w14:shadow w14:blurRad="38100" w14:dist="19050" w14:dir="2700000" w14:sx="100000" w14:sy="100000" w14:kx="0" w14:ky="0" w14:algn="tl">
+            <w14:schemeClr w14:val="dk1">
+              <w14:alpha w14:val="60000"/>
+            </w14:schemeClr>
+          </w14:shadow>
+          <w14:textOutline w14:w="0" w14:cap="flat" w14:cmpd="sng" w14:algn="ctr">
+            <w14:noFill/>
+            <w14:prstDash w14:val="solid"/>
+            <w14:round/>
+          </w14:textOutline>
+        </w:rPr>
+      </w:pPr>
+      <w:r>
+        <w:rPr>
+          <w:color w:val="000000" w:themeColor="text1"/>
+          <w:sz w:val="20"/>
+          <w:szCs w:val="20"/>
+          <w14:shadow w14:blurRad="38100" w14:dist="19050" w14:dir="2700000" w14:sx="100000" w14:sy="100000" w14:kx="0" w14:ky="0" w14:algn="tl">
+            <w14:schemeClr w14:val="dk1">
+              <w14:alpha w14:val="60000"/>
+            </w14:schemeClr>
+          </w14:shadow>
+          <w14:textOutline w14:w="0" w14:cap="flat" w14:cmpd="sng" w14:algn="ctr">
+            <w14:noFill/>
+            <w14:prstDash w14:val="solid"/>
+            <w14:round/>
+          </w14:textOutline>
+        </w:rPr>
+        <w:t>3. Backend (main.py):</w:t>
+      </w:r>
+    </w:p>
+    <w:p>
+      <w:pPr>
+        <w:pStyle w:val="NoSpacing"/>
+        <w:rPr>
+          <w:color w:val="000000" w:themeColor="text1"/>
+          <w:sz w:val="20"/>
+          <w:szCs w:val="20"/>
+          <w14:shadow w14:blurRad="38100" w14:dist="19050" w14:dir="2700000" w14:sx="100000" w14:sy="100000" w14:kx="0" w14:ky="0" w14:algn="tl">
+            <w14:schemeClr w14:val="dk1">
+              <w14:alpha w14:val="60000"/>
+            </w14:schemeClr>
+          </w14:shadow>
+          <w14:textOutline w14:w="0" w14:cap="flat" w14:cmpd="sng" w14:algn="ctr">
+            <w14:noFill/>
+            <w14:prstDash w14:val="solid"/>
+            <w14:round/>
+          </w14:textOutline>
+        </w:rPr>
+      </w:pPr>
+      <w:r>
+        <w:rPr>
+          <w:color w:val="000000" w:themeColor="text1"/>
+          <w:sz w:val="20"/>
+          <w:szCs w:val="20"/>
+          <w14:shadow w14:blurRad="38100" w14:dist="19050" w14:dir="2700000" w14:sx="100000" w14:sy="100000" w14:kx="0" w14:ky="0" w14:algn="tl">
+            <w14:schemeClr w14:val="dk1">
+              <w14:alpha w14:val="60000"/>
+            </w14:schemeClr>
+          </w14:shadow>
+          <w14:textOutline w14:w="0" w14:cap="flat" w14:cmpd="sng" w14:algn="ctr">
+            <w14:noFill/>
+            <w14:prstDash w14:val="solid"/>
+            <w14:round/>
+          </w14:textOutline>
+        </w:rPr>
+        <w:t xml:space="preserve">   → </w:t>
+      </w:r>
+      <w:proofErr w:type="spellStart"/>
+      <w:r>
+        <w:rPr>
+          <w:color w:val="000000" w:themeColor="text1"/>
+          <w:sz w:val="20"/>
+          <w:szCs w:val="20"/>
+          <w14:shadow w14:blurRad="38100" w14:dist="19050" w14:dir="2700000" w14:sx="100000" w14:sy="100000" w14:kx="0" w14:ky="0" w14:algn="tl">
+            <w14:schemeClr w14:val="dk1">
+              <w14:alpha w14:val="60000"/>
+            </w14:schemeClr>
+          </w14:shadow>
+          <w14:textOutline w14:w="0" w14:cap="flat" w14:cmpd="sng" w14:algn="ctr">
+            <w14:noFill/>
+            <w14:prstDash w14:val="solid"/>
+            <w14:round/>
+          </w14:textOutline>
+        </w:rPr>
+        <w:t>chat_service.add_</w:t>
+      </w:r>
+      <w:proofErr w:type="gramStart"/>
+      <w:r>
+        <w:rPr>
+          <w:color w:val="000000" w:themeColor="text1"/>
+          <w:sz w:val="20"/>
+          <w:szCs w:val="20"/>
+          <w14:shadow w14:blurRad="38100" w14:dist="19050" w14:dir="2700000" w14:sx="100000" w14:sy="100000" w14:kx="0" w14:ky="0" w14:algn="tl">
+            <w14:schemeClr w14:val="dk1">
+              <w14:alpha w14:val="60000"/>
+            </w14:schemeClr>
+          </w14:shadow>
+          <w14:textOutline w14:w="0" w14:cap="flat" w14:cmpd="sng" w14:algn="ctr">
+            <w14:noFill/>
+            <w14:prstDash w14:val="solid"/>
+            <w14:round/>
+          </w14:textOutline>
+        </w:rPr>
+        <w:t>message</w:t>
+      </w:r>
+      <w:proofErr w:type="spellEnd"/>
+      <w:r>
+        <w:rPr>
+          <w:color w:val="000000" w:themeColor="text1"/>
+          <w:sz w:val="20"/>
+          <w:szCs w:val="20"/>
+          <w14:shadow w14:blurRad="38100" w14:dist="19050" w14:dir="2700000" w14:sx="100000" w14:sy="100000" w14:kx="0" w14:ky="0" w14:algn="tl">
+            <w14:schemeClr w14:val="dk1">
+              <w14:alpha w14:val="60000"/>
+            </w14:schemeClr>
+          </w14:shadow>
+          <w14:textOutline w14:w="0" w14:cap="flat" w14:cmpd="sng" w14:algn="ctr">
+            <w14:noFill/>
+            <w14:prstDash w14:val="solid"/>
+            <w14:round/>
+          </w14:textOutline>
+        </w:rPr>
+        <w:t>(</w:t>
+      </w:r>
+      <w:proofErr w:type="spellStart"/>
+      <w:proofErr w:type="gramEnd"/>
+      <w:r>
+        <w:rPr>
+          <w:color w:val="000000" w:themeColor="text1"/>
+          <w:sz w:val="20"/>
+          <w:szCs w:val="20"/>
+          <w14:shadow w14:blurRad="38100" w14:dist="19050" w14:dir="2700000" w14:sx="100000" w14:sy="100000" w14:kx="0" w14:ky="0" w14:algn="tl">
+            <w14:schemeClr w14:val="dk1">
+              <w14:alpha w14:val="60000"/>
+            </w14:schemeClr>
+          </w14:shadow>
+          <w14:textOutline w14:w="0" w14:cap="flat" w14:cmpd="sng" w14:algn="ctr">
+            <w14:noFill/>
+            <w14:prstDash w14:val="solid"/>
+            <w14:round/>
+          </w14:textOutline>
+        </w:rPr>
+        <w:t>conv_id</w:t>
+      </w:r>
+      <w:proofErr w:type="spellEnd"/>
+      <w:r>
+        <w:rPr>
+          <w:color w:val="000000" w:themeColor="text1"/>
+          <w:sz w:val="20"/>
+          <w:szCs w:val="20"/>
+          <w14:shadow w14:blurRad="38100" w14:dist="19050" w14:dir="2700000" w14:sx="100000" w14:sy="100000" w14:kx="0" w14:ky="0" w14:algn="tl">
+            <w14:schemeClr w14:val="dk1">
+              <w14:alpha w14:val="60000"/>
+            </w14:schemeClr>
+          </w14:shadow>
+          <w14:textOutline w14:w="0" w14:cap="flat" w14:cmpd="sng" w14:algn="ctr">
+            <w14:noFill/>
+            <w14:prstDash w14:val="solid"/>
+            <w14:round/>
+          </w14:textOutline>
+        </w:rPr>
+        <w:t xml:space="preserve">, </w:t>
+      </w:r>
+      <w:proofErr w:type="spellStart"/>
+      <w:r>
+        <w:rPr>
+          <w:color w:val="000000" w:themeColor="text1"/>
+          <w:sz w:val="20"/>
+          <w:szCs w:val="20"/>
+          <w14:shadow w14:blurRad="38100" w14:dist="19050" w14:dir="2700000" w14:sx="100000" w14:sy="100000" w14:kx="0" w14:ky="0" w14:algn="tl">
+            <w14:schemeClr w14:val="dk1">
+              <w14:alpha w14:val="60000"/>
+            </w14:schemeClr>
+          </w14:shadow>
+          <w14:textOutline w14:w="0" w14:cap="flat" w14:cmpd="sng" w14:algn="ctr">
+            <w14:noFill/>
+            <w14:prstDash w14:val="solid"/>
+            <w14:round/>
+          </w14:textOutline>
+        </w:rPr>
+        <w:t>user_id</w:t>
+      </w:r>
+      <w:proofErr w:type="spellEnd"/>
+      <w:r>
+        <w:rPr>
+          <w:color w:val="000000" w:themeColor="text1"/>
+          <w:sz w:val="20"/>
+          <w:szCs w:val="20"/>
+          <w14:shadow w14:blurRad="38100" w14:dist="19050" w14:dir="2700000" w14:sx="100000" w14:sy="100000" w14:kx="0" w14:ky="0" w14:algn="tl">
+            <w14:schemeClr w14:val="dk1">
+              <w14:alpha w14:val="60000"/>
+            </w14:schemeClr>
+          </w14:shadow>
+          <w14:textOutline w14:w="0" w14:cap="flat" w14:cmpd="sng" w14:algn="ctr">
+            <w14:noFill/>
+            <w14:prstDash w14:val="solid"/>
+            <w14:round/>
+          </w14:textOutline>
+        </w:rPr>
+        <w:t>, "user", message)</w:t>
+      </w:r>
+    </w:p>
+    <w:p>
+      <w:pPr>
+        <w:pStyle w:val="NoSpacing"/>
+        <w:rPr>
+          <w:color w:val="000000" w:themeColor="text1"/>
+          <w:sz w:val="20"/>
+          <w:szCs w:val="20"/>
+          <w14:shadow w14:blurRad="38100" w14:dist="19050" w14:dir="2700000" w14:sx="100000" w14:sy="100000" w14:kx="0" w14:ky="0" w14:algn="tl">
+            <w14:schemeClr w14:val="dk1">
+              <w14:alpha w14:val="60000"/>
+            </w14:schemeClr>
+          </w14:shadow>
+          <w14:textOutline w14:w="0" w14:cap="flat" w14:cmpd="sng" w14:algn="ctr">
+            <w14:noFill/>
+            <w14:prstDash w14:val="solid"/>
+            <w14:round/>
+          </w14:textOutline>
+        </w:rPr>
+      </w:pPr>
+      <w:r>
+        <w:rPr>
+          <w:color w:val="000000" w:themeColor="text1"/>
+          <w:sz w:val="20"/>
+          <w:szCs w:val="20"/>
+          <w14:shadow w14:blurRad="38100" w14:dist="19050" w14:dir="2700000" w14:sx="100000" w14:sy="100000" w14:kx="0" w14:ky="0" w14:algn="tl">
+            <w14:schemeClr w14:val="dk1">
+              <w14:alpha w14:val="60000"/>
+            </w14:schemeClr>
+          </w14:shadow>
+          <w14:textOutline w14:w="0" w14:cap="flat" w14:cmpd="sng" w14:algn="ctr">
+            <w14:noFill/>
+            <w14:prstDash w14:val="solid"/>
+            <w14:round/>
+          </w14:textOutline>
+        </w:rPr>
+        <w:t xml:space="preserve">      saves user message to </w:t>
+      </w:r>
+      <w:proofErr w:type="spellStart"/>
+      <w:r>
+        <w:rPr>
+          <w:color w:val="000000" w:themeColor="text1"/>
+          <w:sz w:val="20"/>
+          <w:szCs w:val="20"/>
+          <w14:shadow w14:blurRad="38100" w14:dist="19050" w14:dir="2700000" w14:sx="100000" w14:sy="100000" w14:kx="0" w14:ky="0" w14:algn="tl">
+            <w14:schemeClr w14:val="dk1">
+              <w14:alpha w14:val="60000"/>
+            </w14:schemeClr>
+          </w14:shadow>
+          <w14:textOutline w14:w="0" w14:cap="flat" w14:cmpd="sng" w14:algn="ctr">
+            <w14:noFill/>
+            <w14:prstDash w14:val="solid"/>
+            <w14:round/>
+          </w14:textOutline>
+        </w:rPr>
+        <w:t>chat_messages</w:t>
+      </w:r>
+      <w:proofErr w:type="spellEnd"/>
+      <w:r>
+        <w:rPr>
+          <w:color w:val="000000" w:themeColor="text1"/>
+          <w:sz w:val="20"/>
+          <w:szCs w:val="20"/>
+          <w14:shadow w14:blurRad="38100" w14:dist="19050" w14:dir="2700000" w14:sx="100000" w14:sy="100000" w14:kx="0" w14:ky="0" w14:algn="tl">
+            <w14:schemeClr w14:val="dk1">
+              <w14:alpha w14:val="60000"/>
+            </w14:schemeClr>
+          </w14:shadow>
+          <w14:textOutline w14:w="0" w14:cap="flat" w14:cmpd="sng" w14:algn="ctr">
+            <w14:noFill/>
+            <w14:prstDash w14:val="solid"/>
+            <w14:round/>
+          </w14:textOutline>
+        </w:rPr>
+        <w:t xml:space="preserve"> table</w:t>
+      </w:r>
+    </w:p>
+    <w:p>
+      <w:pPr>
+        <w:pStyle w:val="NoSpacing"/>
+        <w:rPr>
+          <w:color w:val="000000" w:themeColor="text1"/>
+          <w:sz w:val="20"/>
+          <w:szCs w:val="20"/>
+          <w14:shadow w14:blurRad="38100" w14:dist="19050" w14:dir="2700000" w14:sx="100000" w14:sy="100000" w14:kx="0" w14:ky="0" w14:algn="tl">
+            <w14:schemeClr w14:val="dk1">
+              <w14:alpha w14:val="60000"/>
+            </w14:schemeClr>
+          </w14:shadow>
+          <w14:textOutline w14:w="0" w14:cap="flat" w14:cmpd="sng" w14:algn="ctr">
+            <w14:noFill/>
+            <w14:prstDash w14:val="solid"/>
+            <w14:round/>
+          </w14:textOutline>
+        </w:rPr>
+      </w:pPr>
+      <w:r>
+        <w:rPr>
+          <w:color w:val="000000" w:themeColor="text1"/>
+          <w:sz w:val="20"/>
+          <w:szCs w:val="20"/>
+          <w14:shadow w14:blurRad="38100" w14:dist="19050" w14:dir="2700000" w14:sx="100000" w14:sy="100000" w14:kx="0" w14:ky="0" w14:algn="tl">
+            <w14:schemeClr w14:val="dk1">
+              <w14:alpha w14:val="60000"/>
+            </w14:schemeClr>
+          </w14:shadow>
+          <w14:textOutline w14:w="0" w14:cap="flat" w14:cmpd="sng" w14:algn="ctr">
+            <w14:noFill/>
+            <w14:prstDash w14:val="solid"/>
+            <w14:round/>
+          </w14:textOutline>
+        </w:rPr>
+        <w:t xml:space="preserve">   → </w:t>
+      </w:r>
+      <w:proofErr w:type="spellStart"/>
+      <w:r>
+        <w:rPr>
+          <w:color w:val="000000" w:themeColor="text1"/>
+          <w:sz w:val="20"/>
+          <w:szCs w:val="20"/>
+          <w14:shadow w14:blurRad="38100" w14:dist="19050" w14:dir="2700000" w14:sx="100000" w14:sy="100000" w14:kx="0" w14:ky="0" w14:algn="tl">
+            <w14:schemeClr w14:val="dk1">
+              <w14:alpha w14:val="60000"/>
+            </w14:schemeClr>
+          </w14:shadow>
+          <w14:textOutline w14:w="0" w14:cap="flat" w14:cmpd="sng" w14:algn="ctr">
+            <w14:noFill/>
+            <w14:prstDash w14:val="solid"/>
+            <w14:round/>
+          </w14:textOutline>
+        </w:rPr>
+        <w:t>rag_</w:t>
+      </w:r>
+      <w:proofErr w:type="gramStart"/>
+      <w:r>
+        <w:rPr>
+          <w:color w:val="000000" w:themeColor="text1"/>
+          <w:sz w:val="20"/>
+          <w:szCs w:val="20"/>
+          <w14:shadow w14:blurRad="38100" w14:dist="19050" w14:dir="2700000" w14:sx="100000" w14:sy="100000" w14:kx="0" w14:ky="0" w14:algn="tl">
+            <w14:schemeClr w14:val="dk1">
+              <w14:alpha w14:val="60000"/>
+            </w14:schemeClr>
+          </w14:shadow>
+          <w14:textOutline w14:w="0" w14:cap="flat" w14:cmpd="sng" w14:algn="ctr">
+            <w14:noFill/>
+            <w14:prstDash w14:val="solid"/>
+            <w14:round/>
+          </w14:textOutline>
+        </w:rPr>
+        <w:t>service.query</w:t>
+      </w:r>
+      <w:proofErr w:type="gramEnd"/>
+      <w:r>
+        <w:rPr>
+          <w:color w:val="000000" w:themeColor="text1"/>
+          <w:sz w:val="20"/>
+          <w:szCs w:val="20"/>
+          <w14:shadow w14:blurRad="38100" w14:dist="19050" w14:dir="2700000" w14:sx="100000" w14:sy="100000" w14:kx="0" w14:ky="0" w14:algn="tl">
+            <w14:schemeClr w14:val="dk1">
+              <w14:alpha w14:val="60000"/>
+            </w14:schemeClr>
+          </w14:shadow>
+          <w14:textOutline w14:w="0" w14:cap="flat" w14:cmpd="sng" w14:algn="ctr">
+            <w14:noFill/>
+            <w14:prstDash w14:val="solid"/>
+            <w14:round/>
+          </w14:textOutline>
+        </w:rPr>
+        <w:t>_with_history</w:t>
+      </w:r>
+      <w:proofErr w:type="spellEnd"/>
+      <w:r>
+        <w:rPr>
+          <w:color w:val="000000" w:themeColor="text1"/>
+          <w:sz w:val="20"/>
+          <w:szCs w:val="20"/>
+          <w14:shadow w14:blurRad="38100" w14:dist="19050" w14:dir="2700000" w14:sx="100000" w14:sy="100000" w14:kx="0" w14:ky="0" w14:algn="tl">
+            <w14:schemeClr w14:val="dk1">
+              <w14:alpha w14:val="60000"/>
+            </w14:schemeClr>
+          </w14:shadow>
+          <w14:textOutline w14:w="0" w14:cap="flat" w14:cmpd="sng" w14:algn="ctr">
+            <w14:noFill/>
+            <w14:prstDash w14:val="solid"/>
+            <w14:round/>
+          </w14:textOutline>
+        </w:rPr>
+        <w:t xml:space="preserve">(message, </w:t>
+      </w:r>
+      <w:proofErr w:type="spellStart"/>
+      <w:r>
+        <w:rPr>
+          <w:color w:val="000000" w:themeColor="text1"/>
+          <w:sz w:val="20"/>
+          <w:szCs w:val="20"/>
+          <w14:shadow w14:blurRad="38100" w14:dist="19050" w14:dir="2700000" w14:sx="100000" w14:sy="100000" w14:kx="0" w14:ky="0" w14:algn="tl">
+            <w14:schemeClr w14:val="dk1">
+              <w14:alpha w14:val="60000"/>
+            </w14:schemeClr>
+          </w14:shadow>
+          <w14:textOutline w14:w="0" w14:cap="flat" w14:cmpd="sng" w14:algn="ctr">
+            <w14:noFill/>
+            <w14:prstDash w14:val="solid"/>
+            <w14:round/>
+          </w14:textOutline>
+        </w:rPr>
+        <w:t>user_id</w:t>
+      </w:r>
+      <w:proofErr w:type="spellEnd"/>
+      <w:r>
+        <w:rPr>
+          <w:color w:val="000000" w:themeColor="text1"/>
+          <w:sz w:val="20"/>
+          <w:szCs w:val="20"/>
+          <w14:shadow w14:blurRad="38100" w14:dist="19050" w14:dir="2700000" w14:sx="100000" w14:sy="100000" w14:kx="0" w14:ky="0" w14:algn="tl">
+            <w14:schemeClr w14:val="dk1">
+              <w14:alpha w14:val="60000"/>
+            </w14:schemeClr>
+          </w14:shadow>
+          <w14:textOutline w14:w="0" w14:cap="flat" w14:cmpd="sng" w14:algn="ctr">
+            <w14:noFill/>
+            <w14:prstDash w14:val="solid"/>
+            <w14:round/>
+          </w14:textOutline>
+        </w:rPr>
+        <w:t xml:space="preserve">, </w:t>
+      </w:r>
+      <w:proofErr w:type="spellStart"/>
+      <w:r>
+        <w:rPr>
+          <w:color w:val="000000" w:themeColor="text1"/>
+          <w:sz w:val="20"/>
+          <w:szCs w:val="20"/>
+          <w14:shadow w14:blurRad="38100" w14:dist="19050" w14:dir="2700000" w14:sx="100000" w14:sy="100000" w14:kx="0" w14:ky="0" w14:algn="tl">
+            <w14:schemeClr w14:val="dk1">
+              <w14:alpha w14:val="60000"/>
+            </w14:schemeClr>
+          </w14:shadow>
+          <w14:textOutline w14:w="0" w14:cap="flat" w14:cmpd="sng" w14:algn="ctr">
+            <w14:noFill/>
+            <w14:prstDash w14:val="solid"/>
+            <w14:round/>
+          </w14:textOutline>
+        </w:rPr>
+        <w:t>conv_id</w:t>
+      </w:r>
+      <w:proofErr w:type="spellEnd"/>
+      <w:r>
+        <w:rPr>
+          <w:color w:val="000000" w:themeColor="text1"/>
+          <w:sz w:val="20"/>
+          <w:szCs w:val="20"/>
+          <w14:shadow w14:blurRad="38100" w14:dist="19050" w14:dir="2700000" w14:sx="100000" w14:sy="100000" w14:kx="0" w14:ky="0" w14:algn="tl">
+            <w14:schemeClr w14:val="dk1">
+              <w14:alpha w14:val="60000"/>
+            </w14:schemeClr>
+          </w14:shadow>
+          <w14:textOutline w14:w="0" w14:cap="flat" w14:cmpd="sng" w14:algn="ctr">
+            <w14:noFill/>
+            <w14:prstDash w14:val="solid"/>
+            <w14:round/>
+          </w14:textOutline>
+        </w:rPr>
+        <w:t>)</w:t>
+      </w:r>
+    </w:p>
+    <w:p>
+      <w:pPr>
+        <w:pStyle w:val="NoSpacing"/>
+        <w:rPr>
+          <w:color w:val="000000" w:themeColor="text1"/>
+          <w:sz w:val="20"/>
+          <w:szCs w:val="20"/>
+          <w14:shadow w14:blurRad="38100" w14:dist="19050" w14:dir="2700000" w14:sx="100000" w14:sy="100000" w14:kx="0" w14:ky="0" w14:algn="tl">
+            <w14:schemeClr w14:val="dk1">
+              <w14:alpha w14:val="60000"/>
+            </w14:schemeClr>
+          </w14:shadow>
+          <w14:textOutline w14:w="0" w14:cap="flat" w14:cmpd="sng" w14:algn="ctr">
+            <w14:noFill/>
+            <w14:prstDash w14:val="solid"/>
+            <w14:round/>
+          </w14:textOutline>
+        </w:rPr>
+      </w:pPr>
+      <w:r>
+        <w:rPr>
+          <w:color w:val="000000" w:themeColor="text1"/>
+          <w:sz w:val="20"/>
+          <w:szCs w:val="20"/>
+          <w14:shadow w14:blurRad="38100" w14:dist="19050" w14:dir="2700000" w14:sx="100000" w14:sy="100000" w14:kx="0" w14:ky="0" w14:algn="tl">
+            <w14:schemeClr w14:val="dk1">
+              <w14:alpha w14:val="60000"/>
+            </w14:schemeClr>
+          </w14:shadow>
+          <w14:textOutline w14:w="0" w14:cap="flat" w14:cmpd="sng" w14:algn="ctr">
+            <w14:noFill/>
+            <w14:prstDash w14:val="solid"/>
+            <w14:round/>
+          </w14:textOutline>
+        </w:rPr>
+        <w:t xml:space="preserve">      fetches last 10 messages from DB for context</w:t>
+      </w:r>
+    </w:p>
+    <w:p>
+      <w:pPr>
+        <w:pStyle w:val="NoSpacing"/>
+        <w:rPr>
+          <w:color w:val="000000" w:themeColor="text1"/>
+          <w:sz w:val="20"/>
+          <w:szCs w:val="20"/>
+          <w14:shadow w14:blurRad="38100" w14:dist="19050" w14:dir="2700000" w14:sx="100000" w14:sy="100000" w14:kx="0" w14:ky="0" w14:algn="tl">
+            <w14:schemeClr w14:val="dk1">
+              <w14:alpha w14:val="60000"/>
+            </w14:schemeClr>
+          </w14:shadow>
+          <w14:textOutline w14:w="0" w14:cap="flat" w14:cmpd="sng" w14:algn="ctr">
+            <w14:noFill/>
+            <w14:prstDash w14:val="solid"/>
+            <w14:round/>
+          </w14:textOutline>
+        </w:rPr>
+      </w:pPr>
+      <w:r>
+        <w:rPr>
+          <w:color w:val="000000" w:themeColor="text1"/>
+          <w:sz w:val="20"/>
+          <w:szCs w:val="20"/>
+          <w14:shadow w14:blurRad="38100" w14:dist="19050" w14:dir="2700000" w14:sx="100000" w14:sy="100000" w14:kx="0" w14:ky="0" w14:algn="tl">
+            <w14:schemeClr w14:val="dk1">
+              <w14:alpha w14:val="60000"/>
+            </w14:schemeClr>
+          </w14:shadow>
+          <w14:textOutline w14:w="0" w14:cap="flat" w14:cmpd="sng" w14:algn="ctr">
+            <w14:noFill/>
+            <w14:prstDash w14:val="solid"/>
+            <w14:round/>
+          </w14:textOutline>
+        </w:rPr>
+        <w:t xml:space="preserve">      searches </w:t>
+      </w:r>
+      <w:proofErr w:type="spellStart"/>
+      <w:r>
+        <w:rPr>
+          <w:color w:val="000000" w:themeColor="text1"/>
+          <w:sz w:val="20"/>
+          <w:szCs w:val="20"/>
+          <w14:shadow w14:blurRad="38100" w14:dist="19050" w14:dir="2700000" w14:sx="100000" w14:sy="100000" w14:kx="0" w14:ky="0" w14:algn="tl">
+            <w14:schemeClr w14:val="dk1">
+              <w14:alpha w14:val="60000"/>
+            </w14:schemeClr>
+          </w14:shadow>
+          <w14:textOutline w14:w="0" w14:cap="flat" w14:cmpd="sng" w14:algn="ctr">
+            <w14:noFill/>
+            <w14:prstDash w14:val="solid"/>
+            <w14:round/>
+          </w14:textOutline>
+        </w:rPr>
+        <w:t>pgvector</w:t>
+      </w:r>
+      <w:proofErr w:type="spellEnd"/>
+      <w:r>
+        <w:rPr>
+          <w:color w:val="000000" w:themeColor="text1"/>
+          <w:sz w:val="20"/>
+          <w:szCs w:val="20"/>
+          <w14:shadow w14:blurRad="38100" w14:dist="19050" w14:dir="2700000" w14:sx="100000" w14:sy="100000" w14:kx="0" w14:ky="0" w14:algn="tl">
+            <w14:schemeClr w14:val="dk1">
+              <w14:alpha w14:val="60000"/>
+            </w14:schemeClr>
+          </w14:shadow>
+          <w14:textOutline w14:w="0" w14:cap="flat" w14:cmpd="sng" w14:algn="ctr">
+            <w14:noFill/>
+            <w14:prstDash w14:val="solid"/>
+            <w14:round/>
+          </w14:textOutline>
+        </w:rPr>
+        <w:t xml:space="preserve"> for relevant document chunks</w:t>
+      </w:r>
+    </w:p>
+    <w:p>
+      <w:pPr>
+        <w:pStyle w:val="NoSpacing"/>
+        <w:rPr>
+          <w:color w:val="000000" w:themeColor="text1"/>
+          <w:sz w:val="20"/>
+          <w:szCs w:val="20"/>
+          <w14:shadow w14:blurRad="38100" w14:dist="19050" w14:dir="2700000" w14:sx="100000" w14:sy="100000" w14:kx="0" w14:ky="0" w14:algn="tl">
+            <w14:schemeClr w14:val="dk1">
+              <w14:alpha w14:val="60000"/>
+            </w14:schemeClr>
+          </w14:shadow>
+          <w14:textOutline w14:w="0" w14:cap="flat" w14:cmpd="sng" w14:algn="ctr">
+            <w14:noFill/>
+            <w14:prstDash w14:val="solid"/>
+            <w14:round/>
+          </w14:textOutline>
+        </w:rPr>
+      </w:pPr>
+      <w:r>
+        <w:rPr>
+          <w:color w:val="000000" w:themeColor="text1"/>
+          <w:sz w:val="20"/>
+          <w:szCs w:val="20"/>
+          <w14:shadow w14:blurRad="38100" w14:dist="19050" w14:dir="2700000" w14:sx="100000" w14:sy="100000" w14:kx="0" w14:ky="0" w14:algn="tl">
+            <w14:schemeClr w14:val="dk1">
+              <w14:alpha w14:val="60000"/>
+            </w14:schemeClr>
+          </w14:shadow>
+          <w14:textOutline w14:w="0" w14:cap="flat" w14:cmpd="sng" w14:algn="ctr">
+            <w14:noFill/>
+            <w14:prstDash w14:val="solid"/>
+            <w14:round/>
+          </w14:textOutline>
+        </w:rPr>
+        <w:t xml:space="preserve">      sends context + history + question to Ollama LLM</w:t>
+      </w:r>
+    </w:p>
+    <w:p>
+      <w:pPr>
+        <w:pStyle w:val="NoSpacing"/>
+        <w:rPr>
+          <w:color w:val="000000" w:themeColor="text1"/>
+          <w:sz w:val="20"/>
+          <w:szCs w:val="20"/>
+          <w14:shadow w14:blurRad="38100" w14:dist="19050" w14:dir="2700000" w14:sx="100000" w14:sy="100000" w14:kx="0" w14:ky="0" w14:algn="tl">
+            <w14:schemeClr w14:val="dk1">
+              <w14:alpha w14:val="60000"/>
+            </w14:schemeClr>
+          </w14:shadow>
+          <w14:textOutline w14:w="0" w14:cap="flat" w14:cmpd="sng" w14:algn="ctr">
+            <w14:noFill/>
+            <w14:prstDash w14:val="solid"/>
+            <w14:round/>
+          </w14:textOutline>
+        </w:rPr>
+      </w:pPr>
+      <w:r>
+        <w:rPr>
+          <w:color w:val="000000" w:themeColor="text1"/>
+          <w:sz w:val="20"/>
+          <w:szCs w:val="20"/>
+          <w14:shadow w14:blurRad="38100" w14:dist="19050" w14:dir="2700000" w14:sx="100000" w14:sy="100000" w14:kx="0" w14:ky="0" w14:algn="tl">
+            <w14:schemeClr w14:val="dk1">
+              <w14:alpha w14:val="60000"/>
+            </w14:schemeClr>
+          </w14:shadow>
+          <w14:textOutline w14:w="0" w14:cap="flat" w14:cmpd="sng" w14:algn="ctr">
+            <w14:noFill/>
+            <w14:prstDash w14:val="solid"/>
+            <w14:round/>
+          </w14:textOutline>
+        </w:rPr>
+        <w:t xml:space="preserve">      gets answer back</w:t>
+      </w:r>
+    </w:p>
+    <w:p>
+      <w:pPr>
+        <w:pStyle w:val="NoSpacing"/>
+        <w:rPr>
+          <w:color w:val="000000" w:themeColor="text1"/>
+          <w:sz w:val="20"/>
+          <w:szCs w:val="20"/>
+          <w14:shadow w14:blurRad="38100" w14:dist="19050" w14:dir="2700000" w14:sx="100000" w14:sy="100000" w14:kx="0" w14:ky="0" w14:algn="tl">
+            <w14:schemeClr w14:val="dk1">
+              <w14:alpha w14:val="60000"/>
+            </w14:schemeClr>
+          </w14:shadow>
+          <w14:textOutline w14:w="0" w14:cap="flat" w14:cmpd="sng" w14:algn="ctr">
+            <w14:noFill/>
+            <w14:prstDash w14:val="solid"/>
+            <w14:round/>
+          </w14:textOutline>
+        </w:rPr>
+      </w:pPr>
+      <w:r>
+        <w:rPr>
+          <w:color w:val="000000" w:themeColor="text1"/>
+          <w:sz w:val="20"/>
+          <w:szCs w:val="20"/>
+          <w14:shadow w14:blurRad="38100" w14:dist="19050" w14:dir="2700000" w14:sx="100000" w14:sy="100000" w14:kx="0" w14:ky="0" w14:algn="tl">
+            <w14:schemeClr w14:val="dk1">
+              <w14:alpha w14:val="60000"/>
+            </w14:schemeClr>
+          </w14:shadow>
+          <w14:textOutline w14:w="0" w14:cap="flat" w14:cmpd="sng" w14:algn="ctr">
+            <w14:noFill/>
+            <w14:prstDash w14:val="solid"/>
+            <w14:round/>
+          </w14:textOutline>
+        </w:rPr>
+        <w:t xml:space="preserve">   → </w:t>
+      </w:r>
+      <w:proofErr w:type="spellStart"/>
+      <w:r>
+        <w:rPr>
+          <w:color w:val="000000" w:themeColor="text1"/>
+          <w:sz w:val="20"/>
+          <w:szCs w:val="20"/>
+          <w14:shadow w14:blurRad="38100" w14:dist="19050" w14:dir="2700000" w14:sx="100000" w14:sy="100000" w14:kx="0" w14:ky="0" w14:algn="tl">
+            <w14:schemeClr w14:val="dk1">
+              <w14:alpha w14:val="60000"/>
+            </w14:schemeClr>
+          </w14:shadow>
+          <w14:textOutline w14:w="0" w14:cap="flat" w14:cmpd="sng" w14:algn="ctr">
+            <w14:noFill/>
+            <w14:prstDash w14:val="solid"/>
+            <w14:round/>
+          </w14:textOutline>
+        </w:rPr>
+        <w:t>chat_service.add_</w:t>
+      </w:r>
+      <w:proofErr w:type="gramStart"/>
+      <w:r>
+        <w:rPr>
+          <w:color w:val="000000" w:themeColor="text1"/>
+          <w:sz w:val="20"/>
+          <w:szCs w:val="20"/>
+          <w14:shadow w14:blurRad="38100" w14:dist="19050" w14:dir="2700000" w14:sx="100000" w14:sy="100000" w14:kx="0" w14:ky="0" w14:algn="tl">
+            <w14:schemeClr w14:val="dk1">
+              <w14:alpha w14:val="60000"/>
+            </w14:schemeClr>
+          </w14:shadow>
+          <w14:textOutline w14:w="0" w14:cap="flat" w14:cmpd="sng" w14:algn="ctr">
+            <w14:noFill/>
+            <w14:prstDash w14:val="solid"/>
+            <w14:round/>
+          </w14:textOutline>
+        </w:rPr>
+        <w:t>message</w:t>
+      </w:r>
+      <w:proofErr w:type="spellEnd"/>
+      <w:r>
+        <w:rPr>
+          <w:color w:val="000000" w:themeColor="text1"/>
+          <w:sz w:val="20"/>
+          <w:szCs w:val="20"/>
+          <w14:shadow w14:blurRad="38100" w14:dist="19050" w14:dir="2700000" w14:sx="100000" w14:sy="100000" w14:kx="0" w14:ky="0" w14:algn="tl">
+            <w14:schemeClr w14:val="dk1">
+              <w14:alpha w14:val="60000"/>
+            </w14:schemeClr>
+          </w14:shadow>
+          <w14:textOutline w14:w="0" w14:cap="flat" w14:cmpd="sng" w14:algn="ctr">
+            <w14:noFill/>
+            <w14:prstDash w14:val="solid"/>
+            <w14:round/>
+          </w14:textOutline>
+        </w:rPr>
+        <w:t>(</w:t>
+      </w:r>
+      <w:proofErr w:type="spellStart"/>
+      <w:proofErr w:type="gramEnd"/>
+      <w:r>
+        <w:rPr>
+          <w:color w:val="000000" w:themeColor="text1"/>
+          <w:sz w:val="20"/>
+          <w:szCs w:val="20"/>
+          <w14:shadow w14:blurRad="38100" w14:dist="19050" w14:dir="2700000" w14:sx="100000" w14:sy="100000" w14:kx="0" w14:ky="0" w14:algn="tl">
+            <w14:schemeClr w14:val="dk1">
+              <w14:alpha w14:val="60000"/>
+            </w14:schemeClr>
+          </w14:shadow>
+          <w14:textOutline w14:w="0" w14:cap="flat" w14:cmpd="sng" w14:algn="ctr">
+            <w14:noFill/>
+            <w14:prstDash w14:val="solid"/>
+            <w14:round/>
+          </w14:textOutline>
+        </w:rPr>
+        <w:t>conv_id</w:t>
+      </w:r>
+      <w:proofErr w:type="spellEnd"/>
+      <w:r>
+        <w:rPr>
+          <w:color w:val="000000" w:themeColor="text1"/>
+          <w:sz w:val="20"/>
+          <w:szCs w:val="20"/>
+          <w14:shadow w14:blurRad="38100" w14:dist="19050" w14:dir="2700000" w14:sx="100000" w14:sy="100000" w14:kx="0" w14:ky="0" w14:algn="tl">
+            <w14:schemeClr w14:val="dk1">
+              <w14:alpha w14:val="60000"/>
+            </w14:schemeClr>
+          </w14:shadow>
+          <w14:textOutline w14:w="0" w14:cap="flat" w14:cmpd="sng" w14:algn="ctr">
+            <w14:noFill/>
+            <w14:prstDash w14:val="solid"/>
+            <w14:round/>
+          </w14:textOutline>
+        </w:rPr>
+        <w:t xml:space="preserve">, </w:t>
+      </w:r>
+      <w:proofErr w:type="spellStart"/>
+      <w:r>
+        <w:rPr>
+          <w:color w:val="000000" w:themeColor="text1"/>
+          <w:sz w:val="20"/>
+          <w:szCs w:val="20"/>
+          <w14:shadow w14:blurRad="38100" w14:dist="19050" w14:dir="2700000" w14:sx="100000" w14:sy="100000" w14:kx="0" w14:ky="0" w14:algn="tl">
+            <w14:schemeClr w14:val="dk1">
+              <w14:alpha w14:val="60000"/>
+            </w14:schemeClr>
+          </w14:shadow>
+          <w14:textOutline w14:w="0" w14:cap="flat" w14:cmpd="sng" w14:algn="ctr">
+            <w14:noFill/>
+            <w14:prstDash w14:val="solid"/>
+            <w14:round/>
+          </w14:textOutline>
+        </w:rPr>
+        <w:t>user_id</w:t>
+      </w:r>
+      <w:proofErr w:type="spellEnd"/>
+      <w:r>
+        <w:rPr>
+          <w:color w:val="000000" w:themeColor="text1"/>
+          <w:sz w:val="20"/>
+          <w:szCs w:val="20"/>
+          <w14:shadow w14:blurRad="38100" w14:dist="19050" w14:dir="2700000" w14:sx="100000" w14:sy="100000" w14:kx="0" w14:ky="0" w14:algn="tl">
+            <w14:schemeClr w14:val="dk1">
+              <w14:alpha w14:val="60000"/>
+            </w14:schemeClr>
+          </w14:shadow>
+          <w14:textOutline w14:w="0" w14:cap="flat" w14:cmpd="sng" w14:algn="ctr">
+            <w14:noFill/>
+            <w14:prstDash w14:val="solid"/>
+            <w14:round/>
+          </w14:textOutline>
+        </w:rPr>
+        <w:t>, "assistant", answer)</w:t>
+      </w:r>
+    </w:p>
+    <w:p>
+      <w:pPr>
+        <w:pStyle w:val="NoSpacing"/>
+        <w:rPr>
+          <w:color w:val="000000" w:themeColor="text1"/>
+          <w:sz w:val="20"/>
+          <w:szCs w:val="20"/>
+          <w14:shadow w14:blurRad="38100" w14:dist="19050" w14:dir="2700000" w14:sx="100000" w14:sy="100000" w14:kx="0" w14:ky="0" w14:algn="tl">
+            <w14:schemeClr w14:val="dk1">
+              <w14:alpha w14:val="60000"/>
+            </w14:schemeClr>
+          </w14:shadow>
+          <w14:textOutline w14:w="0" w14:cap="flat" w14:cmpd="sng" w14:algn="ctr">
+            <w14:noFill/>
+            <w14:prstDash w14:val="solid"/>
+            <w14:round/>
+          </w14:textOutline>
+        </w:rPr>
+      </w:pPr>
+      <w:r>
+        <w:rPr>
+          <w:color w:val="000000" w:themeColor="text1"/>
+          <w:sz w:val="20"/>
+          <w:szCs w:val="20"/>
+          <w14:shadow w14:blurRad="38100" w14:dist="19050" w14:dir="2700000" w14:sx="100000" w14:sy="100000" w14:kx="0" w14:ky="0" w14:algn="tl">
+            <w14:schemeClr w14:val="dk1">
+              <w14:alpha w14:val="60000"/>
+            </w14:schemeClr>
+          </w14:shadow>
+          <w14:textOutline w14:w="0" w14:cap="flat" w14:cmpd="sng" w14:algn="ctr">
+            <w14:noFill/>
+            <w14:prstDash w14:val="solid"/>
+            <w14:round/>
+          </w14:textOutline>
+        </w:rPr>
+        <w:t xml:space="preserve">      saves bot reply to </w:t>
+      </w:r>
+      <w:proofErr w:type="spellStart"/>
+      <w:r>
+        <w:rPr>
+          <w:color w:val="000000" w:themeColor="text1"/>
+          <w:sz w:val="20"/>
+          <w:szCs w:val="20"/>
+          <w14:shadow w14:blurRad="38100" w14:dist="19050" w14:dir="2700000" w14:sx="100000" w14:sy="100000" w14:kx="0" w14:ky="0" w14:algn="tl">
+            <w14:schemeClr w14:val="dk1">
+              <w14:alpha w14:val="60000"/>
+            </w14:schemeClr>
+          </w14:shadow>
+          <w14:textOutline w14:w="0" w14:cap="flat" w14:cmpd="sng" w14:algn="ctr">
+            <w14:noFill/>
+            <w14:prstDash w14:val="solid"/>
+            <w14:round/>
+          </w14:textOutline>
+        </w:rPr>
+        <w:t>chat_messages</w:t>
+      </w:r>
+      <w:proofErr w:type="spellEnd"/>
+      <w:r>
+        <w:rPr>
+          <w:color w:val="000000" w:themeColor="text1"/>
+          <w:sz w:val="20"/>
+          <w:szCs w:val="20"/>
+          <w14:shadow w14:blurRad="38100" w14:dist="19050" w14:dir="2700000" w14:sx="100000" w14:sy="100000" w14:kx="0" w14:ky="0" w14:algn="tl">
+            <w14:schemeClr w14:val="dk1">
+              <w14:alpha w14:val="60000"/>
+            </w14:schemeClr>
+          </w14:shadow>
+          <w14:textOutline w14:w="0" w14:cap="flat" w14:cmpd="sng" w14:algn="ctr">
+            <w14:noFill/>
+            <w14:prstDash w14:val="solid"/>
+            <w14:round/>
+          </w14:textOutline>
+        </w:rPr>
+        <w:t xml:space="preserve"> table</w:t>
+      </w:r>
+    </w:p>
+    <w:p>
+      <w:pPr>
+        <w:pStyle w:val="NoSpacing"/>
+        <w:rPr>
+          <w:color w:val="000000" w:themeColor="text1"/>
+          <w:sz w:val="20"/>
+          <w:szCs w:val="20"/>
+          <w14:shadow w14:blurRad="38100" w14:dist="19050" w14:dir="2700000" w14:sx="100000" w14:sy="100000" w14:kx="0" w14:ky="0" w14:algn="tl">
+            <w14:schemeClr w14:val="dk1">
+              <w14:alpha w14:val="60000"/>
+            </w14:schemeClr>
+          </w14:shadow>
+          <w14:textOutline w14:w="0" w14:cap="flat" w14:cmpd="sng" w14:algn="ctr">
+            <w14:noFill/>
+            <w14:prstDash w14:val="solid"/>
+            <w14:round/>
+          </w14:textOutline>
+        </w:rPr>
+      </w:pPr>
+      <w:r>
+        <w:rPr>
+          <w:color w:val="000000" w:themeColor="text1"/>
+          <w:sz w:val="20"/>
+          <w:szCs w:val="20"/>
+          <w14:shadow w14:blurRad="38100" w14:dist="19050" w14:dir="2700000" w14:sx="100000" w14:sy="100000" w14:kx="0" w14:ky="0" w14:algn="tl">
+            <w14:schemeClr w14:val="dk1">
+              <w14:alpha w14:val="60000"/>
+            </w14:schemeClr>
+          </w14:shadow>
+          <w14:textOutline w14:w="0" w14:cap="flat" w14:cmpd="sng" w14:algn="ctr">
+            <w14:noFill/>
+            <w14:prstDash w14:val="solid"/>
+            <w14:round/>
+          </w14:textOutline>
+        </w:rPr>
+        <w:t xml:space="preserve">           │</w:t>
+      </w:r>
+    </w:p>
+    <w:p>
+      <w:pPr>
+        <w:pStyle w:val="NoSpacing"/>
+        <w:rPr>
+          <w:color w:val="000000" w:themeColor="text1"/>
+          <w:sz w:val="20"/>
+          <w:szCs w:val="20"/>
+          <w14:shadow w14:blurRad="38100" w14:dist="19050" w14:dir="2700000" w14:sx="100000" w14:sy="100000" w14:kx="0" w14:ky="0" w14:algn="tl">
+            <w14:schemeClr w14:val="dk1">
+              <w14:alpha w14:val="60000"/>
+            </w14:schemeClr>
+          </w14:shadow>
+          <w14:textOutline w14:w="0" w14:cap="flat" w14:cmpd="sng" w14:algn="ctr">
+            <w14:noFill/>
+            <w14:prstDash w14:val="solid"/>
+            <w14:round/>
+          </w14:textOutline>
+        </w:rPr>
+      </w:pPr>
+      <w:r>
+        <w:rPr>
+          <w:color w:val="000000" w:themeColor="text1"/>
+          <w:sz w:val="20"/>
+          <w:szCs w:val="20"/>
+          <w14:shadow w14:blurRad="38100" w14:dist="19050" w14:dir="2700000" w14:sx="100000" w14:sy="100000" w14:kx="0" w14:ky="0" w14:algn="tl">
+            <w14:schemeClr w14:val="dk1">
+              <w14:alpha w14:val="60000"/>
+            </w14:schemeClr>
+          </w14:shadow>
+          <w14:textOutline w14:w="0" w14:cap="flat" w14:cmpd="sng" w14:algn="ctr">
+            <w14:noFill/>
+            <w14:prstDash w14:val="solid"/>
+            <w14:round/>
+          </w14:textOutline>
+        </w:rPr>
+        <w:t xml:space="preserve">           </w:t>
+      </w:r>
+      <w:r>
+        <w:rPr>
+          <w:rFonts w:ascii="Arial" w:hAnsi="Arial" w:cs="Arial"/>
+          <w:color w:val="000000" w:themeColor="text1"/>
+          <w:sz w:val="20"/>
+          <w:szCs w:val="20"/>
+          <w14:shadow w14:blurRad="38100" w14:dist="19050" w14:dir="2700000" w14:sx="100000" w14:sy="100000" w14:kx="0" w14:ky="0" w14:algn="tl">
+            <w14:schemeClr w14:val="dk1">
+              <w14:alpha w14:val="60000"/>
+            </w14:schemeClr>
+          </w14:shadow>
+          <w14:textOutline w14:w="0" w14:cap="flat" w14:cmpd="sng" w14:algn="ctr">
+            <w14:noFill/>
+            <w14:prstDash w14:val="solid"/>
+            <w14:round/>
+          </w14:textOutline>
+        </w:rPr>
+        <w:t>▼</w:t>
+      </w:r>
+    </w:p>
+    <w:p>
+      <w:pPr>
+        <w:pStyle w:val="NoSpacing"/>
+        <w:rPr>
+          <w:color w:val="000000" w:themeColor="text1"/>
+          <w:sz w:val="20"/>
+          <w:szCs w:val="20"/>
+          <w14:shadow w14:blurRad="38100" w14:dist="19050" w14:dir="2700000" w14:sx="100000" w14:sy="100000" w14:kx="0" w14:ky="0" w14:algn="tl">
+            <w14:schemeClr w14:val="dk1">
+              <w14:alpha w14:val="60000"/>
+            </w14:schemeClr>
+          </w14:shadow>
+          <w14:textOutline w14:w="0" w14:cap="flat" w14:cmpd="sng" w14:algn="ctr">
+            <w14:noFill/>
+            <w14:prstDash w14:val="solid"/>
+            <w14:round/>
+          </w14:textOutline>
+        </w:rPr>
+      </w:pPr>
+      <w:r>
+        <w:rPr>
+          <w:color w:val="000000" w:themeColor="text1"/>
+          <w:sz w:val="20"/>
+          <w:szCs w:val="20"/>
+          <w14:shadow w14:blurRad="38100" w14:dist="19050" w14:dir="2700000" w14:sx="100000" w14:sy="100000" w14:kx="0" w14:ky="0" w14:algn="tl">
+            <w14:schemeClr w14:val="dk1">
+              <w14:alpha w14:val="60000"/>
+            </w14:schemeClr>
+          </w14:shadow>
+          <w14:textOutline w14:w="0" w14:cap="flat" w14:cmpd="sng" w14:algn="ctr">
+            <w14:noFill/>
+            <w14:prstDash w14:val="solid"/>
+            <w14:round/>
+          </w14:textOutline>
+        </w:rPr>
+        <w:t>4. Frontend streams the response and displays it</w:t>
+      </w:r>
+      <w:r>
+        <w:rPr>
+          <w:color w:val="000000" w:themeColor="text1"/>
+          <w:sz w:val="20"/>
+          <w:szCs w:val="20"/>
+          <w14:shadow w14:blurRad="38100" w14:dist="19050" w14:dir="2700000" w14:sx="100000" w14:sy="100000" w14:kx="0" w14:ky="0" w14:algn="tl">
+            <w14:schemeClr w14:val="dk1">
+              <w14:alpha w14:val="60000"/>
+            </w14:schemeClr>
+          </w14:shadow>
+          <w14:textOutline w14:w="0" w14:cap="flat" w14:cmpd="sng" w14:algn="ctr">
+            <w14:noFill/>
+            <w14:prstDash w14:val="solid"/>
+            <w14:round/>
+          </w14:textOutline>
+        </w:rPr>
+        <w:br/>
+      </w:r>
+      <w:r>
+        <w:rPr>
+          <w:color w:val="000000" w:themeColor="text1"/>
+          <w:sz w:val="20"/>
+          <w:szCs w:val="20"/>
+          <w14:shadow w14:blurRad="38100" w14:dist="19050" w14:dir="2700000" w14:sx="100000" w14:sy="100000" w14:kx="0" w14:ky="0" w14:algn="tl">
+            <w14:schemeClr w14:val="dk1">
+              <w14:alpha w14:val="60000"/>
+            </w14:schemeClr>
+          </w14:shadow>
+          <w14:textOutline w14:w="0" w14:cap="flat" w14:cmpd="sng" w14:algn="ctr">
+            <w14:noFill/>
+            <w14:prstDash w14:val="solid"/>
+            <w14:round/>
+          </w14:textOutline>
+        </w:rPr>
+        <w:br/>
+      </w:r>
+      <w:r>
+        <w:rPr>
+          <w:b/>
+          <w:color w:val="000000" w:themeColor="text1"/>
+          <w:szCs w:val="20"/>
+          <w14:shadow w14:blurRad="38100" w14:dist="19050" w14:dir="2700000" w14:sx="100000" w14:sy="100000" w14:kx="0" w14:ky="0" w14:algn="tl">
+            <w14:schemeClr w14:val="dk1">
+              <w14:alpha w14:val="60000"/>
+            </w14:schemeClr>
+          </w14:shadow>
+          <w14:textOutline w14:w="0" w14:cap="flat" w14:cmpd="sng" w14:algn="ctr">
+            <w14:noFill/>
+            <w14:prstDash w14:val="solid"/>
+            <w14:round/>
+          </w14:textOutline>
+        </w:rPr>
+        <w:br/>
+      </w:r>
+      <w:r>
+        <w:rPr>
+          <w:b/>
+          <w:sz w:val="24"/>
+        </w:rPr>
+        <w:t>Why history works when you click a conversation</w:t>
+      </w:r>
+      <w:r>
+        <w:br/>
+      </w:r>
+      <w:r>
+        <w:rPr>
+          <w:color w:val="000000" w:themeColor="text1"/>
+          <w:sz w:val="20"/>
+          <w:szCs w:val="20"/>
+          <w14:shadow w14:blurRad="38100" w14:dist="19050" w14:dir="2700000" w14:sx="100000" w14:sy="100000" w14:kx="0" w14:ky="0" w14:algn="tl">
+            <w14:schemeClr w14:val="dk1">
+              <w14:alpha w14:val="60000"/>
+            </w14:schemeClr>
+          </w14:shadow>
+          <w14:textOutline w14:w="0" w14:cap="flat" w14:cmpd="sng" w14:algn="ctr">
+            <w14:noFill/>
+            <w14:prstDash w14:val="solid"/>
+            <w14:round/>
+          </w14:textOutline>
+        </w:rPr>
+        <w:t>User clicks old conversation in sidebar</w:t>
+      </w:r>
+    </w:p>
+    <w:p>
+      <w:pPr>
+        <w:pStyle w:val="NoSpacing"/>
+        <w:rPr>
+          <w:color w:val="000000" w:themeColor="text1"/>
+          <w:sz w:val="20"/>
+          <w:szCs w:val="20"/>
+          <w14:shadow w14:blurRad="38100" w14:dist="19050" w14:dir="2700000" w14:sx="100000" w14:sy="100000" w14:kx="0" w14:ky="0" w14:algn="tl">
+            <w14:schemeClr w14:val="dk1">
+              <w14:alpha w14:val="60000"/>
+            </w14:schemeClr>
+          </w14:shadow>
+          <w14:textOutline w14:w="0" w14:cap="flat" w14:cmpd="sng" w14:algn="ctr">
+            <w14:noFill/>
+            <w14:prstDash w14:val="solid"/>
+            <w14:round/>
+          </w14:textOutline>
+        </w:rPr>
+      </w:pPr>
+      <w:r>
+        <w:rPr>
+          <w:color w:val="000000" w:themeColor="text1"/>
+          <w:sz w:val="20"/>
+          <w:szCs w:val="20"/>
+          <w14:shadow w14:blurRad="38100" w14:dist="19050" w14:dir="2700000" w14:sx="100000" w14:sy="100000" w14:kx="0" w14:ky="0" w14:algn="tl">
+            <w14:schemeClr w14:val="dk1">
+              <w14:alpha w14:val="60000"/>
+            </w14:schemeClr>
+          </w14:shadow>
+          <w14:textOutline w14:w="0" w14:cap="flat" w14:cmpd="sng" w14:algn="ctr">
+            <w14:noFill/>
+            <w14:prstDash w14:val="solid"/>
+            <w14:round/>
+          </w14:textOutline>
+        </w:rPr>
+        <w:t xml:space="preserve">           │</w:t>
+      </w:r>
+    </w:p>
+    <w:p>
+      <w:pPr>
+        <w:pStyle w:val="NoSpacing"/>
+        <w:rPr>
+          <w:color w:val="000000" w:themeColor="text1"/>
+          <w:sz w:val="20"/>
+          <w:szCs w:val="20"/>
+          <w14:shadow w14:blurRad="38100" w14:dist="19050" w14:dir="2700000" w14:sx="100000" w14:sy="100000" w14:kx="0" w14:ky="0" w14:algn="tl">
+            <w14:schemeClr w14:val="dk1">
+              <w14:alpha w14:val="60000"/>
+            </w14:schemeClr>
+          </w14:shadow>
+          <w14:textOutline w14:w="0" w14:cap="flat" w14:cmpd="sng" w14:algn="ctr">
+            <w14:noFill/>
+            <w14:prstDash w14:val="solid"/>
+            <w14:round/>
+          </w14:textOutline>
+        </w:rPr>
+      </w:pPr>
+      <w:r>
+        <w:rPr>
+          <w:color w:val="000000" w:themeColor="text1"/>
+          <w:sz w:val="20"/>
+          <w:szCs w:val="20"/>
+          <w14:shadow w14:blurRad="38100" w14:dist="19050" w14:dir="2700000" w14:sx="100000" w14:sy="100000" w14:kx="0" w14:ky="0" w14:algn="tl">
+            <w14:schemeClr w14:val="dk1">
+              <w14:alpha w14:val="60000"/>
+            </w14:schemeClr>
+          </w14:shadow>
+          <w14:textOutline w14:w="0" w14:cap="flat" w14:cmpd="sng" w14:algn="ctr">
+            <w14:noFill/>
+            <w14:prstDash w14:val="solid"/>
+            <w14:round/>
+          </w14:textOutline>
+        </w:rPr>
+        <w:t xml:space="preserve">           </w:t>
+      </w:r>
+      <w:r>
+        <w:rPr>
+          <w:rFonts w:ascii="Arial" w:hAnsi="Arial" w:cs="Arial"/>
+          <w:color w:val="000000" w:themeColor="text1"/>
+          <w:sz w:val="20"/>
+          <w:szCs w:val="20"/>
+          <w14:shadow w14:blurRad="38100" w14:dist="19050" w14:dir="2700000" w14:sx="100000" w14:sy="100000" w14:kx="0" w14:ky="0" w14:algn="tl">
+            <w14:schemeClr w14:val="dk1">
+              <w14:alpha w14:val="60000"/>
+            </w14:schemeClr>
+          </w14:shadow>
+          <w14:textOutline w14:w="0" w14:cap="flat" w14:cmpd="sng" w14:algn="ctr">
+            <w14:noFill/>
+            <w14:prstDash w14:val="solid"/>
+            <w14:round/>
+          </w14:textOutline>
+        </w:rPr>
+        <w:t>▼</w:t>
+      </w:r>
+    </w:p>
+    <w:p>
+      <w:pPr>
+        <w:pStyle w:val="NoSpacing"/>
+        <w:rPr>
+          <w:color w:val="000000" w:themeColor="text1"/>
+          <w:sz w:val="20"/>
+          <w:szCs w:val="20"/>
+          <w14:shadow w14:blurRad="38100" w14:dist="19050" w14:dir="2700000" w14:sx="100000" w14:sy="100000" w14:kx="0" w14:ky="0" w14:algn="tl">
+            <w14:schemeClr w14:val="dk1">
+              <w14:alpha w14:val="60000"/>
+            </w14:schemeClr>
+          </w14:shadow>
+          <w14:textOutline w14:w="0" w14:cap="flat" w14:cmpd="sng" w14:algn="ctr">
+            <w14:noFill/>
+            <w14:prstDash w14:val="solid"/>
+            <w14:round/>
+          </w14:textOutline>
+        </w:rPr>
+      </w:pPr>
+      <w:r>
+        <w:rPr>
+          <w:color w:val="000000" w:themeColor="text1"/>
+          <w:sz w:val="20"/>
+          <w:szCs w:val="20"/>
+          <w14:shadow w14:blurRad="38100" w14:dist="19050" w14:dir="2700000" w14:sx="100000" w14:sy="100000" w14:kx="0" w14:ky="0" w14:algn="tl">
+            <w14:schemeClr w14:val="dk1">
+              <w14:alpha w14:val="60000"/>
+            </w14:schemeClr>
+          </w14:shadow>
+          <w14:textOutline w14:w="0" w14:cap="flat" w14:cmpd="sng" w14:algn="ctr">
+            <w14:noFill/>
+            <w14:prstDash w14:val="solid"/>
+            <w14:round/>
+          </w14:textOutline>
+        </w:rPr>
+        <w:t>GET /conversations/{id}</w:t>
+      </w:r>
+    </w:p>
+    <w:p>
+      <w:pPr>
+        <w:pStyle w:val="NoSpacing"/>
+        <w:rPr>
+          <w:color w:val="000000" w:themeColor="text1"/>
+          <w:sz w:val="20"/>
+          <w:szCs w:val="20"/>
+          <w14:shadow w14:blurRad="38100" w14:dist="19050" w14:dir="2700000" w14:sx="100000" w14:sy="100000" w14:kx="0" w14:ky="0" w14:algn="tl">
+            <w14:schemeClr w14:val="dk1">
+              <w14:alpha w14:val="60000"/>
+            </w14:schemeClr>
+          </w14:shadow>
+          <w14:textOutline w14:w="0" w14:cap="flat" w14:cmpd="sng" w14:algn="ctr">
+            <w14:noFill/>
+            <w14:prstDash w14:val="solid"/>
+            <w14:round/>
+          </w14:textOutline>
+        </w:rPr>
+      </w:pPr>
+      <w:r>
+        <w:rPr>
+          <w:color w:val="000000" w:themeColor="text1"/>
+          <w:sz w:val="20"/>
+          <w:szCs w:val="20"/>
+          <w14:shadow w14:blurRad="38100" w14:dist="19050" w14:dir="2700000" w14:sx="100000" w14:sy="100000" w14:kx="0" w14:ky="0" w14:algn="tl">
+            <w14:schemeClr w14:val="dk1">
+              <w14:alpha w14:val="60000"/>
+            </w14:schemeClr>
+          </w14:shadow>
+          <w14:textOutline w14:w="0" w14:cap="flat" w14:cmpd="sng" w14:algn="ctr">
+            <w14:noFill/>
+            <w14:prstDash w14:val="solid"/>
+            <w14:round/>
+          </w14:textOutline>
+        </w:rPr>
+        <w:t xml:space="preserve">           │</w:t>
+      </w:r>
+    </w:p>
+    <w:p>
+      <w:pPr>
+        <w:pStyle w:val="NoSpacing"/>
+        <w:rPr>
+          <w:color w:val="000000" w:themeColor="text1"/>
+          <w:sz w:val="20"/>
+          <w:szCs w:val="20"/>
+          <w14:shadow w14:blurRad="38100" w14:dist="19050" w14:dir="2700000" w14:sx="100000" w14:sy="100000" w14:kx="0" w14:ky="0" w14:algn="tl">
+            <w14:schemeClr w14:val="dk1">
+              <w14:alpha w14:val="60000"/>
+            </w14:schemeClr>
+          </w14:shadow>
+          <w14:textOutline w14:w="0" w14:cap="flat" w14:cmpd="sng" w14:algn="ctr">
+            <w14:noFill/>
+            <w14:prstDash w14:val="solid"/>
+            <w14:round/>
+          </w14:textOutline>
+        </w:rPr>
+      </w:pPr>
+      <w:r>
+        <w:rPr>
+          <w:color w:val="000000" w:themeColor="text1"/>
+          <w:sz w:val="20"/>
+          <w:szCs w:val="20"/>
+          <w14:shadow w14:blurRad="38100" w14:dist="19050" w14:dir="2700000" w14:sx="100000" w14:sy="100000" w14:kx="0" w14:ky="0" w14:algn="tl">
+            <w14:schemeClr w14:val="dk1">
+              <w14:alpha w14:val="60000"/>
+            </w14:schemeClr>
+          </w14:shadow>
+          <w14:textOutline w14:w="0" w14:cap="flat" w14:cmpd="sng" w14:algn="ctr">
+            <w14:noFill/>
+            <w14:prstDash w14:val="solid"/>
+            <w14:round/>
+          </w14:textOutline>
+        </w:rPr>
+        <w:t xml:space="preserve">           </w:t>
+      </w:r>
+      <w:r>
+        <w:rPr>
+          <w:rFonts w:ascii="Arial" w:hAnsi="Arial" w:cs="Arial"/>
+          <w:color w:val="000000" w:themeColor="text1"/>
+          <w:sz w:val="20"/>
+          <w:szCs w:val="20"/>
+          <w14:shadow w14:blurRad="38100" w14:dist="19050" w14:dir="2700000" w14:sx="100000" w14:sy="100000" w14:kx="0" w14:ky="0" w14:algn="tl">
+            <w14:schemeClr w14:val="dk1">
+              <w14:alpha w14:val="60000"/>
+            </w14:schemeClr>
+          </w14:shadow>
+          <w14:textOutline w14:w="0" w14:cap="flat" w14:cmpd="sng" w14:algn="ctr">
+            <w14:noFill/>
+            <w14:prstDash w14:val="solid"/>
+            <w14:round/>
+          </w14:textOutline>
+        </w:rPr>
+        <w:t>▼</w:t>
+      </w:r>
+    </w:p>
+    <w:p>
+      <w:pPr>
+        <w:pStyle w:val="NoSpacing"/>
+        <w:rPr>
+          <w:color w:val="000000" w:themeColor="text1"/>
+          <w:sz w:val="20"/>
+          <w:szCs w:val="20"/>
+          <w14:shadow w14:blurRad="38100" w14:dist="19050" w14:dir="2700000" w14:sx="100000" w14:sy="100000" w14:kx="0" w14:ky="0" w14:algn="tl">
+            <w14:schemeClr w14:val="dk1">
+              <w14:alpha w14:val="60000"/>
+            </w14:schemeClr>
+          </w14:shadow>
+          <w14:textOutline w14:w="0" w14:cap="flat" w14:cmpd="sng" w14:algn="ctr">
+            <w14:noFill/>
+            <w14:prstDash w14:val="solid"/>
+            <w14:round/>
+          </w14:textOutline>
+        </w:rPr>
+      </w:pPr>
+      <w:proofErr w:type="spellStart"/>
+      <w:r>
+        <w:rPr>
+          <w:color w:val="000000" w:themeColor="text1"/>
+          <w:sz w:val="20"/>
+          <w:szCs w:val="20"/>
+          <w14:shadow w14:blurRad="38100" w14:dist="19050" w14:dir="2700000" w14:sx="100000" w14:sy="100000" w14:kx="0" w14:ky="0" w14:algn="tl">
+            <w14:schemeClr w14:val="dk1">
+              <w14:alpha w14:val="60000"/>
+            </w14:schemeClr>
+          </w14:shadow>
+          <w14:textOutline w14:w="0" w14:cap="flat" w14:cmpd="sng" w14:algn="ctr">
+            <w14:noFill/>
+            <w14:prstDash w14:val="solid"/>
+            <w14:round/>
+          </w14:textOutline>
+        </w:rPr>
+        <w:t>chat_service.get_conversation_</w:t>
+      </w:r>
+      <w:proofErr w:type="gramStart"/>
+      <w:r>
+        <w:rPr>
+          <w:color w:val="000000" w:themeColor="text1"/>
+          <w:sz w:val="20"/>
+          <w:szCs w:val="20"/>
+          <w14:shadow w14:blurRad="38100" w14:dist="19050" w14:dir="2700000" w14:sx="100000" w14:sy="100000" w14:kx="0" w14:ky="0" w14:algn="tl">
+            <w14:schemeClr w14:val="dk1">
+              <w14:alpha w14:val="60000"/>
+            </w14:schemeClr>
+          </w14:shadow>
+          <w14:textOutline w14:w="0" w14:cap="flat" w14:cmpd="sng" w14:algn="ctr">
+            <w14:noFill/>
+            <w14:prstDash w14:val="solid"/>
+            <w14:round/>
+          </w14:textOutline>
+        </w:rPr>
+        <w:t>details</w:t>
+      </w:r>
+      <w:proofErr w:type="spellEnd"/>
+      <w:r>
+        <w:rPr>
+          <w:color w:val="000000" w:themeColor="text1"/>
+          <w:sz w:val="20"/>
+          <w:szCs w:val="20"/>
+          <w14:shadow w14:blurRad="38100" w14:dist="19050" w14:dir="2700000" w14:sx="100000" w14:sy="100000" w14:kx="0" w14:ky="0" w14:algn="tl">
+            <w14:schemeClr w14:val="dk1">
+              <w14:alpha w14:val="60000"/>
+            </w14:schemeClr>
+          </w14:shadow>
+          <w14:textOutline w14:w="0" w14:cap="flat" w14:cmpd="sng" w14:algn="ctr">
+            <w14:noFill/>
+            <w14:prstDash w14:val="solid"/>
+            <w14:round/>
+          </w14:textOutline>
+        </w:rPr>
+        <w:t>(</w:t>
+      </w:r>
+      <w:proofErr w:type="gramEnd"/>
+      <w:r>
+        <w:rPr>
+          <w:color w:val="000000" w:themeColor="text1"/>
+          <w:sz w:val="20"/>
+          <w:szCs w:val="20"/>
+          <w14:shadow w14:blurRad="38100" w14:dist="19050" w14:dir="2700000" w14:sx="100000" w14:sy="100000" w14:kx="0" w14:ky="0" w14:algn="tl">
+            <w14:schemeClr w14:val="dk1">
+              <w14:alpha w14:val="60000"/>
+            </w14:schemeClr>
+          </w14:shadow>
+          <w14:textOutline w14:w="0" w14:cap="flat" w14:cmpd="sng" w14:algn="ctr">
+            <w14:noFill/>
+            <w14:prstDash w14:val="solid"/>
+            <w14:round/>
+          </w14:textOutline>
+        </w:rPr>
+        <w:t>)</w:t>
+      </w:r>
+    </w:p>
+    <w:p>
+      <w:pPr>
+        <w:pStyle w:val="NoSpacing"/>
+        <w:rPr>
+          <w:color w:val="000000" w:themeColor="text1"/>
+          <w:sz w:val="20"/>
+          <w:szCs w:val="20"/>
+          <w14:shadow w14:blurRad="38100" w14:dist="19050" w14:dir="2700000" w14:sx="100000" w14:sy="100000" w14:kx="0" w14:ky="0" w14:algn="tl">
+            <w14:schemeClr w14:val="dk1">
+              <w14:alpha w14:val="60000"/>
+            </w14:schemeClr>
+          </w14:shadow>
+          <w14:textOutline w14:w="0" w14:cap="flat" w14:cmpd="sng" w14:algn="ctr">
+            <w14:noFill/>
+            <w14:prstDash w14:val="solid"/>
+            <w14:round/>
+          </w14:textOutline>
+        </w:rPr>
+      </w:pPr>
+      <w:r>
+        <w:rPr>
+          <w:color w:val="000000" w:themeColor="text1"/>
+          <w:sz w:val="20"/>
+          <w:szCs w:val="20"/>
+          <w14:shadow w14:blurRad="38100" w14:dist="19050" w14:dir="2700000" w14:sx="100000" w14:sy="100000" w14:kx="0" w14:ky="0" w14:algn="tl">
+            <w14:schemeClr w14:val="dk1">
+              <w14:alpha w14:val="60000"/>
+            </w14:schemeClr>
+          </w14:shadow>
+          <w14:textOutline w14:w="0" w14:cap="flat" w14:cmpd="sng" w14:algn="ctr">
+            <w14:noFill/>
+            <w14:prstDash w14:val="solid"/>
+            <w14:round/>
+          </w14:textOutline>
+        </w:rPr>
+        <w:t xml:space="preserve">   → queries conversations </w:t>
+      </w:r>
+      <w:proofErr w:type="gramStart"/>
+      <w:r>
+        <w:rPr>
+          <w:color w:val="000000" w:themeColor="text1"/>
+          <w:sz w:val="20"/>
+          <w:szCs w:val="20"/>
+          <w14:shadow w14:blurRad="38100" w14:dist="19050" w14:dir="2700000" w14:sx="100000" w14:sy="100000" w14:kx="0" w14:ky="0" w14:algn="tl">
+            <w14:schemeClr w14:val="dk1">
+              <w14:alpha w14:val="60000"/>
+            </w14:schemeClr>
+          </w14:shadow>
+          <w14:textOutline w14:w="0" w14:cap="flat" w14:cmpd="sng" w14:algn="ctr">
+            <w14:noFill/>
+            <w14:prstDash w14:val="solid"/>
+            <w14:round/>
+          </w14:textOutline>
+        </w:rPr>
+        <w:t>table  (</w:t>
+      </w:r>
+      <w:proofErr w:type="gramEnd"/>
+      <w:r>
+        <w:rPr>
+          <w:color w:val="000000" w:themeColor="text1"/>
+          <w:sz w:val="20"/>
+          <w:szCs w:val="20"/>
+          <w14:shadow w14:blurRad="38100" w14:dist="19050" w14:dir="2700000" w14:sx="100000" w14:sy="100000" w14:kx="0" w14:ky="0" w14:algn="tl">
+            <w14:schemeClr w14:val="dk1">
+              <w14:alpha w14:val="60000"/>
+            </w14:schemeClr>
+          </w14:shadow>
+          <w14:textOutline w14:w="0" w14:cap="flat" w14:cmpd="sng" w14:algn="ctr">
+            <w14:noFill/>
+            <w14:prstDash w14:val="solid"/>
+            <w14:round/>
+          </w14:textOutline>
+        </w:rPr>
+        <w:t>gets title, dates)</w:t>
+      </w:r>
+    </w:p>
+    <w:p>
+      <w:pPr>
+        <w:pStyle w:val="NoSpacing"/>
+        <w:rPr>
+          <w:color w:val="000000" w:themeColor="text1"/>
+          <w:sz w:val="20"/>
+          <w:szCs w:val="20"/>
+          <w14:shadow w14:blurRad="38100" w14:dist="19050" w14:dir="2700000" w14:sx="100000" w14:sy="100000" w14:kx="0" w14:ky="0" w14:algn="tl">
+            <w14:schemeClr w14:val="dk1">
+              <w14:alpha w14:val="60000"/>
+            </w14:schemeClr>
+          </w14:shadow>
+          <w14:textOutline w14:w="0" w14:cap="flat" w14:cmpd="sng" w14:algn="ctr">
+            <w14:noFill/>
+            <w14:prstDash w14:val="solid"/>
+            <w14:round/>
+          </w14:textOutline>
+        </w:rPr>
+      </w:pPr>
+      <w:r>
+        <w:rPr>
+          <w:color w:val="000000" w:themeColor="text1"/>
+          <w:sz w:val="20"/>
+          <w:szCs w:val="20"/>
+          <w14:shadow w14:blurRad="38100" w14:dist="19050" w14:dir="2700000" w14:sx="100000" w14:sy="100000" w14:kx="0" w14:ky="0" w14:algn="tl">
+            <w14:schemeClr w14:val="dk1">
+              <w14:alpha w14:val="60000"/>
+            </w14:schemeClr>
+          </w14:shadow>
+          <w14:textOutline w14:w="0" w14:cap="flat" w14:cmpd="sng" w14:algn="ctr">
+            <w14:noFill/>
+            <w14:prstDash w14:val="solid"/>
+            <w14:round/>
+          </w14:textOutline>
+        </w:rPr>
+        <w:t xml:space="preserve">   → queries </w:t>
+      </w:r>
+      <w:proofErr w:type="spellStart"/>
+      <w:r>
+        <w:rPr>
+          <w:color w:val="000000" w:themeColor="text1"/>
+          <w:sz w:val="20"/>
+          <w:szCs w:val="20"/>
+          <w14:shadow w14:blurRad="38100" w14:dist="19050" w14:dir="2700000" w14:sx="100000" w14:sy="100000" w14:kx="0" w14:ky="0" w14:algn="tl">
+            <w14:schemeClr w14:val="dk1">
+              <w14:alpha w14:val="60000"/>
+            </w14:schemeClr>
+          </w14:shadow>
+          <w14:textOutline w14:w="0" w14:cap="flat" w14:cmpd="sng" w14:algn="ctr">
+            <w14:noFill/>
+            <w14:prstDash w14:val="solid"/>
+            <w14:round/>
+          </w14:textOutline>
+        </w:rPr>
+        <w:t>chat_messages</w:t>
+      </w:r>
+      <w:proofErr w:type="spellEnd"/>
+      <w:r>
+        <w:rPr>
+          <w:color w:val="000000" w:themeColor="text1"/>
+          <w:sz w:val="20"/>
+          <w:szCs w:val="20"/>
+          <w14:shadow w14:blurRad="38100" w14:dist="19050" w14:dir="2700000" w14:sx="100000" w14:sy="100000" w14:kx="0" w14:ky="0" w14:algn="tl">
+            <w14:schemeClr w14:val="dk1">
+              <w14:alpha w14:val="60000"/>
+            </w14:schemeClr>
+          </w14:shadow>
+          <w14:textOutline w14:w="0" w14:cap="flat" w14:cmpd="sng" w14:algn="ctr">
+            <w14:noFill/>
+            <w14:prstDash w14:val="solid"/>
+            <w14:round/>
+          </w14:textOutline>
+        </w:rPr>
+        <w:t xml:space="preserve"> </w:t>
+      </w:r>
+      <w:proofErr w:type="gramStart"/>
+      <w:r>
+        <w:rPr>
+          <w:color w:val="000000" w:themeColor="text1"/>
+          <w:sz w:val="20"/>
+          <w:szCs w:val="20"/>
+          <w14:shadow w14:blurRad="38100" w14:dist="19050" w14:dir="2700000" w14:sx="100000" w14:sy="100000" w14:kx="0" w14:ky="0" w14:algn="tl">
+            <w14:schemeClr w14:val="dk1">
+              <w14:alpha w14:val="60000"/>
+            </w14:schemeClr>
+          </w14:shadow>
+          <w14:textOutline w14:w="0" w14:cap="flat" w14:cmpd="sng" w14:algn="ctr">
+            <w14:noFill/>
+            <w14:prstDash w14:val="solid"/>
+            <w14:round/>
+          </w14:textOutline>
+        </w:rPr>
+        <w:t>table  (</w:t>
+      </w:r>
+      <w:proofErr w:type="gramEnd"/>
+      <w:r>
+        <w:rPr>
+          <w:color w:val="000000" w:themeColor="text1"/>
+          <w:sz w:val="20"/>
+          <w:szCs w:val="20"/>
+          <w14:shadow w14:blurRad="38100" w14:dist="19050" w14:dir="2700000" w14:sx="100000" w14:sy="100000" w14:kx="0" w14:ky="0" w14:algn="tl">
+            <w14:schemeClr w14:val="dk1">
+              <w14:alpha w14:val="60000"/>
+            </w14:schemeClr>
+          </w14:shadow>
+          <w14:textOutline w14:w="0" w14:cap="flat" w14:cmpd="sng" w14:algn="ctr">
+            <w14:noFill/>
+            <w14:prstDash w14:val="solid"/>
+            <w14:round/>
+          </w14:textOutline>
+        </w:rPr>
+        <w:t xml:space="preserve">gets ALL messages ORDER BY </w:t>
+      </w:r>
+      <w:proofErr w:type="spellStart"/>
+      <w:r>
+        <w:rPr>
+          <w:color w:val="000000" w:themeColor="text1"/>
+          <w:sz w:val="20"/>
+          <w:szCs w:val="20"/>
+          <w14:shadow w14:blurRad="38100" w14:dist="19050" w14:dir="2700000" w14:sx="100000" w14:sy="100000" w14:kx="0" w14:ky="0" w14:algn="tl">
+            <w14:schemeClr w14:val="dk1">
+              <w14:alpha w14:val="60000"/>
+            </w14:schemeClr>
+          </w14:shadow>
+          <w14:textOutline w14:w="0" w14:cap="flat" w14:cmpd="sng" w14:algn="ctr">
+            <w14:noFill/>
+            <w14:prstDash w14:val="solid"/>
+            <w14:round/>
+          </w14:textOutline>
+        </w:rPr>
+        <w:t>created_at</w:t>
+      </w:r>
+      <w:proofErr w:type="spellEnd"/>
+      <w:r>
+        <w:rPr>
+          <w:color w:val="000000" w:themeColor="text1"/>
+          <w:sz w:val="20"/>
+          <w:szCs w:val="20"/>
+          <w14:shadow w14:blurRad="38100" w14:dist="19050" w14:dir="2700000" w14:sx="100000" w14:sy="100000" w14:kx="0" w14:ky="0" w14:algn="tl">
+            <w14:schemeClr w14:val="dk1">
+              <w14:alpha w14:val="60000"/>
+            </w14:schemeClr>
+          </w14:shadow>
+          <w14:textOutline w14:w="0" w14:cap="flat" w14:cmpd="sng" w14:algn="ctr">
+            <w14:noFill/>
+            <w14:prstDash w14:val="solid"/>
+            <w14:round/>
+          </w14:textOutline>
+        </w:rPr>
+        <w:t xml:space="preserve"> ASC)</w:t>
+      </w:r>
+    </w:p>
+    <w:p>
+      <w:pPr>
+        <w:pStyle w:val="NoSpacing"/>
+        <w:rPr>
+          <w:color w:val="000000" w:themeColor="text1"/>
+          <w:sz w:val="20"/>
+          <w:szCs w:val="20"/>
+          <w14:shadow w14:blurRad="38100" w14:dist="19050" w14:dir="2700000" w14:sx="100000" w14:sy="100000" w14:kx="0" w14:ky="0" w14:algn="tl">
+            <w14:schemeClr w14:val="dk1">
+              <w14:alpha w14:val="60000"/>
+            </w14:schemeClr>
+          </w14:shadow>
+          <w14:textOutline w14:w="0" w14:cap="flat" w14:cmpd="sng" w14:algn="ctr">
+            <w14:noFill/>
+            <w14:prstDash w14:val="solid"/>
+            <w14:round/>
+          </w14:textOutline>
+        </w:rPr>
+      </w:pPr>
+      <w:r>
+        <w:rPr>
+          <w:color w:val="000000" w:themeColor="text1"/>
+          <w:sz w:val="20"/>
+          <w:szCs w:val="20"/>
+          <w14:shadow w14:blurRad="38100" w14:dist="19050" w14:dir="2700000" w14:sx="100000" w14:sy="100000" w14:kx="0" w14:ky="0" w14:algn="tl">
+            <w14:schemeClr w14:val="dk1">
+              <w14:alpha w14:val="60000"/>
+            </w14:schemeClr>
+          </w14:shadow>
+          <w14:textOutline w14:w="0" w14:cap="flat" w14:cmpd="sng" w14:algn="ctr">
+            <w14:noFill/>
+            <w14:prstDash w14:val="solid"/>
+            <w14:round/>
+          </w14:textOutline>
+        </w:rPr>
+        <w:t xml:space="preserve">   → returns </w:t>
+      </w:r>
+      <w:proofErr w:type="gramStart"/>
+      <w:r>
+        <w:rPr>
+          <w:color w:val="000000" w:themeColor="text1"/>
+          <w:sz w:val="20"/>
+          <w:szCs w:val="20"/>
+          <w14:shadow w14:blurRad="38100" w14:dist="19050" w14:dir="2700000" w14:sx="100000" w14:sy="100000" w14:kx="0" w14:ky="0" w14:algn="tl">
+            <w14:schemeClr w14:val="dk1">
+              <w14:alpha w14:val="60000"/>
+            </w14:schemeClr>
+          </w14:shadow>
+          <w14:textOutline w14:w="0" w14:cap="flat" w14:cmpd="sng" w14:algn="ctr">
+            <w14:noFill/>
+            <w14:prstDash w14:val="solid"/>
+            <w14:round/>
+          </w14:textOutline>
+        </w:rPr>
+        <w:t>{ conversation</w:t>
+      </w:r>
+      <w:proofErr w:type="gramEnd"/>
+      <w:r>
+        <w:rPr>
+          <w:color w:val="000000" w:themeColor="text1"/>
+          <w:sz w:val="20"/>
+          <w:szCs w:val="20"/>
+          <w14:shadow w14:blurRad="38100" w14:dist="19050" w14:dir="2700000" w14:sx="100000" w14:sy="100000" w14:kx="0" w14:ky="0" w14:algn="tl">
+            <w14:schemeClr w14:val="dk1">
+              <w14:alpha w14:val="60000"/>
+            </w14:schemeClr>
+          </w14:shadow>
+          <w14:textOutline w14:w="0" w14:cap="flat" w14:cmpd="sng" w14:algn="ctr">
+            <w14:noFill/>
+            <w14:prstDash w14:val="solid"/>
+            <w14:round/>
+          </w14:textOutline>
+        </w:rPr>
+        <w:t>: {...}, messages: [...] }</w:t>
+      </w:r>
+    </w:p>
+    <w:p>
+      <w:pPr>
+        <w:pStyle w:val="NoSpacing"/>
+        <w:rPr>
+          <w:color w:val="000000" w:themeColor="text1"/>
+          <w:sz w:val="20"/>
+          <w:szCs w:val="20"/>
+          <w14:shadow w14:blurRad="38100" w14:dist="19050" w14:dir="2700000" w14:sx="100000" w14:sy="100000" w14:kx="0" w14:ky="0" w14:algn="tl">
+            <w14:schemeClr w14:val="dk1">
+              <w14:alpha w14:val="60000"/>
+            </w14:schemeClr>
+          </w14:shadow>
+          <w14:textOutline w14:w="0" w14:cap="flat" w14:cmpd="sng" w14:algn="ctr">
+            <w14:noFill/>
+            <w14:prstDash w14:val="solid"/>
+            <w14:round/>
+          </w14:textOutline>
+        </w:rPr>
+      </w:pPr>
+      <w:r>
+        <w:rPr>
+          <w:color w:val="000000" w:themeColor="text1"/>
+          <w:sz w:val="20"/>
+          <w:szCs w:val="20"/>
+          <w14:shadow w14:blurRad="38100" w14:dist="19050" w14:dir="2700000" w14:sx="100000" w14:sy="100000" w14:kx="0" w14:ky="0" w14:algn="tl">
+            <w14:schemeClr w14:val="dk1">
+              <w14:alpha w14:val="60000"/>
+            </w14:schemeClr>
+          </w14:shadow>
+          <w14:textOutline w14:w="0" w14:cap="flat" w14:cmpd="sng" w14:algn="ctr">
+            <w14:noFill/>
+            <w14:prstDash w14:val="solid"/>
+            <w14:round/>
+          </w14:textOutline>
+        </w:rPr>
+        <w:t xml:space="preserve">           │</w:t>
+      </w:r>
+    </w:p>
+    <w:p>
+      <w:pPr>
+        <w:pStyle w:val="NoSpacing"/>
+        <w:rPr>
+          <w:color w:val="000000" w:themeColor="text1"/>
+          <w:sz w:val="20"/>
+          <w:szCs w:val="20"/>
+          <w14:shadow w14:blurRad="38100" w14:dist="19050" w14:dir="2700000" w14:sx="100000" w14:sy="100000" w14:kx="0" w14:ky="0" w14:algn="tl">
+            <w14:schemeClr w14:val="dk1">
+              <w14:alpha w14:val="60000"/>
+            </w14:schemeClr>
+          </w14:shadow>
+          <w14:textOutline w14:w="0" w14:cap="flat" w14:cmpd="sng" w14:algn="ctr">
+            <w14:noFill/>
+            <w14:prstDash w14:val="solid"/>
+            <w14:round/>
+          </w14:textOutline>
+        </w:rPr>
+      </w:pPr>
+      <w:r>
+        <w:rPr>
+          <w:color w:val="000000" w:themeColor="text1"/>
+          <w:sz w:val="20"/>
+          <w:szCs w:val="20"/>
+          <w14:shadow w14:blurRad="38100" w14:dist="19050" w14:dir="2700000" w14:sx="100000" w14:sy="100000" w14:kx="0" w14:ky="0" w14:algn="tl">
+            <w14:schemeClr w14:val="dk1">
+              <w14:alpha w14:val="60000"/>
+            </w14:schemeClr>
+          </w14:shadow>
+          <w14:textOutline w14:w="0" w14:cap="flat" w14:cmpd="sng" w14:algn="ctr">
+            <w14:noFill/>
+            <w14:prstDash w14:val="solid"/>
+            <w14:round/>
+          </w14:textOutline>
+        </w:rPr>
+        <w:t xml:space="preserve">           </w:t>
+      </w:r>
+      <w:r>
+        <w:rPr>
+          <w:rFonts w:ascii="Arial" w:hAnsi="Arial" w:cs="Arial"/>
+          <w:color w:val="000000" w:themeColor="text1"/>
+          <w:sz w:val="20"/>
+          <w:szCs w:val="20"/>
+          <w14:shadow w14:blurRad="38100" w14:dist="19050" w14:dir="2700000" w14:sx="100000" w14:sy="100000" w14:kx="0" w14:ky="0" w14:algn="tl">
+            <w14:schemeClr w14:val="dk1">
+              <w14:alpha w14:val="60000"/>
+            </w14:schemeClr>
+          </w14:shadow>
+          <w14:textOutline w14:w="0" w14:cap="flat" w14:cmpd="sng" w14:algn="ctr">
+            <w14:noFill/>
+            <w14:prstDash w14:val="solid"/>
+            <w14:round/>
+          </w14:textOutline>
+        </w:rPr>
+        <w:t>▼</w:t>
+      </w:r>
+    </w:p>
+    <w:p>
+      <w:pPr>
+        <w:pStyle w:val="NoSpacing"/>
+        <w:rPr>
+          <w:color w:val="000000" w:themeColor="text1"/>
+          <w:sz w:val="20"/>
+          <w:szCs w:val="20"/>
+          <w14:shadow w14:blurRad="38100" w14:dist="19050" w14:dir="2700000" w14:sx="100000" w14:sy="100000" w14:kx="0" w14:ky="0" w14:algn="tl">
+            <w14:schemeClr w14:val="dk1">
+              <w14:alpha w14:val="60000"/>
+            </w14:schemeClr>
+          </w14:shadow>
+          <w14:textOutline w14:w="0" w14:cap="flat" w14:cmpd="sng" w14:algn="ctr">
+            <w14:noFill/>
+            <w14:prstDash w14:val="solid"/>
+            <w14:round/>
+          </w14:textOutline>
+        </w:rPr>
+      </w:pPr>
+      <w:r>
+        <w:rPr>
+          <w:color w:val="000000" w:themeColor="text1"/>
+          <w:sz w:val="20"/>
+          <w:szCs w:val="20"/>
+          <w14:shadow w14:blurRad="38100" w14:dist="19050" w14:dir="2700000" w14:sx="100000" w14:sy="100000" w14:kx="0" w14:ky="0" w14:algn="tl">
+            <w14:schemeClr w14:val="dk1">
+              <w14:alpha w14:val="60000"/>
+            </w14:schemeClr>
+          </w14:shadow>
+          <w14:textOutline w14:w="0" w14:cap="flat" w14:cmpd="sng" w14:algn="ctr">
+            <w14:noFill/>
+            <w14:prstDash w14:val="solid"/>
+            <w14:round/>
+          </w14:textOutline>
+        </w:rPr>
+        <w:t>Frontend maps messages:</w:t>
+      </w:r>
+    </w:p>
+    <w:p>
+      <w:pPr>
+        <w:pStyle w:val="NoSpacing"/>
+        <w:rPr>
+          <w:color w:val="000000" w:themeColor="text1"/>
+          <w:sz w:val="20"/>
+          <w:szCs w:val="20"/>
+          <w14:shadow w14:blurRad="38100" w14:dist="19050" w14:dir="2700000" w14:sx="100000" w14:sy="100000" w14:kx="0" w14:ky="0" w14:algn="tl">
+            <w14:schemeClr w14:val="dk1">
+              <w14:alpha w14:val="60000"/>
+            </w14:schemeClr>
+          </w14:shadow>
+          <w14:textOutline w14:w="0" w14:cap="flat" w14:cmpd="sng" w14:algn="ctr">
+            <w14:noFill/>
+            <w14:prstDash w14:val="solid"/>
+            <w14:round/>
+          </w14:textOutline>
+        </w:rPr>
+      </w:pPr>
+      <w:r>
+        <w:rPr>
+          <w:color w:val="000000" w:themeColor="text1"/>
+          <w:sz w:val="20"/>
+          <w:szCs w:val="20"/>
+          <w14:shadow w14:blurRad="38100" w14:dist="19050" w14:dir="2700000" w14:sx="100000" w14:sy="100000" w14:kx="0" w14:ky="0" w14:algn="tl">
+            <w14:schemeClr w14:val="dk1">
+              <w14:alpha w14:val="60000"/>
+            </w14:schemeClr>
+          </w14:shadow>
+          <w14:textOutline w14:w="0" w14:cap="flat" w14:cmpd="sng" w14:algn="ctr">
+            <w14:noFill/>
+            <w14:prstDash w14:val="solid"/>
+            <w14:round/>
+          </w14:textOutline>
+        </w:rPr>
+        <w:t xml:space="preserve">   role "user"      → type "user"   → blue bubble right</w:t>
+      </w:r>
+    </w:p>
+    <w:p>
+      <w:pPr>
+        <w:pStyle w:val="NoSpacing"/>
+        <w:rPr>
+          <w:color w:val="000000" w:themeColor="text1"/>
+          <w:sz w:val="20"/>
+          <w:szCs w:val="20"/>
+          <w14:shadow w14:blurRad="38100" w14:dist="19050" w14:dir="2700000" w14:sx="100000" w14:sy="100000" w14:kx="0" w14:ky="0" w14:algn="tl">
+            <w14:schemeClr w14:val="dk1">
+              <w14:alpha w14:val="60000"/>
+            </w14:schemeClr>
+          </w14:shadow>
+          <w14:textOutline w14:w="0" w14:cap="flat" w14:cmpd="sng" w14:algn="ctr">
+            <w14:noFill/>
+            <w14:prstDash w14:val="solid"/>
+            <w14:round/>
+          </w14:textOutline>
+        </w:rPr>
+      </w:pPr>
+      <w:r>
+        <w:rPr>
+          <w:color w:val="000000" w:themeColor="text1"/>
+          <w:sz w:val="20"/>
+          <w:szCs w:val="20"/>
+          <w14:shadow w14:blurRad="38100" w14:dist="19050" w14:dir="2700000" w14:sx="100000" w14:sy="100000" w14:kx="0" w14:ky="0" w14:algn="tl">
+            <w14:schemeClr w14:val="dk1">
+              <w14:alpha w14:val="60000"/>
+            </w14:schemeClr>
+          </w14:shadow>
+          <w14:textOutline w14:w="0" w14:cap="flat" w14:cmpd="sng" w14:algn="ctr">
+            <w14:noFill/>
+            <w14:prstDash w14:val="solid"/>
+            <w14:round/>
+          </w14:textOutline>
+        </w:rPr>
+        <w:t xml:space="preserve">   role "assistant" → type "bot"    </w:t>
+      </w:r>
       <w:bookmarkStart w:id="0" w:name="_GoBack"/>
       <w:bookmarkEnd w:id="0"/>
+      <w:r>
+        <w:rPr>
+          <w:color w:val="000000" w:themeColor="text1"/>
+          <w:sz w:val="20"/>
+          <w:szCs w:val="20"/>
+          <w14:shadow w14:blurRad="38100" w14:dist="19050" w14:dir="2700000" w14:sx="100000" w14:sy="100000" w14:kx="0" w14:ky="0" w14:algn="tl">
+            <w14:schemeClr w14:val="dk1">
+              <w14:alpha w14:val="60000"/>
+            </w14:schemeClr>
+          </w14:shadow>
+          <w14:textOutline w14:w="0" w14:cap="flat" w14:cmpd="sng" w14:algn="ctr">
+            <w14:noFill/>
+            <w14:prstDash w14:val="solid"/>
+            <w14:round/>
+          </w14:textOutline>
+        </w:rPr>
+        <w:t>→ grey bubble left</w:t>
+      </w:r>
     </w:p>
     <w:sectPr>
       <w:pgSz w:w="12240" w:h="15840"/>
